--- a/data/revised_2026-10_full/tracked/v2/Core_Mathematics/SS2.8_Vectors/Core_Mathematics_Vectors_CBE_LessonSequence_TRACKED.docx
+++ b/data/revised_2026-10_full/tracked/v2/Core_Mathematics/SS2.8_Vectors/Core_Mathematics_Vectors_CBE_LessonSequence_TRACKED.docx
@@ -427,10 +427,10 @@
               <w:spacing w:after="40" w:before="0"/>
               <w:jc w:val="left"/>
               <w:rPr>
-                <w:ins w:id="9002" w:author="Claude (AI) - proposed" w:date="2026-10-15T20:14:29Z"/>
-              </w:rPr>
-            </w:pPr>
-            <w:ins w:id="9001" w:author="Claude (AI) - proposed" w:date="2026-10-15T20:14:29Z">
+                <w:ins w:id="9002" w:author="Claude (AI) - proposed" w:date="2026-10-18T00:27:57Z"/>
+              </w:rPr>
+            </w:pPr>
+            <w:ins w:id="9001" w:author="Claude (AI) - proposed" w:date="2026-10-18T00:27:57Z">
               <w:r>
                 <w:rPr>
                   <w:rFonts w:ascii="Arial" w:cs="Arial" w:eastAsia="Arial" w:hAnsi="Arial"/>
@@ -452,10 +452,10 @@
               <w:spacing w:after="40" w:before="0"/>
               <w:jc w:val="left"/>
               <w:rPr>
-                <w:del w:id="9004" w:author="Claude (AI) - proposed" w:date="2026-10-15T20:14:29Z"/>
-              </w:rPr>
-            </w:pPr>
-            <w:del w:id="9003" w:author="Claude (AI) - proposed" w:date="2026-10-15T20:14:29Z">
+                <w:del w:id="9004" w:author="Claude (AI) - proposed" w:date="2026-10-18T00:27:57Z"/>
+              </w:rPr>
+            </w:pPr>
+            <w:del w:id="9003" w:author="Claude (AI) - proposed" w:date="2026-10-18T00:27:57Z">
               <w:r>
                 <w:rPr>
                   <w:rFonts w:ascii="Arial" w:cs="Arial" w:eastAsia="Arial" w:hAnsi="Arial"/>
@@ -1769,10 +1769,10 @@
               <w:spacing w:after="40" w:before="0"/>
               <w:jc w:val="left"/>
               <w:rPr>
-                <w:ins w:id="9006" w:author="Claude (AI) - proposed" w:date="2026-10-15T20:14:29Z"/>
-              </w:rPr>
-            </w:pPr>
-            <w:ins w:id="9005" w:author="Claude (AI) - proposed" w:date="2026-10-15T20:14:29Z">
+                <w:ins w:id="9006" w:author="Claude (AI) - proposed" w:date="2026-10-18T00:27:57Z"/>
+              </w:rPr>
+            </w:pPr>
+            <w:ins w:id="9005" w:author="Claude (AI) - proposed" w:date="2026-10-18T00:27:57Z">
               <w:r>
                 <w:rPr>
                   <w:rFonts w:ascii="Arial" w:cs="Arial" w:eastAsia="Arial" w:hAnsi="Arial"/>
@@ -1794,10 +1794,10 @@
               <w:spacing w:after="40" w:before="0"/>
               <w:jc w:val="left"/>
               <w:rPr>
-                <w:del w:id="9008" w:author="Claude (AI) - proposed" w:date="2026-10-15T20:14:29Z"/>
-              </w:rPr>
-            </w:pPr>
-            <w:del w:id="9007" w:author="Claude (AI) - proposed" w:date="2026-10-15T20:14:29Z">
+                <w:del w:id="9008" w:author="Claude (AI) - proposed" w:date="2026-10-18T00:27:57Z"/>
+              </w:rPr>
+            </w:pPr>
+            <w:del w:id="9007" w:author="Claude (AI) - proposed" w:date="2026-10-18T00:27:57Z">
               <w:r>
                 <w:rPr>
                   <w:rFonts w:ascii="Arial" w:cs="Arial" w:eastAsia="Arial" w:hAnsi="Arial"/>
@@ -2498,7 +2498,7 @@
         </w:rPr>
         <w:t xml:space="preserve">© 2026 SeaVuria and ARES. This work is licensed under a </w:t>
       </w:r>
-      <w:hyperlink w:history="1" r:id="rIdq0zdzvbktlmwfjcz1ukiy">
+      <w:hyperlink w:history="1" r:id="rIdmg5pvuvxkfx7lqdgdicnz">
         <w:r>
           <w:rPr>
             <w:rFonts w:ascii="Arial" w:cs="Arial" w:eastAsia="Arial" w:hAnsi="Arial"/>
@@ -2518,7 +2518,7 @@
         </w:rPr>
         <w:t xml:space="preserve"> (</w:t>
       </w:r>
-      <w:hyperlink w:history="1" r:id="rId6ljkyl6nvcxu9ildk8je1">
+      <w:hyperlink w:history="1" r:id="rId78dydyduee-pjoozkyv31">
         <w:r>
           <w:rPr>
             <w:rFonts w:ascii="Arial" w:cs="Arial" w:eastAsia="Arial" w:hAnsi="Arial"/>
@@ -2538,7 +2538,7 @@
         </w:rPr>
         <w:t xml:space="preserve">). To view a copy of this license, visit </w:t>
       </w:r>
-      <w:hyperlink w:history="1" r:id="rId1rvr8xztvyufkh5fkzo1l">
+      <w:hyperlink w:history="1" r:id="rIdmz4ojr5a4a8evdsnwihqn">
         <w:r>
           <w:rPr>
             <w:rFonts w:ascii="Arial" w:cs="Arial" w:eastAsia="Arial" w:hAnsi="Arial"/>
@@ -2922,7 +2922,7 @@
               </w:rPr>
               <w:t xml:space="preserve">Learners will be able to: (a) classify everyday quantities as either vectors or scalars and justify their classification; (b) </w:t>
             </w:r>
-            <w:del w:id="9009" w:author="Claude (AI) - proposed" w:date="2026-10-15T20:14:29Z">
+            <w:del w:id="9009" w:author="Claude (AI) - proposed" w:date="2026-10-18T00:27:57Z">
               <w:r>
                 <w:rPr>
                   <w:rFonts w:ascii="Arial" w:cs="Arial" w:eastAsia="Arial" w:hAnsi="Arial"/>
@@ -2950,7 +2950,7 @@
               </w:rPr>
               <w:t xml:space="preserve">label directed quantities</w:t>
             </w:r>
-            <w:ins w:id="9010" w:author="Claude (AI) - proposed" w:date="2026-10-15T20:14:29Z">
+            <w:ins w:id="9010" w:author="Claude (AI) - proposed" w:date="2026-10-18T00:27:57Z">
               <w:r>
                 <w:rPr>
                   <w:rFonts w:ascii="Arial" w:cs="Arial" w:eastAsia="Arial" w:hAnsi="Arial"/>
@@ -3114,7 +3114,7 @@
               </w:rPr>
               <w:t xml:space="preserve">1. What </w:t>
             </w:r>
-            <w:del w:id="9011" w:author="Claude (AI) - proposed" w:date="2026-10-15T20:14:29Z">
+            <w:del w:id="9011" w:author="Claude (AI) - proposed" w:date="2026-10-18T00:27:57Z">
               <w:r>
                 <w:rPr>
                   <w:rFonts w:ascii="Arial" w:cs="Arial" w:eastAsia="Arial" w:hAnsi="Arial"/>
@@ -3129,7 +3129,7 @@
                 <w:delText xml:space="preserve">is the meaning of the terms vector and scalar quantities</w:delText>
               </w:r>
             </w:del>
-            <w:ins w:id="9012" w:author="Claude (AI) - proposed" w:date="2026-10-15T20:14:29Z">
+            <w:ins w:id="9012" w:author="Claude (AI) - proposed" w:date="2026-10-18T00:27:57Z">
               <w:r>
                 <w:rPr>
                   <w:rFonts w:ascii="Arial" w:cs="Arial" w:eastAsia="Arial" w:hAnsi="Arial"/>
@@ -3676,7 +3676,7 @@
             <w:pPr>
               <w:spacing w:after="20" w:before="0"/>
             </w:pPr>
-            <w:hyperlink w:history="1" r:id="rId5oxo1tkljaaobxsnta6rs">
+            <w:hyperlink w:history="1" r:id="rIdxferzmxu8f7brxeopqdm6">
               <w:r>
                 <w:rPr>
                   <w:rFonts w:ascii="Arial" w:cs="Arial" w:eastAsia="Arial" w:hAnsi="Arial"/>
@@ -3709,7 +3709,7 @@
               <w:spacing w:after="10" w:before="0"/>
               <w:ind w:left="120"/>
             </w:pPr>
-            <w:hyperlink w:history="1" r:id="rIdhhyhr4dii6xx_3zqlifcd">
+            <w:hyperlink w:history="1" r:id="rIdyifb1njvnr3nyk7xs5sma">
               <w:r>
                 <w:rPr>
                   <w:rFonts w:ascii="Arial" w:cs="Arial" w:eastAsia="Arial" w:hAnsi="Arial"/>
@@ -3754,7 +3754,7 @@
             <w:pPr>
               <w:spacing w:after="20" w:before="0"/>
             </w:pPr>
-            <w:hyperlink w:history="1" r:id="rIdbj5r6tcw6olrcotelwgkm">
+            <w:hyperlink w:history="1" r:id="rIdhlropgcgicrvlqorltg-0">
               <w:r>
                 <w:rPr>
                   <w:rFonts w:ascii="Arial" w:cs="Arial" w:eastAsia="Arial" w:hAnsi="Arial"/>
@@ -3787,7 +3787,7 @@
               <w:spacing w:after="10" w:before="0"/>
               <w:ind w:left="120"/>
             </w:pPr>
-            <w:hyperlink w:history="1" r:id="rIdcgmzxfwg_x7jc2rvn5-x_">
+            <w:hyperlink w:history="1" r:id="rIdjodj3_kk_glx1k-gltgew">
               <w:r>
                 <w:rPr>
                   <w:rFonts w:ascii="Arial" w:cs="Arial" w:eastAsia="Arial" w:hAnsi="Arial"/>
@@ -3987,7 +3987,7 @@
             <w:pPr>
               <w:spacing w:after="20" w:before="0"/>
             </w:pPr>
-            <w:hyperlink w:history="1" r:id="rIdtpqljm2bgv8piglv6svtu">
+            <w:hyperlink w:history="1" r:id="rIdtgqekd0tdcsvqiutahuv3">
               <w:r>
                 <w:rPr>
                   <w:rFonts w:ascii="Arial" w:cs="Arial" w:eastAsia="Arial" w:hAnsi="Arial"/>
@@ -4020,7 +4020,7 @@
               <w:spacing w:after="10" w:before="0"/>
               <w:ind w:left="120"/>
             </w:pPr>
-            <w:hyperlink w:history="1" r:id="rIdrzvjbhgpaqkox3q4iv1wy">
+            <w:hyperlink w:history="1" r:id="rIdante3rgl68vic_gjdlheo">
               <w:r>
                 <w:rPr>
                   <w:rFonts w:ascii="Arial" w:cs="Arial" w:eastAsia="Arial" w:hAnsi="Arial"/>
@@ -4065,7 +4065,7 @@
             <w:pPr>
               <w:spacing w:after="20" w:before="0"/>
             </w:pPr>
-            <w:hyperlink w:history="1" r:id="rId9feyq-7ndvyhjeo15hrcn">
+            <w:hyperlink w:history="1" r:id="rIdtdvond2uxndodkyuvaqtf">
               <w:r>
                 <w:rPr>
                   <w:rFonts w:ascii="Arial" w:cs="Arial" w:eastAsia="Arial" w:hAnsi="Arial"/>
@@ -4098,7 +4098,7 @@
               <w:spacing w:after="10" w:before="0"/>
               <w:ind w:left="120"/>
             </w:pPr>
-            <w:hyperlink w:history="1" r:id="rId11hm-mhprmndr3nefxyot">
+            <w:hyperlink w:history="1" r:id="rId9mzzhh7a0x3mmnl5tliqp">
               <w:r>
                 <w:rPr>
                   <w:rFonts w:ascii="Arial" w:cs="Arial" w:eastAsia="Arial" w:hAnsi="Arial"/>
@@ -4298,7 +4298,7 @@
             <w:pPr>
               <w:spacing w:after="20" w:before="0"/>
             </w:pPr>
-            <w:hyperlink w:history="1" r:id="rId1hk3kqfxkemj_vlxf5mus">
+            <w:hyperlink w:history="1" r:id="rId2fiu7lcfmhysqxjnmogqp">
               <w:r>
                 <w:rPr>
                   <w:rFonts w:ascii="Arial" w:cs="Arial" w:eastAsia="Arial" w:hAnsi="Arial"/>
@@ -4347,7 +4347,7 @@
               <w:spacing w:after="10" w:before="0"/>
               <w:ind w:left="120"/>
             </w:pPr>
-            <w:hyperlink w:history="1" r:id="rId77g38mkxjd6ftemvj5__v">
+            <w:hyperlink w:history="1" r:id="rId1aaihhjxrhng0py74h9xx">
               <w:r>
                 <w:rPr>
                   <w:rFonts w:ascii="Arial" w:cs="Arial" w:eastAsia="Arial" w:hAnsi="Arial"/>
@@ -4392,7 +4392,7 @@
             <w:pPr>
               <w:spacing w:after="20" w:before="0"/>
             </w:pPr>
-            <w:hyperlink w:history="1" r:id="rIdggeo0yq7nonm_hnalmh80">
+            <w:hyperlink w:history="1" r:id="rId_cm5oz4omzwjb3_tl9eth">
               <w:r>
                 <w:rPr>
                   <w:rFonts w:ascii="Arial" w:cs="Arial" w:eastAsia="Arial" w:hAnsi="Arial"/>
@@ -4425,7 +4425,7 @@
               <w:spacing w:after="10" w:before="0"/>
               <w:ind w:left="120"/>
             </w:pPr>
-            <w:hyperlink w:history="1" r:id="rIdfy2ypw6vp5veczo0ad99i">
+            <w:hyperlink w:history="1" r:id="rIdj18tyz01abmzp4nkmwapd">
               <w:r>
                 <w:rPr>
                   <w:rFonts w:ascii="Arial" w:cs="Arial" w:eastAsia="Arial" w:hAnsi="Arial"/>
@@ -4470,7 +4470,7 @@
               </w:rPr>
               <w:t xml:space="preserve">The teacher formally introduces the terms VECTOR and SCALAR with definitions, and learners immediately apply the definitions to classify a set of eight Kenyan-context quantities. DEFINITION PHASE (8 min): The teacher writes two definitions on the board and learners copy them into their books: 'A SCALAR quantity is described completely by its magnitude (size) only.' 'A VECTOR quantity is described completely only when both its magnitude AND direction are stated.' The teacher gives two Nairobi-context worked examples for each. CLASSIFICATION ACTIVITY (10 min): Learners receive or copy a table of eight quantities: (1) Temperature in Nairobi today: 22°C; (2) Wind speed at Kisumu Airport: 15 km/h blowing from Lake Victoria towards the east; (3) </w:t>
             </w:r>
-            <w:del w:id="9013" w:author="Claude (AI) - proposed" w:date="2026-10-15T20:14:29Z">
+            <w:del w:id="9013" w:author="Claude (AI) - proposed" w:date="2026-10-18T00:27:57Z">
               <w:r>
                 <w:rPr>
                   <w:rFonts w:ascii="Arial" w:cs="Arial" w:eastAsia="Arial" w:hAnsi="Arial"/>
@@ -4485,7 +4485,7 @@
                 <w:delText xml:space="preserve">Weight</w:delText>
               </w:r>
             </w:del>
-            <w:ins w:id="9014" w:author="Claude (AI) - proposed" w:date="2026-10-15T20:14:29Z">
+            <w:ins w:id="9014" w:author="Claude (AI) - proposed" w:date="2026-10-18T00:27:57Z">
               <w:r>
                 <w:rPr>
                   <w:rFonts w:ascii="Arial" w:cs="Arial" w:eastAsia="Arial" w:hAnsi="Arial"/>
@@ -4546,7 +4546,7 @@
               </w:rPr>
               <w:t xml:space="preserve">DEFINITION INTRODUCTION (8 min): Write SCALAR and VECTOR as large headings on the board. Say: 'We now have a name for the two things a journey needs. Let me introduce them.' Write both definitions. Then say: 'Back to our map. Is 8 km a scalar or a vector?' Wait 10 seconds. Cold-call one learner. 'Correct — 8 km is a SCALAR. It has size only. Now what about: 8 km northwest from Kencom towards Westlands — scalar or vector?' Wait 10 seconds. Cold-call a different learner. 'Correct — that is a VECTOR. It has both size AND direction.' Point to the map: 'That is why the two matatus ended up in different places — Route A was a vector pointing northwest, Route B was a vector pointing southeast. The 8 km label only told us half the story.' CLASSIFICATION ACTIVITY (10 min): Distribute or display the table of eight quantities. Say: 'Work alone. For each quantity, write V for vector or S for scalar, and write ONE reason — mention either magnitude only OR magnitude plus direction.' Set a 6-minute individual timer. After 6 minutes: 'Compare your answers with your partner. Circle any one that you disagree on and be ready to explain your disagreement.' WHOLE-CLASS DEBRIEF (5 min): Cold-call learners for items 2, 4, 6, and 8 — the four most pedagogically rich items. For each, ask: 'Which did you choose and WHY?' After each response, ask the class: 'Does anyone disagree? Raise your hand.' Use disagreements as teachable moments. </w:t>
             </w:r>
-            <w:ins w:id="9015" w:author="Claude (AI) - proposed" w:date="2026-10-15T20:14:29Z">
+            <w:ins w:id="9015" w:author="Claude (AI) - proposed" w:date="2026-10-18T00:27:57Z">
               <w:r>
                 <w:rPr>
                   <w:rFonts w:ascii="Arial" w:cs="Arial" w:eastAsia="Arial" w:hAnsi="Arial"/>
@@ -4640,7 +4640,7 @@
               </w:rPr>
               <w:t xml:space="preserve">Observable indicator: Learners correctly classify at least 6 of 8 quantities with a written reason. The teacher specifically watches for: (a) Learners who classify 'wind speed at 15 km/h' (item 2) as scalar — they are reading magnitude only and missing the directional phrase 'blowing from Lake Victoria towards the east'; this reveals that they are not reading the full quantity description, a critical habit of mind for vectors. (b) Learners who </w:t>
             </w:r>
-            <w:del w:id="9016" w:author="Claude (AI) - proposed" w:date="2026-10-15T20:14:29Z">
+            <w:del w:id="9016" w:author="Claude (AI) - proposed" w:date="2026-10-18T00:27:57Z">
               <w:r>
                 <w:rPr>
                   <w:rFonts w:ascii="Arial" w:cs="Arial" w:eastAsia="Arial" w:hAnsi="Arial"/>
@@ -4655,7 +4655,7 @@
                 <w:delText xml:space="preserve">classify</w:delText>
               </w:r>
             </w:del>
-            <w:ins w:id="9017" w:author="Claude (AI) - proposed" w:date="2026-10-15T20:14:29Z">
+            <w:ins w:id="9017" w:author="Claude (AI) - proposed" w:date="2026-10-18T00:27:57Z">
               <w:r>
                 <w:rPr>
                   <w:rFonts w:ascii="Arial" w:cs="Arial" w:eastAsia="Arial" w:hAnsi="Arial"/>
@@ -4683,7 +4683,7 @@
               </w:rPr>
               <w:t xml:space="preserve"> 'weight' </w:t>
             </w:r>
-            <w:del w:id="9018" w:author="Claude (AI) - proposed" w:date="2026-10-15T20:14:29Z">
+            <w:del w:id="9018" w:author="Claude (AI) - proposed" w:date="2026-10-18T00:27:57Z">
               <w:r>
                 <w:rPr>
                   <w:rFonts w:ascii="Arial" w:cs="Arial" w:eastAsia="Arial" w:hAnsi="Arial"/>
@@ -4698,7 +4698,7 @@
                 <w:delText xml:space="preserve">(item 3) as scalar — this is correct at this level but be aware</w:delText>
               </w:r>
             </w:del>
-            <w:ins w:id="9019" w:author="Claude (AI) - proposed" w:date="2026-10-15T20:14:29Z">
+            <w:ins w:id="9019" w:author="Claude (AI) - proposed" w:date="2026-10-18T00:27:57Z">
               <w:r>
                 <w:rPr>
                   <w:rFonts w:ascii="Arial" w:cs="Arial" w:eastAsia="Arial" w:hAnsi="Arial"/>
@@ -4726,7 +4726,7 @@
               </w:rPr>
               <w:t xml:space="preserve"> that weight is </w:t>
             </w:r>
-            <w:del w:id="9020" w:author="Claude (AI) - proposed" w:date="2026-10-15T20:14:29Z">
+            <w:del w:id="9020" w:author="Claude (AI) - proposed" w:date="2026-10-18T00:27:57Z">
               <w:r>
                 <w:rPr>
                   <w:rFonts w:ascii="Arial" w:cs="Arial" w:eastAsia="Arial" w:hAnsi="Arial"/>
@@ -4741,7 +4741,7 @@
                 <w:delText xml:space="preserve">technically a vector (force due to gravity acting downward); acknowledge this if raised by a strong learner but note it is</w:delText>
               </w:r>
             </w:del>
-            <w:ins w:id="9021" w:author="Claude (AI) - proposed" w:date="2026-10-15T20:14:29Z">
+            <w:ins w:id="9021" w:author="Claude (AI) - proposed" w:date="2026-10-18T00:27:57Z">
               <w:r>
                 <w:rPr>
                   <w:rFonts w:ascii="Arial" w:cs="Arial" w:eastAsia="Arial" w:hAnsi="Arial"/>
@@ -4825,7 +4825,7 @@
             <w:pPr>
               <w:spacing w:after="20" w:before="0"/>
             </w:pPr>
-            <w:hyperlink w:history="1" r:id="rIdwrkzoak-zgvdktsd4rcuz">
+            <w:hyperlink w:history="1" r:id="rIdldjhbe6qle9_mhyhh4o6p">
               <w:r>
                 <w:rPr>
                   <w:rFonts w:ascii="Arial" w:cs="Arial" w:eastAsia="Arial" w:hAnsi="Arial"/>
@@ -4874,7 +4874,7 @@
               <w:spacing w:after="10" w:before="0"/>
               <w:ind w:left="120"/>
             </w:pPr>
-            <w:hyperlink w:history="1" r:id="rId41k4mpmnwpf1of9y7aytm">
+            <w:hyperlink w:history="1" r:id="rId-icgsej3paprqjgxaab7c">
               <w:r>
                 <w:rPr>
                   <w:rFonts w:ascii="Arial" w:cs="Arial" w:eastAsia="Arial" w:hAnsi="Arial"/>
@@ -4919,7 +4919,7 @@
             <w:pPr>
               <w:spacing w:after="20" w:before="0"/>
             </w:pPr>
-            <w:hyperlink w:history="1" r:id="rIdlpqjauq56jduj1vtvvsde">
+            <w:hyperlink w:history="1" r:id="rIdtow4byztiuuhumluilncw">
               <w:r>
                 <w:rPr>
                   <w:rFonts w:ascii="Arial" w:cs="Arial" w:eastAsia="Arial" w:hAnsi="Arial"/>
@@ -4952,7 +4952,7 @@
               <w:spacing w:after="10" w:before="0"/>
               <w:ind w:left="120"/>
             </w:pPr>
-            <w:hyperlink w:history="1" r:id="rIdhobtqmmmptiix4xrurzwr">
+            <w:hyperlink w:history="1" r:id="rId6-y7jshic7mxjhz5o234m">
               <w:r>
                 <w:rPr>
                   <w:rFonts w:ascii="Arial" w:cs="Arial" w:eastAsia="Arial" w:hAnsi="Arial"/>
@@ -5152,7 +5152,7 @@
             <w:pPr>
               <w:spacing w:after="20" w:before="0"/>
             </w:pPr>
-            <w:hyperlink w:history="1" r:id="rIdzq43p01i27_vvdghbv7w1">
+            <w:hyperlink w:history="1" r:id="rIdcvyxb1egayvxslm-tw7vq">
               <w:r>
                 <w:rPr>
                   <w:rFonts w:ascii="Arial" w:cs="Arial" w:eastAsia="Arial" w:hAnsi="Arial"/>
@@ -5201,7 +5201,7 @@
               <w:spacing w:after="10" w:before="0"/>
               <w:ind w:left="120"/>
             </w:pPr>
-            <w:hyperlink w:history="1" r:id="rIdaf34584sw7mzri-ay9j98">
+            <w:hyperlink w:history="1" r:id="rId5b8zlwysvzsvgchjci5dh">
               <w:r>
                 <w:rPr>
                   <w:rFonts w:ascii="Arial" w:cs="Arial" w:eastAsia="Arial" w:hAnsi="Arial"/>
@@ -5246,7 +5246,7 @@
             <w:pPr>
               <w:spacing w:after="20" w:before="0"/>
             </w:pPr>
-            <w:hyperlink w:history="1" r:id="rIda6qelh0v1zicn52pwxo4l">
+            <w:hyperlink w:history="1" r:id="rId2vat9loyjfy0muycioiig">
               <w:r>
                 <w:rPr>
                   <w:rFonts w:ascii="Arial" w:cs="Arial" w:eastAsia="Arial" w:hAnsi="Arial"/>
@@ -5295,7 +5295,7 @@
               <w:spacing w:after="10" w:before="0"/>
               <w:ind w:left="120"/>
             </w:pPr>
-            <w:hyperlink w:history="1" r:id="rIduxb49_twgcakyutgtt0bs">
+            <w:hyperlink w:history="1" r:id="rIdghhwlnjlgli9pedj1mnjf">
               <w:r>
                 <w:rPr>
                   <w:rFonts w:ascii="Arial" w:cs="Arial" w:eastAsia="Arial" w:hAnsi="Arial"/>
@@ -5820,7 +5820,7 @@
         </w:rPr>
         <w:t xml:space="preserve">© 2026 SeaVuria and ARES. Aligned with KICD objectives. Developed by SeaVuria; technical implementation by ARES (with AI assistance from Claude). Licensed under </w:t>
       </w:r>
-      <w:hyperlink w:history="1" r:id="rId5kdm8bnywql3cnzoyrq1g">
+      <w:hyperlink w:history="1" r:id="rId6amakpw4735rikot3-dh2">
         <w:r>
           <w:rPr>
             <w:rFonts w:ascii="Arial" w:cs="Arial" w:eastAsia="Arial" w:hAnsi="Arial"/>
@@ -5841,7 +5841,7 @@
         </w:rPr>
         <w:t xml:space="preserve"> (</w:t>
       </w:r>
-      <w:hyperlink w:history="1" r:id="rIdrbt8vjprxmdlmh1dfqjra">
+      <w:hyperlink w:history="1" r:id="rIdvovod9beo2g_1ddomh03i">
         <w:r>
           <w:rPr>
             <w:rFonts w:ascii="Arial" w:cs="Arial" w:eastAsia="Arial" w:hAnsi="Arial"/>
@@ -6680,7 +6680,7 @@
               <w:spacing w:after="40" w:before="0"/>
               <w:jc w:val="left"/>
             </w:pPr>
-            <w:ins w:id="9022" w:author="Claude (AI) - proposed" w:date="2026-10-15T20:14:29Z">
+            <w:ins w:id="9022" w:author="Claude (AI) - proposed" w:date="2026-10-18T00:27:57Z">
               <w:r>
                 <w:rPr>
                   <w:rFonts w:ascii="Arial" w:cs="Arial" w:eastAsia="Arial" w:hAnsi="Arial"/>
@@ -7076,7 +7076,7 @@
             <w:pPr>
               <w:spacing w:after="20" w:before="0"/>
             </w:pPr>
-            <w:hyperlink w:history="1" r:id="rIdneda1a_lbw0xd5sn5pcjv">
+            <w:hyperlink w:history="1" r:id="rIdnbjczputvpurkwjrqgl-n">
               <w:r>
                 <w:rPr>
                   <w:rFonts w:ascii="Arial" w:cs="Arial" w:eastAsia="Arial" w:hAnsi="Arial"/>
@@ -7109,7 +7109,7 @@
               <w:spacing w:after="10" w:before="0"/>
               <w:ind w:left="120"/>
             </w:pPr>
-            <w:hyperlink w:history="1" r:id="rIddvlav1jayzmdfpmqcv2c-">
+            <w:hyperlink w:history="1" r:id="rIdvngypov_q49lqrnx9kcpq">
               <w:r>
                 <w:rPr>
                   <w:rFonts w:ascii="Arial" w:cs="Arial" w:eastAsia="Arial" w:hAnsi="Arial"/>
@@ -7154,7 +7154,7 @@
             <w:pPr>
               <w:spacing w:after="20" w:before="0"/>
             </w:pPr>
-            <w:hyperlink w:history="1" r:id="rIdyocx4gilnmejlpk6tbyn5">
+            <w:hyperlink w:history="1" r:id="rIdq4ybef93r4qizvt7digrx">
               <w:r>
                 <w:rPr>
                   <w:rFonts w:ascii="Arial" w:cs="Arial" w:eastAsia="Arial" w:hAnsi="Arial"/>
@@ -7187,7 +7187,7 @@
               <w:spacing w:after="10" w:before="0"/>
               <w:ind w:left="120"/>
             </w:pPr>
-            <w:hyperlink w:history="1" r:id="rId5k63mwp6y40xoiqetabvb">
+            <w:hyperlink w:history="1" r:id="rIdcbr3obkvwbk3ij9fm7ct3">
               <w:r>
                 <w:rPr>
                   <w:rFonts w:ascii="Arial" w:cs="Arial" w:eastAsia="Arial" w:hAnsi="Arial"/>
@@ -7265,7 +7265,7 @@
               </w:rPr>
               <w:t xml:space="preserve">Display two equal-length line segments (no arrowheads, no labels) drawn in different orientations on the board or chart paper. Say: 'Look at these two lines. Both are exactly 8 centimetres long. In your book, write your answer to this question — could these two lines be describing the same matatu journey? What is missing?' Allow 10 seconds of silent thinking (WAIT TIME 1). Then say: 'Now sketch what you think a proper arrow-representation of the Kencom-to-Westlands route would look like — label it with anything you feel is important.' Allow 2 minutes of individual work. Cold-call </w:t>
             </w:r>
-            <w:del w:id="9023" w:author="Claude (AI) - proposed" w:date="2026-10-15T20:14:29Z">
+            <w:del w:id="9023" w:author="Claude (AI) - proposed" w:date="2026-10-18T00:27:57Z">
               <w:r>
                 <w:rPr>
                   <w:rFonts w:ascii="Arial" w:cs="Arial" w:eastAsia="Arial" w:hAnsi="Arial"/>
@@ -7280,7 +7280,7 @@
                 <w:delText xml:space="preserve">3</w:delText>
               </w:r>
             </w:del>
-            <w:ins w:id="9024" w:author="Claude (AI) - proposed" w:date="2026-10-15T20:14:29Z">
+            <w:ins w:id="9024" w:author="Claude (AI) - proposed" w:date="2026-10-18T00:27:57Z">
               <w:r>
                 <w:rPr>
                   <w:rFonts w:ascii="Arial" w:cs="Arial" w:eastAsia="Arial" w:hAnsi="Arial"/>
@@ -7308,7 +7308,7 @@
               </w:rPr>
               <w:t xml:space="preserve"> learners to share sketches (choose one who drew only a line</w:t>
             </w:r>
-            <w:del w:id="9025" w:author="Claude (AI) - proposed" w:date="2026-10-15T20:14:29Z">
+            <w:del w:id="9025" w:author="Claude (AI) - proposed" w:date="2026-10-18T00:27:57Z">
               <w:r>
                 <w:rPr>
                   <w:rFonts w:ascii="Arial" w:cs="Arial" w:eastAsia="Arial" w:hAnsi="Arial"/>
@@ -7323,7 +7323,7 @@
                 <w:delText xml:space="preserve">,</w:delText>
               </w:r>
             </w:del>
-            <w:ins w:id="9026" w:author="Claude (AI) - proposed" w:date="2026-10-15T20:14:29Z">
+            <w:ins w:id="9026" w:author="Claude (AI) - proposed" w:date="2026-10-18T00:27:57Z">
               <w:r>
                 <w:rPr>
                   <w:rFonts w:ascii="Arial" w:cs="Arial" w:eastAsia="Arial" w:hAnsi="Arial"/>
@@ -7351,7 +7351,7 @@
               </w:rPr>
               <w:t xml:space="preserve"> one who added an arrowhead</w:t>
             </w:r>
-            <w:del w:id="9027" w:author="Claude (AI) - proposed" w:date="2026-10-15T20:14:29Z">
+            <w:del w:id="9027" w:author="Claude (AI) - proposed" w:date="2026-10-18T00:27:57Z">
               <w:r>
                 <w:rPr>
                   <w:rFonts w:ascii="Arial" w:cs="Arial" w:eastAsia="Arial" w:hAnsi="Arial"/>
@@ -7366,7 +7366,7 @@
                 <w:delText xml:space="preserve">, one who added</w:delText>
               </w:r>
             </w:del>
-            <w:ins w:id="9028" w:author="Claude (AI) - proposed" w:date="2026-10-15T20:14:29Z">
+            <w:ins w:id="9028" w:author="Claude (AI) - proposed" w:date="2026-10-18T00:27:57Z">
               <w:r>
                 <w:rPr>
                   <w:rFonts w:ascii="Arial" w:cs="Arial" w:eastAsia="Arial" w:hAnsi="Arial"/>
@@ -7516,7 +7516,7 @@
             <w:pPr>
               <w:spacing w:after="20" w:before="0"/>
             </w:pPr>
-            <w:hyperlink w:history="1" r:id="rIdbcpytvbnkkurmet4hphz8">
+            <w:hyperlink w:history="1" r:id="rIdjn2o5ti68vl8kfp4owx8u">
               <w:r>
                 <w:rPr>
                   <w:rFonts w:ascii="Arial" w:cs="Arial" w:eastAsia="Arial" w:hAnsi="Arial"/>
@@ -7549,7 +7549,7 @@
               <w:spacing w:after="10" w:before="0"/>
               <w:ind w:left="120"/>
             </w:pPr>
-            <w:hyperlink w:history="1" r:id="rIdkj0kjotkc1qtviefdwn5i">
+            <w:hyperlink w:history="1" r:id="rIdhmfu1j-dewdb2g_xjnzoh">
               <w:r>
                 <w:rPr>
                   <w:rFonts w:ascii="Arial" w:cs="Arial" w:eastAsia="Arial" w:hAnsi="Arial"/>
@@ -7594,7 +7594,7 @@
             <w:pPr>
               <w:spacing w:after="20" w:before="0"/>
             </w:pPr>
-            <w:hyperlink w:history="1" r:id="rId0pub0fzyq8ohgdlwdnrox">
+            <w:hyperlink w:history="1" r:id="rIdm5cung3rxdby6mxcwleqo">
               <w:r>
                 <w:rPr>
                   <w:rFonts w:ascii="Arial" w:cs="Arial" w:eastAsia="Arial" w:hAnsi="Arial"/>
@@ -7627,7 +7627,7 @@
               <w:spacing w:after="10" w:before="0"/>
               <w:ind w:left="120"/>
             </w:pPr>
-            <w:hyperlink w:history="1" r:id="rIdzwbrdyiqvkxgskza7vnpx">
+            <w:hyperlink w:history="1" r:id="rIdxkpgq7nvhfagmgehwefpe">
               <w:r>
                 <w:rPr>
                   <w:rFonts w:ascii="Arial" w:cs="Arial" w:eastAsia="Arial" w:hAnsi="Arial"/>
@@ -7705,7 +7705,7 @@
               </w:rPr>
               <w:t xml:space="preserve">Distribute the Nairobi grid-map worksheets and squared paper. Say: 'Your task is to represent the two matatu journeys as mathematical arrows — directed line segments. Draw each arrow, then label it using the vector notations I am about to show you.' Model ONE example on the board: draw a vector from point K (Kencom) to point W (Westlands) — say: 'I place my pencil at K — that is the TAIL of the vector. I draw the line toward Westlands, and I put the arrowhead at W — that is the HEAD. The arrowhead tells us direction; the length tells us magnitude. Now I label it.' Write on the board: bold **v**, v̲ (underline), KW with an overhead arrow, and the column vector </w:t>
             </w:r>
-            <w:ins w:id="9029" w:author="Claude (AI) - proposed" w:date="2026-10-15T20:14:29Z">
+            <w:ins w:id="9029" w:author="Claude (AI) - proposed" w:date="2026-10-18T00:27:57Z">
               <w:r>
                 <w:rPr>
                   <w:rFonts w:ascii="Arial" w:cs="Arial" w:eastAsia="Arial" w:hAnsi="Arial"/>
@@ -7733,7 +7733,7 @@
               </w:rPr>
               <w:t xml:space="preserve">(−6</w:t>
             </w:r>
-            <w:del w:id="9030" w:author="Claude (AI) - proposed" w:date="2026-10-15T20:14:29Z">
+            <w:del w:id="9030" w:author="Claude (AI) - proposed" w:date="2026-10-18T00:27:57Z">
               <w:r>
                 <w:rPr>
                   <w:rFonts w:ascii="Arial" w:cs="Arial" w:eastAsia="Arial" w:hAnsi="Arial"/>
@@ -7748,7 +7748,7 @@
                 <w:delText xml:space="preserve">, 5</w:delText>
               </w:r>
             </w:del>
-            <w:ins w:id="9031" w:author="Claude (AI) - proposed" w:date="2026-10-15T20:14:29Z">
+            <w:ins w:id="9031" w:author="Claude (AI) - proposed" w:date="2026-10-18T00:27:57Z">
               <w:r>
                 <w:rPr>
                   <w:rFonts w:ascii="Arial" w:cs="Arial" w:eastAsia="Arial" w:hAnsi="Arial"/>
@@ -7776,7 +7776,7 @@
               </w:rPr>
               <w:t xml:space="preserve">) as an approximation </w:t>
             </w:r>
-            <w:del w:id="9032" w:author="Claude (AI) - proposed" w:date="2026-10-15T20:14:29Z">
+            <w:del w:id="9032" w:author="Claude (AI) - proposed" w:date="2026-10-18T00:27:57Z">
               <w:r>
                 <w:rPr>
                   <w:rFonts w:ascii="Arial" w:cs="Arial" w:eastAsia="Arial" w:hAnsi="Arial"/>
@@ -7791,7 +7791,7 @@
                 <w:delText xml:space="preserve">(explain units</w:delText>
               </w:r>
             </w:del>
-            <w:ins w:id="9033" w:author="Claude (AI) - proposed" w:date="2026-10-15T20:14:29Z">
+            <w:ins w:id="9033" w:author="Claude (AI) - proposed" w:date="2026-10-18T00:27:57Z">
               <w:r>
                 <w:rPr>
                   <w:rFonts w:ascii="Arial" w:cs="Arial" w:eastAsia="Arial" w:hAnsi="Arial"/>
@@ -7819,7 +7819,7 @@
               </w:rPr>
               <w:t xml:space="preserve">). Allow 8 minutes of independent drawing</w:t>
             </w:r>
-            <w:ins w:id="9034" w:author="Claude (AI) - proposed" w:date="2026-10-15T20:14:29Z">
+            <w:ins w:id="9034" w:author="Claude (AI) - proposed" w:date="2026-10-18T00:27:57Z">
               <w:r>
                 <w:rPr>
                   <w:rFonts w:ascii="Arial" w:cs="Arial" w:eastAsia="Arial" w:hAnsi="Arial"/>
@@ -7969,7 +7969,7 @@
             <w:pPr>
               <w:spacing w:after="20" w:before="0"/>
             </w:pPr>
-            <w:hyperlink w:history="1" r:id="rIddhzhqhpxec7indby2khhr">
+            <w:hyperlink w:history="1" r:id="rIdpgoge1dwq9rlbtzss8baj">
               <w:r>
                 <w:rPr>
                   <w:rFonts w:ascii="Arial" w:cs="Arial" w:eastAsia="Arial" w:hAnsi="Arial"/>
@@ -8002,7 +8002,7 @@
               <w:spacing w:after="10" w:before="0"/>
               <w:ind w:left="120"/>
             </w:pPr>
-            <w:hyperlink w:history="1" r:id="rIdmvrujnlx9k7lllyrimwsx">
+            <w:hyperlink w:history="1" r:id="rIdrtjhiesajfwnubu9lacey">
               <w:r>
                 <w:rPr>
                   <w:rFonts w:ascii="Arial" w:cs="Arial" w:eastAsia="Arial" w:hAnsi="Arial"/>
@@ -8047,7 +8047,7 @@
             <w:pPr>
               <w:spacing w:after="20" w:before="0"/>
             </w:pPr>
-            <w:hyperlink w:history="1" r:id="rId9floqkdxfecuhnm8y-7jm">
+            <w:hyperlink w:history="1" r:id="rIdnrno6f6lynjd6upzkwom-">
               <w:r>
                 <w:rPr>
                   <w:rFonts w:ascii="Arial" w:cs="Arial" w:eastAsia="Arial" w:hAnsi="Arial"/>
@@ -8096,7 +8096,7 @@
               <w:spacing w:after="10" w:before="0"/>
               <w:ind w:left="120"/>
             </w:pPr>
-            <w:hyperlink w:history="1" r:id="rIdyv5b_aaqy40mwjcijqzjx">
+            <w:hyperlink w:history="1" r:id="rIdh0noc-f1jvnri7qhtmjxa">
               <w:r>
                 <w:rPr>
                   <w:rFonts w:ascii="Arial" w:cs="Arial" w:eastAsia="Arial" w:hAnsi="Arial"/>
@@ -8296,7 +8296,7 @@
             <w:pPr>
               <w:spacing w:after="20" w:before="0"/>
             </w:pPr>
-            <w:hyperlink w:history="1" r:id="rIdud4h2jmiluk0aeso_citd">
+            <w:hyperlink w:history="1" r:id="rIdjn9r2rfvvn8vlt-t2vko4">
               <w:r>
                 <w:rPr>
                   <w:rFonts w:ascii="Arial" w:cs="Arial" w:eastAsia="Arial" w:hAnsi="Arial"/>
@@ -8329,7 +8329,7 @@
               <w:spacing w:after="10" w:before="0"/>
               <w:ind w:left="120"/>
             </w:pPr>
-            <w:hyperlink w:history="1" r:id="rIdt3axobmvgbnnivyygqjn1">
+            <w:hyperlink w:history="1" r:id="rIdrhyjrxcdqxyplc9ms2vym">
               <w:r>
                 <w:rPr>
                   <w:rFonts w:ascii="Arial" w:cs="Arial" w:eastAsia="Arial" w:hAnsi="Arial"/>
@@ -8374,7 +8374,7 @@
             <w:pPr>
               <w:spacing w:after="20" w:before="0"/>
             </w:pPr>
-            <w:hyperlink w:history="1" r:id="rIdn_ubmamftcfk4xq4md5g4">
+            <w:hyperlink w:history="1" r:id="rIdaek0epkumtndsekqlvxji">
               <w:r>
                 <w:rPr>
                   <w:rFonts w:ascii="Arial" w:cs="Arial" w:eastAsia="Arial" w:hAnsi="Arial"/>
@@ -8423,7 +8423,7 @@
               <w:spacing w:after="10" w:before="0"/>
               <w:ind w:left="120"/>
             </w:pPr>
-            <w:hyperlink w:history="1" r:id="rIdabacwjvrjp-utg2kn9kya">
+            <w:hyperlink w:history="1" r:id="rIdvku_yabamte0anvtclwzw">
               <w:r>
                 <w:rPr>
                   <w:rFonts w:ascii="Arial" w:cs="Arial" w:eastAsia="Arial" w:hAnsi="Arial"/>
@@ -8501,7 +8501,7 @@
               </w:rPr>
               <w:t xml:space="preserve">Direct learners to the DQB (a large chart or wall display maintained across all 8 lessons). Say: 'In Lesson 1 we put up questions about why distance alone is not enough. Today we have new evidence. Write one thing we NOW KNOW — it must involve a drawing or a notation — and one thing we STILL WONDER about vectors. You have 2 minutes to write your two sticky notes.' (WAIT TIME: 2 minutes individual writing.) Collect and post notes as learners bring them up. Read </w:t>
             </w:r>
-            <w:del w:id="9035" w:author="Claude (AI) - proposed" w:date="2026-10-15T20:14:29Z">
+            <w:del w:id="9035" w:author="Claude (AI) - proposed" w:date="2026-10-18T00:27:57Z">
               <w:r>
                 <w:rPr>
                   <w:rFonts w:ascii="Arial" w:cs="Arial" w:eastAsia="Arial" w:hAnsi="Arial"/>
@@ -8516,7 +8516,7 @@
                 <w:delText xml:space="preserve">3</w:delText>
               </w:r>
             </w:del>
-            <w:ins w:id="9036" w:author="Claude (AI) - proposed" w:date="2026-10-15T20:14:29Z">
+            <w:ins w:id="9036" w:author="Claude (AI) - proposed" w:date="2026-10-18T00:27:57Z">
               <w:r>
                 <w:rPr>
                   <w:rFonts w:ascii="Arial" w:cs="Arial" w:eastAsia="Arial" w:hAnsi="Arial"/>
@@ -8666,7 +8666,7 @@
             <w:pPr>
               <w:spacing w:after="20" w:before="0"/>
             </w:pPr>
-            <w:hyperlink w:history="1" r:id="rIdbyb2kzvhemocu7tg1jhjb">
+            <w:hyperlink w:history="1" r:id="rIdafjecjo-ba2_i84z4o1w6">
               <w:r>
                 <w:rPr>
                   <w:rFonts w:ascii="Arial" w:cs="Arial" w:eastAsia="Arial" w:hAnsi="Arial"/>
@@ -8699,7 +8699,7 @@
               <w:spacing w:after="10" w:before="0"/>
               <w:ind w:left="120"/>
             </w:pPr>
-            <w:hyperlink w:history="1" r:id="rIdk75lqzcstqtket72zqvei">
+            <w:hyperlink w:history="1" r:id="rIdpe7ncs_yr0ikmngbjrkqt">
               <w:r>
                 <w:rPr>
                   <w:rFonts w:ascii="Arial" w:cs="Arial" w:eastAsia="Arial" w:hAnsi="Arial"/>
@@ -8744,7 +8744,7 @@
             <w:pPr>
               <w:spacing w:after="20" w:before="0"/>
             </w:pPr>
-            <w:hyperlink w:history="1" r:id="rIddxa_itcmfkmbdv6ujktnu">
+            <w:hyperlink w:history="1" r:id="rIdtg_gmmoaayd2cfet8lf69">
               <w:r>
                 <w:rPr>
                   <w:rFonts w:ascii="Arial" w:cs="Arial" w:eastAsia="Arial" w:hAnsi="Arial"/>
@@ -8793,7 +8793,7 @@
               <w:spacing w:after="10" w:before="0"/>
               <w:ind w:left="120"/>
             </w:pPr>
-            <w:hyperlink w:history="1" r:id="rId9_wglzad25phnxgr_rhbx">
+            <w:hyperlink w:history="1" r:id="rId7pepr_n1oyyznfm-24orn">
               <w:r>
                 <w:rPr>
                   <w:rFonts w:ascii="Arial" w:cs="Arial" w:eastAsia="Arial" w:hAnsi="Arial"/>
@@ -9398,7 +9398,7 @@
         </w:rPr>
         <w:t xml:space="preserve">© 2026 SeaVuria and ARES. Aligned with KICD objectives. Developed by SeaVuria; technical implementation by ARES (with AI assistance from Claude). Licensed under </w:t>
       </w:r>
-      <w:hyperlink w:history="1" r:id="rIdft4njezkfiwr4hhm0jiro">
+      <w:hyperlink w:history="1" r:id="rId8pjvflw24ihlvucrszjws">
         <w:r>
           <w:rPr>
             <w:rFonts w:ascii="Arial" w:cs="Arial" w:eastAsia="Arial" w:hAnsi="Arial"/>
@@ -9419,7 +9419,7 @@
         </w:rPr>
         <w:t xml:space="preserve"> (</w:t>
       </w:r>
-      <w:hyperlink w:history="1" r:id="rId3ysluke6_s8icdqbo4yl0">
+      <w:hyperlink w:history="1" r:id="rIdn2pv8-yowh610hbrjvi6b">
         <w:r>
           <w:rPr>
             <w:rFonts w:ascii="Arial" w:cs="Arial" w:eastAsia="Arial" w:hAnsi="Arial"/>
@@ -9940,7 +9940,7 @@
               </w:rPr>
               <w:t xml:space="preserve">1. What </w:t>
             </w:r>
-            <w:del w:id="9037" w:author="Claude (AI) - proposed" w:date="2026-10-15T20:14:29Z">
+            <w:del w:id="9037" w:author="Claude (AI) - proposed" w:date="2026-10-18T00:27:57Z">
               <w:r>
                 <w:rPr>
                   <w:rFonts w:ascii="Arial" w:cs="Arial" w:eastAsia="Arial" w:hAnsi="Arial"/>
@@ -9955,7 +9955,7 @@
                 <w:delText xml:space="preserve">is the meaning of the terms vector and scalar quantities</w:delText>
               </w:r>
             </w:del>
-            <w:ins w:id="9038" w:author="Claude (AI) - proposed" w:date="2026-10-15T20:14:29Z">
+            <w:ins w:id="9038" w:author="Claude (AI) - proposed" w:date="2026-10-18T00:27:57Z">
               <w:r>
                 <w:rPr>
                   <w:rFonts w:ascii="Arial" w:cs="Arial" w:eastAsia="Arial" w:hAnsi="Arial"/>
@@ -10502,7 +10502,7 @@
             <w:pPr>
               <w:spacing w:after="20" w:before="0"/>
             </w:pPr>
-            <w:hyperlink w:history="1" r:id="rIdp-ksll-pa8s-3pj3gjkim">
+            <w:hyperlink w:history="1" r:id="rIdyeiz-rzbjggbkk8velzax">
               <w:r>
                 <w:rPr>
                   <w:rFonts w:ascii="Arial" w:cs="Arial" w:eastAsia="Arial" w:hAnsi="Arial"/>
@@ -10535,7 +10535,7 @@
               <w:spacing w:after="10" w:before="0"/>
               <w:ind w:left="120"/>
             </w:pPr>
-            <w:hyperlink w:history="1" r:id="rId4wylaqsvdah99foq0_yuo">
+            <w:hyperlink w:history="1" r:id="rIdfjiisk6ecoxd4q3ahmx_t">
               <w:r>
                 <w:rPr>
                   <w:rFonts w:ascii="Arial" w:cs="Arial" w:eastAsia="Arial" w:hAnsi="Arial"/>
@@ -10580,7 +10580,7 @@
             <w:pPr>
               <w:spacing w:after="20" w:before="0"/>
             </w:pPr>
-            <w:hyperlink w:history="1" r:id="rIdb8bwai3vj86xbeyvnxgrz">
+            <w:hyperlink w:history="1" r:id="rIdrn4mteptrqijv58vch39t">
               <w:r>
                 <w:rPr>
                   <w:rFonts w:ascii="Arial" w:cs="Arial" w:eastAsia="Arial" w:hAnsi="Arial"/>
@@ -10613,7 +10613,7 @@
               <w:spacing w:after="10" w:before="0"/>
               <w:ind w:left="120"/>
             </w:pPr>
-            <w:hyperlink w:history="1" r:id="rIdiqvxije9ffan87wegztiu">
+            <w:hyperlink w:history="1" r:id="rId75iyc-whnzfoyuw7igrcn">
               <w:r>
                 <w:rPr>
                   <w:rFonts w:ascii="Arial" w:cs="Arial" w:eastAsia="Arial" w:hAnsi="Arial"/>
@@ -10813,7 +10813,7 @@
             <w:pPr>
               <w:spacing w:after="20" w:before="0"/>
             </w:pPr>
-            <w:hyperlink w:history="1" r:id="rIdk8mp2r9mp8b3iydaacial">
+            <w:hyperlink w:history="1" r:id="rIdizqapv-aagjofeu6bnc9a">
               <w:r>
                 <w:rPr>
                   <w:rFonts w:ascii="Arial" w:cs="Arial" w:eastAsia="Arial" w:hAnsi="Arial"/>
@@ -10846,7 +10846,7 @@
               <w:spacing w:after="10" w:before="0"/>
               <w:ind w:left="120"/>
             </w:pPr>
-            <w:hyperlink w:history="1" r:id="rIdwt6rdw5vqfri1xfzxxfkg">
+            <w:hyperlink w:history="1" r:id="rIdwdjqxtpthdkxzykadcwad">
               <w:r>
                 <w:rPr>
                   <w:rFonts w:ascii="Arial" w:cs="Arial" w:eastAsia="Arial" w:hAnsi="Arial"/>
@@ -10891,7 +10891,7 @@
             <w:pPr>
               <w:spacing w:after="20" w:before="0"/>
             </w:pPr>
-            <w:hyperlink w:history="1" r:id="rIdiznl7xyeuhslkbhyxjol7">
+            <w:hyperlink w:history="1" r:id="rIdipdnhotaxmasntrljpwxc">
               <w:r>
                 <w:rPr>
                   <w:rFonts w:ascii="Arial" w:cs="Arial" w:eastAsia="Arial" w:hAnsi="Arial"/>
@@ -10924,7 +10924,7 @@
               <w:spacing w:after="10" w:before="0"/>
               <w:ind w:left="120"/>
             </w:pPr>
-            <w:hyperlink w:history="1" r:id="rIdtgmrew3axc97st1n7iyyv">
+            <w:hyperlink w:history="1" r:id="rIdkmi-9olupspeut95hmhio">
               <w:r>
                 <w:rPr>
                   <w:rFonts w:ascii="Arial" w:cs="Arial" w:eastAsia="Arial" w:hAnsi="Arial"/>
@@ -11124,7 +11124,7 @@
             <w:pPr>
               <w:spacing w:after="20" w:before="0"/>
             </w:pPr>
-            <w:hyperlink w:history="1" r:id="rIdv3xn18jcnwrhe63dmo8xh">
+            <w:hyperlink w:history="1" r:id="rIdub2wmp6x3kuheneq9jcgm">
               <w:r>
                 <w:rPr>
                   <w:rFonts w:ascii="Arial" w:cs="Arial" w:eastAsia="Arial" w:hAnsi="Arial"/>
@@ -11173,7 +11173,7 @@
               <w:spacing w:after="10" w:before="0"/>
               <w:ind w:left="120"/>
             </w:pPr>
-            <w:hyperlink w:history="1" r:id="rIdpe9ticu8xgzhidhn79ljt">
+            <w:hyperlink w:history="1" r:id="rIdp3-qquozhcd5tatemwvef">
               <w:r>
                 <w:rPr>
                   <w:rFonts w:ascii="Arial" w:cs="Arial" w:eastAsia="Arial" w:hAnsi="Arial"/>
@@ -11218,7 +11218,7 @@
             <w:pPr>
               <w:spacing w:after="20" w:before="0"/>
             </w:pPr>
-            <w:hyperlink w:history="1" r:id="rIdjcbidle3ehearux6zi3po">
+            <w:hyperlink w:history="1" r:id="rId8jlind1lhqvr_i6fehbgr">
               <w:r>
                 <w:rPr>
                   <w:rFonts w:ascii="Arial" w:cs="Arial" w:eastAsia="Arial" w:hAnsi="Arial"/>
@@ -11251,7 +11251,7 @@
               <w:spacing w:after="10" w:before="0"/>
               <w:ind w:left="120"/>
             </w:pPr>
-            <w:hyperlink w:history="1" r:id="rIdlkjv7ednjy88junhzuyz9">
+            <w:hyperlink w:history="1" r:id="rIdvnskc6ciwy9k6vyvssmvu">
               <w:r>
                 <w:rPr>
                   <w:rFonts w:ascii="Arial" w:cs="Arial" w:eastAsia="Arial" w:hAnsi="Arial"/>
@@ -11451,7 +11451,7 @@
             <w:pPr>
               <w:spacing w:after="20" w:before="0"/>
             </w:pPr>
-            <w:hyperlink w:history="1" r:id="rIdoqtipbmyodgliqorgvtnk">
+            <w:hyperlink w:history="1" r:id="rIdwef23kdgari0rb0a6seoj">
               <w:r>
                 <w:rPr>
                   <w:rFonts w:ascii="Arial" w:cs="Arial" w:eastAsia="Arial" w:hAnsi="Arial"/>
@@ -11500,7 +11500,7 @@
               <w:spacing w:after="10" w:before="0"/>
               <w:ind w:left="120"/>
             </w:pPr>
-            <w:hyperlink w:history="1" r:id="rIdwyrqvcfmovb42t1nivxy5">
+            <w:hyperlink w:history="1" r:id="rId0ertj4lmtrf_appgwvuwk">
               <w:r>
                 <w:rPr>
                   <w:rFonts w:ascii="Arial" w:cs="Arial" w:eastAsia="Arial" w:hAnsi="Arial"/>
@@ -11545,7 +11545,7 @@
             <w:pPr>
               <w:spacing w:after="20" w:before="0"/>
             </w:pPr>
-            <w:hyperlink w:history="1" r:id="rIdr9gmhl6ejmsx6m6kueb5i">
+            <w:hyperlink w:history="1" r:id="rIdeyozpmvh2aq3yj8nhpbkj">
               <w:r>
                 <w:rPr>
                   <w:rFonts w:ascii="Arial" w:cs="Arial" w:eastAsia="Arial" w:hAnsi="Arial"/>
@@ -11578,7 +11578,7 @@
               <w:spacing w:after="10" w:before="0"/>
               <w:ind w:left="120"/>
             </w:pPr>
-            <w:hyperlink w:history="1" r:id="rId7gzbxk5mfj3g5wxe2s0zo">
+            <w:hyperlink w:history="1" r:id="rIdcuhyxdxv7lyh4v21vfk17">
               <w:r>
                 <w:rPr>
                   <w:rFonts w:ascii="Arial" w:cs="Arial" w:eastAsia="Arial" w:hAnsi="Arial"/>
@@ -11778,7 +11778,7 @@
             <w:pPr>
               <w:spacing w:after="20" w:before="0"/>
             </w:pPr>
-            <w:hyperlink w:history="1" r:id="rIdizgjohsczxcktc1siqi_d">
+            <w:hyperlink w:history="1" r:id="rIdc5cfwaq9ovzztrvjuguhs">
               <w:r>
                 <w:rPr>
                   <w:rFonts w:ascii="Arial" w:cs="Arial" w:eastAsia="Arial" w:hAnsi="Arial"/>
@@ -11827,7 +11827,7 @@
               <w:spacing w:after="10" w:before="0"/>
               <w:ind w:left="120"/>
             </w:pPr>
-            <w:hyperlink w:history="1" r:id="rIdzm3gelzizers4b1bihxdf">
+            <w:hyperlink w:history="1" r:id="rIdrkfb-8u5_uimugtg3u9ba">
               <w:r>
                 <w:rPr>
                   <w:rFonts w:ascii="Arial" w:cs="Arial" w:eastAsia="Arial" w:hAnsi="Arial"/>
@@ -11872,7 +11872,7 @@
             <w:pPr>
               <w:spacing w:after="20" w:before="0"/>
             </w:pPr>
-            <w:hyperlink w:history="1" r:id="rIda1p_2tvctkwf9ln1h2ani">
+            <w:hyperlink w:history="1" r:id="rId1gbrh8-vzdagpqj9xmc5k">
               <w:r>
                 <w:rPr>
                   <w:rFonts w:ascii="Arial" w:cs="Arial" w:eastAsia="Arial" w:hAnsi="Arial"/>
@@ -11905,7 +11905,7 @@
               <w:spacing w:after="10" w:before="0"/>
               <w:ind w:left="120"/>
             </w:pPr>
-            <w:hyperlink w:history="1" r:id="rIdewpoje1tm6cnde3rqzsyg">
+            <w:hyperlink w:history="1" r:id="rIdcqmckjqtfkbnocyhhwnui">
               <w:r>
                 <w:rPr>
                   <w:rFonts w:ascii="Arial" w:cs="Arial" w:eastAsia="Arial" w:hAnsi="Arial"/>
@@ -12049,7 +12049,7 @@
               </w:rPr>
               <w:t xml:space="preserve">Collect or photograph learner models at the end of the lesson. Look for three specific indicators: (1) The resultant arrow is drawn correctly (tail of **a** to tip of **b**). (2) The column vector equation is written in the form **r = a + b = (x₁+x₂, y₁+y₂)**. (3) The caption correctly uses the word 'displacement' (not 'distance'). Any model that labels the resultant with a scalar magnitude only (e.g., '</w:t>
             </w:r>
-            <w:ins w:id="9039" w:author="Claude (AI) - proposed" w:date="2026-10-15T20:14:29Z">
+            <w:ins w:id="9039" w:author="Claude (AI) - proposed" w:date="2026-10-18T00:27:57Z">
               <w:r>
                 <w:rPr>
                   <w:rFonts w:ascii="Arial" w:cs="Arial" w:eastAsia="Arial" w:hAnsi="Arial"/>
@@ -12077,7 +12077,7 @@
               </w:rPr>
               <w:t xml:space="preserve">8.25 </w:t>
             </w:r>
-            <w:del w:id="9040" w:author="Claude (AI) - proposed" w:date="2026-10-15T20:14:29Z">
+            <w:del w:id="9040" w:author="Claude (AI) - proposed" w:date="2026-10-18T00:27:57Z">
               <w:r>
                 <w:rPr>
                   <w:rFonts w:ascii="Arial" w:cs="Arial" w:eastAsia="Arial" w:hAnsi="Arial"/>
@@ -12092,7 +12092,7 @@
                 <w:delText xml:space="preserve">km'</w:delText>
               </w:r>
             </w:del>
-            <w:ins w:id="9041" w:author="Claude (AI) - proposed" w:date="2026-10-15T20:14:29Z">
+            <w:ins w:id="9041" w:author="Claude (AI) - proposed" w:date="2026-10-18T00:27:57Z">
               <w:r>
                 <w:rPr>
                   <w:rFonts w:ascii="Arial" w:cs="Arial" w:eastAsia="Arial" w:hAnsi="Arial"/>
@@ -12501,7 +12501,7 @@
         </w:rPr>
         <w:t xml:space="preserve">© 2026 SeaVuria and ARES. Aligned with KICD objectives. Developed by SeaVuria; technical implementation by ARES (with AI assistance from Claude). Licensed under </w:t>
       </w:r>
-      <w:hyperlink w:history="1" r:id="rIddy9kjwycxyrqfphp1vc2p">
+      <w:hyperlink w:history="1" r:id="rIdp7jw-bnmef0bie3k7uh0-">
         <w:r>
           <w:rPr>
             <w:rFonts w:ascii="Arial" w:cs="Arial" w:eastAsia="Arial" w:hAnsi="Arial"/>
@@ -12522,7 +12522,7 @@
         </w:rPr>
         <w:t xml:space="preserve"> (</w:t>
       </w:r>
-      <w:hyperlink w:history="1" r:id="rIdbf2_b8gqgofboczqetoo_">
+      <w:hyperlink w:history="1" r:id="rId6-b2pfac72kxejeeuioib">
         <w:r>
           <w:rPr>
             <w:rFonts w:ascii="Arial" w:cs="Arial" w:eastAsia="Arial" w:hAnsi="Arial"/>
@@ -13043,7 +13043,7 @@
               </w:rPr>
               <w:t xml:space="preserve">1. What </w:t>
             </w:r>
-            <w:del w:id="9042" w:author="Claude (AI) - proposed" w:date="2026-10-15T20:14:29Z">
+            <w:del w:id="9042" w:author="Claude (AI) - proposed" w:date="2026-10-18T00:27:57Z">
               <w:r>
                 <w:rPr>
                   <w:rFonts w:ascii="Arial" w:cs="Arial" w:eastAsia="Arial" w:hAnsi="Arial"/>
@@ -13058,7 +13058,7 @@
                 <w:delText xml:space="preserve">is the meaning of the terms vector and scalar quantities</w:delText>
               </w:r>
             </w:del>
-            <w:ins w:id="9043" w:author="Claude (AI) - proposed" w:date="2026-10-15T20:14:29Z">
+            <w:ins w:id="9043" w:author="Claude (AI) - proposed" w:date="2026-10-18T00:27:57Z">
               <w:r>
                 <w:rPr>
                   <w:rFonts w:ascii="Arial" w:cs="Arial" w:eastAsia="Arial" w:hAnsi="Arial"/>
@@ -13317,7 +13317,7 @@
               </w:rPr>
               <w:t xml:space="preserve">Learners begin by predicting what happens to a boda-boda displacement vector when the rider makes the same trip 3 times, half the trip, or rides back to the start. They then observe drawn grid examples and complete guided constructions of kd for k = 3, k = −1, k = −2, and k = ½, using the vector d mapped on a Nairobi-style street grid. In the Explain phase, pairs connect their drawings to column-vector arithmetic and verify magnitude changes. The DQB is updated to capture the new claim: 'Scalar multiplication scales magnitude and can flip direction.' A cumulative model is revised to show that a complete journey description now includes the possibility of repeated or reversed trips. The lesson advances the driving question by showing that the same </w:t>
             </w:r>
-            <w:del w:id="9044" w:author="Claude (AI) - proposed" w:date="2026-10-15T20:14:29Z">
+            <w:del w:id="9044" w:author="Claude (AI) - proposed" w:date="2026-10-18T00:27:57Z">
               <w:r>
                 <w:rPr>
                   <w:rFonts w:ascii="Arial" w:cs="Arial" w:eastAsia="Arial" w:hAnsi="Arial"/>
@@ -13332,7 +13332,7 @@
                 <w:delText xml:space="preserve">8 km vector from Kencom</w:delText>
               </w:r>
             </w:del>
-            <w:ins w:id="9045" w:author="Claude (AI) - proposed" w:date="2026-10-15T20:14:29Z">
+            <w:ins w:id="9045" w:author="Claude (AI) - proposed" w:date="2026-10-18T00:27:57Z">
               <w:r>
                 <w:rPr>
                   <w:rFonts w:ascii="Arial" w:cs="Arial" w:eastAsia="Arial" w:hAnsi="Arial"/>
@@ -13648,7 +13648,7 @@
             <w:pPr>
               <w:spacing w:after="20" w:before="0"/>
             </w:pPr>
-            <w:hyperlink w:history="1" r:id="rIdnj5apiqenkflymqiuekkv">
+            <w:hyperlink w:history="1" r:id="rIdy8if0uluca7vtflehxcza">
               <w:r>
                 <w:rPr>
                   <w:rFonts w:ascii="Arial" w:cs="Arial" w:eastAsia="Arial" w:hAnsi="Arial"/>
@@ -13681,7 +13681,7 @@
               <w:spacing w:after="10" w:before="0"/>
               <w:ind w:left="120"/>
             </w:pPr>
-            <w:hyperlink w:history="1" r:id="rIdianmz7l995z3_tpcdgqnq">
+            <w:hyperlink w:history="1" r:id="rIdu_am-bugxp7_xhusv4lr9">
               <w:r>
                 <w:rPr>
                   <w:rFonts w:ascii="Arial" w:cs="Arial" w:eastAsia="Arial" w:hAnsi="Arial"/>
@@ -13726,7 +13726,7 @@
             <w:pPr>
               <w:spacing w:after="20" w:before="0"/>
             </w:pPr>
-            <w:hyperlink w:history="1" r:id="rIdeeuk_blxtsg4qp3iwrefb">
+            <w:hyperlink w:history="1" r:id="rIde5sa-bml1wgjwlu49tk-m">
               <w:r>
                 <w:rPr>
                   <w:rFonts w:ascii="Arial" w:cs="Arial" w:eastAsia="Arial" w:hAnsi="Arial"/>
@@ -13759,7 +13759,7 @@
               <w:spacing w:after="10" w:before="0"/>
               <w:ind w:left="120"/>
             </w:pPr>
-            <w:hyperlink w:history="1" r:id="rIdtkfaunayejgv-am6gnst1">
+            <w:hyperlink w:history="1" r:id="rIdem84ojeh3isffimfn3kxc">
               <w:r>
                 <w:rPr>
                   <w:rFonts w:ascii="Arial" w:cs="Arial" w:eastAsia="Arial" w:hAnsi="Arial"/>
@@ -13804,7 +13804,7 @@
               </w:rPr>
               <w:t xml:space="preserve">Learners are shown the Nairobi street-grid anchor map (introduced in Lesson 1) with </w:t>
             </w:r>
-            <w:del w:id="9046" w:author="Claude (AI) - proposed" w:date="2026-10-15T20:14:29Z">
+            <w:del w:id="9046" w:author="Claude (AI) - proposed" w:date="2026-10-18T00:27:57Z">
               <w:r>
                 <w:rPr>
                   <w:rFonts w:ascii="Arial" w:cs="Arial" w:eastAsia="Arial" w:hAnsi="Arial"/>
@@ -13819,7 +13819,7 @@
                 <w:delText xml:space="preserve">vector d</w:delText>
               </w:r>
             </w:del>
-            <w:ins w:id="9047" w:author="Claude (AI) - proposed" w:date="2026-10-15T20:14:29Z">
+            <w:ins w:id="9047" w:author="Claude (AI) - proposed" w:date="2026-10-18T00:27:57Z">
               <w:r>
                 <w:rPr>
                   <w:rFonts w:ascii="Arial" w:cs="Arial" w:eastAsia="Arial" w:hAnsi="Arial"/>
@@ -13847,7 +13847,7 @@
               </w:rPr>
               <w:t xml:space="preserve"> drawn from Kencom Bus Stop </w:t>
             </w:r>
-            <w:del w:id="9048" w:author="Claude (AI) - proposed" w:date="2026-10-15T20:14:29Z">
+            <w:del w:id="9048" w:author="Claude (AI) - proposed" w:date="2026-10-18T00:27:57Z">
               <w:r>
                 <w:rPr>
                   <w:rFonts w:ascii="Arial" w:cs="Arial" w:eastAsia="Arial" w:hAnsi="Arial"/>
@@ -13862,7 +13862,7 @@
                 <w:delText xml:space="preserve">to Westlands</w:delText>
               </w:r>
             </w:del>
-            <w:ins w:id="9049" w:author="Claude (AI) - proposed" w:date="2026-10-15T20:14:29Z">
+            <w:ins w:id="9049" w:author="Claude (AI) - proposed" w:date="2026-10-18T00:27:57Z">
               <w:r>
                 <w:rPr>
                   <w:rFonts w:ascii="Arial" w:cs="Arial" w:eastAsia="Arial" w:hAnsi="Arial"/>
@@ -13890,7 +13890,7 @@
               </w:rPr>
               <w:t xml:space="preserve">. The teacher poses the boda-boda scenario verbally and in writing on the board: 'Kamau the boda-boda rider travels vector d from Kencom </w:t>
             </w:r>
-            <w:del w:id="9050" w:author="Claude (AI) - proposed" w:date="2026-10-15T20:14:29Z">
+            <w:del w:id="9050" w:author="Claude (AI) - proposed" w:date="2026-10-18T00:27:57Z">
               <w:r>
                 <w:rPr>
                   <w:rFonts w:ascii="Arial" w:cs="Arial" w:eastAsia="Arial" w:hAnsi="Arial"/>
@@ -13905,7 +13905,7 @@
                 <w:delText xml:space="preserve">to Westlands</w:delText>
               </w:r>
             </w:del>
-            <w:ins w:id="9051" w:author="Claude (AI) - proposed" w:date="2026-10-15T20:14:29Z">
+            <w:ins w:id="9051" w:author="Claude (AI) - proposed" w:date="2026-10-18T00:27:57Z">
               <w:r>
                 <w:rPr>
                   <w:rFonts w:ascii="Arial" w:cs="Arial" w:eastAsia="Arial" w:hAnsi="Arial"/>
@@ -13933,7 +13933,7 @@
               </w:rPr>
               <w:t xml:space="preserve">. What vector describes: (a) Kamau making the SAME trip 3 times in a row from the same start? (b) Kamau making HALF the trip? (c) Kamau turning around and riding back</w:t>
             </w:r>
-            <w:del w:id="9052" w:author="Claude (AI) - proposed" w:date="2026-10-15T20:14:29Z">
+            <w:del w:id="9052" w:author="Claude (AI) - proposed" w:date="2026-10-18T00:27:57Z">
               <w:r>
                 <w:rPr>
                   <w:rFonts w:ascii="Arial" w:cs="Arial" w:eastAsia="Arial" w:hAnsi="Arial"/>
@@ -14196,7 +14196,7 @@
             <w:pPr>
               <w:spacing w:after="20" w:before="0"/>
             </w:pPr>
-            <w:hyperlink w:history="1" r:id="rIdblvnktqndemhcveqi4vd4">
+            <w:hyperlink w:history="1" r:id="rIdnlbu2oyss7ecnluncj5et">
               <w:r>
                 <w:rPr>
                   <w:rFonts w:ascii="Arial" w:cs="Arial" w:eastAsia="Arial" w:hAnsi="Arial"/>
@@ -14229,7 +14229,7 @@
               <w:spacing w:after="10" w:before="0"/>
               <w:ind w:left="120"/>
             </w:pPr>
-            <w:hyperlink w:history="1" r:id="rIdfwtcs-gcrq1slgslkief8">
+            <w:hyperlink w:history="1" r:id="rId72chdgf5fxqtr4abwfj8h">
               <w:r>
                 <w:rPr>
                   <w:rFonts w:ascii="Arial" w:cs="Arial" w:eastAsia="Arial" w:hAnsi="Arial"/>
@@ -14274,7 +14274,7 @@
             <w:pPr>
               <w:spacing w:after="20" w:before="0"/>
             </w:pPr>
-            <w:hyperlink w:history="1" r:id="rIdik1uxtbtizcpzlkns4eqv">
+            <w:hyperlink w:history="1" r:id="rIdyqletfcnvphr2engqk_vx">
               <w:r>
                 <w:rPr>
                   <w:rFonts w:ascii="Arial" w:cs="Arial" w:eastAsia="Arial" w:hAnsi="Arial"/>
@@ -14307,7 +14307,7 @@
               <w:spacing w:after="10" w:before="0"/>
               <w:ind w:left="120"/>
             </w:pPr>
-            <w:hyperlink w:history="1" r:id="rIdmgbhcy9bdndk3vbdak28t">
+            <w:hyperlink w:history="1" r:id="rIdw8ijkmsqsxugd2uzizczm">
               <w:r>
                 <w:rPr>
                   <w:rFonts w:ascii="Arial" w:cs="Arial" w:eastAsia="Arial" w:hAnsi="Arial"/>
@@ -14385,7 +14385,7 @@
               </w:rPr>
               <w:t xml:space="preserve">1. Distribute activity sheets. Say: 'You have 15 minutes to complete all four constructions and fill the table. Use a ruler. Each square on the grid represents 1 km on the Nairobi map.' </w:t>
             </w:r>
-            <w:ins w:id="9053" w:author="Claude (AI) - proposed" w:date="2026-10-15T20:14:29Z">
+            <w:ins w:id="9053" w:author="Claude (AI) - proposed" w:date="2026-10-18T00:27:57Z">
               <w:r>
                 <w:rPr>
                   <w:rFonts w:ascii="Arial" w:cs="Arial" w:eastAsia="Arial" w:hAnsi="Arial"/>
@@ -14602,7 +14602,7 @@
             <w:pPr>
               <w:spacing w:after="20" w:before="0"/>
             </w:pPr>
-            <w:hyperlink w:history="1" r:id="rIdktxbi9tuwkzs05pescf5y">
+            <w:hyperlink w:history="1" r:id="rIda1jf3v_byjdflgmpxvku1">
               <w:r>
                 <w:rPr>
                   <w:rFonts w:ascii="Arial" w:cs="Arial" w:eastAsia="Arial" w:hAnsi="Arial"/>
@@ -14635,7 +14635,7 @@
               <w:spacing w:after="10" w:before="0"/>
               <w:ind w:left="120"/>
             </w:pPr>
-            <w:hyperlink w:history="1" r:id="rIdqoeyzncurnagun7iljrji">
+            <w:hyperlink w:history="1" r:id="rId6plzvfyjvobjdv-cuycb-">
               <w:r>
                 <w:rPr>
                   <w:rFonts w:ascii="Arial" w:cs="Arial" w:eastAsia="Arial" w:hAnsi="Arial"/>
@@ -14680,7 +14680,7 @@
             <w:pPr>
               <w:spacing w:after="20" w:before="0"/>
             </w:pPr>
-            <w:hyperlink w:history="1" r:id="rId0jsrf65fiqptzcdbizamx">
+            <w:hyperlink w:history="1" r:id="rIdgtij-cx0pm3ch3fyicrq7">
               <w:r>
                 <w:rPr>
                   <w:rFonts w:ascii="Arial" w:cs="Arial" w:eastAsia="Arial" w:hAnsi="Arial"/>
@@ -14713,7 +14713,7 @@
               <w:spacing w:after="10" w:before="0"/>
               <w:ind w:left="120"/>
             </w:pPr>
-            <w:hyperlink w:history="1" r:id="rIdgtg5vzda8isu-x0g1bis6">
+            <w:hyperlink w:history="1" r:id="rIddy9tv7gp2oc0jtwk5i9e5">
               <w:r>
                 <w:rPr>
                   <w:rFonts w:ascii="Arial" w:cs="Arial" w:eastAsia="Arial" w:hAnsi="Arial"/>
@@ -14851,7 +14851,7 @@
               </w:rPr>
               <w:t xml:space="preserve">4. Before introducing vector subtraction, pause and connect to the phenomenon: 'If the matatu from Kencom to Westlands is vector </w:t>
             </w:r>
-            <w:del w:id="9054" w:author="Claude (AI) - proposed" w:date="2026-10-15T20:14:29Z">
+            <w:del w:id="9054" w:author="Claude (AI) - proposed" w:date="2026-10-18T00:27:57Z">
               <w:r>
                 <w:rPr>
                   <w:rFonts w:ascii="Arial" w:cs="Arial" w:eastAsia="Arial" w:hAnsi="Arial"/>
@@ -14866,7 +14866,7 @@
                 <w:delText xml:space="preserve">d</w:delText>
               </w:r>
             </w:del>
-            <w:ins w:id="9055" w:author="Claude (AI) - proposed" w:date="2026-10-15T20:14:29Z">
+            <w:ins w:id="9055" w:author="Claude (AI) - proposed" w:date="2026-10-18T00:27:57Z">
               <w:r>
                 <w:rPr>
                   <w:rFonts w:ascii="Arial" w:cs="Arial" w:eastAsia="Arial" w:hAnsi="Arial"/>
@@ -14894,7 +14894,7 @@
               </w:rPr>
               <w:t xml:space="preserve">, and the matatu from Kencom to South B is vector </w:t>
             </w:r>
-            <w:del w:id="9056" w:author="Claude (AI) - proposed" w:date="2026-10-15T20:14:29Z">
+            <w:del w:id="9056" w:author="Claude (AI) - proposed" w:date="2026-10-18T00:27:57Z">
               <w:r>
                 <w:rPr>
                   <w:rFonts w:ascii="Arial" w:cs="Arial" w:eastAsia="Arial" w:hAnsi="Arial"/>
@@ -14909,7 +14909,7 @@
                 <w:delText xml:space="preserve">e</w:delText>
               </w:r>
             </w:del>
-            <w:ins w:id="9057" w:author="Claude (AI) - proposed" w:date="2026-10-15T20:14:29Z">
+            <w:ins w:id="9057" w:author="Claude (AI) - proposed" w:date="2026-10-18T00:27:57Z">
               <w:r>
                 <w:rPr>
                   <w:rFonts w:ascii="Arial" w:cs="Arial" w:eastAsia="Arial" w:hAnsi="Arial"/>
@@ -14937,7 +14937,7 @@
               </w:rPr>
               <w:t xml:space="preserve">, how would you describe the journey FROM Westlands TO South B?' Give 15 seconds WAIT TIME. Take 2 responses. Then say: 'That journey is </w:t>
             </w:r>
-            <w:del w:id="9058" w:author="Claude (AI) - proposed" w:date="2026-10-15T20:14:29Z">
+            <w:del w:id="9058" w:author="Claude (AI) - proposed" w:date="2026-10-18T00:27:57Z">
               <w:r>
                 <w:rPr>
                   <w:rFonts w:ascii="Arial" w:cs="Arial" w:eastAsia="Arial" w:hAnsi="Arial"/>
@@ -14952,7 +14952,7 @@
                 <w:delText xml:space="preserve">e − d</w:delText>
               </w:r>
             </w:del>
-            <w:ins w:id="9059" w:author="Claude (AI) - proposed" w:date="2026-10-15T20:14:29Z">
+            <w:ins w:id="9059" w:author="Claude (AI) - proposed" w:date="2026-10-18T00:27:57Z">
               <w:r>
                 <w:rPr>
                   <w:rFonts w:ascii="Arial" w:cs="Arial" w:eastAsia="Arial" w:hAnsi="Arial"/>
@@ -14980,7 +14980,7 @@
               </w:rPr>
               <w:t xml:space="preserve">, which equals </w:t>
             </w:r>
-            <w:del w:id="9060" w:author="Claude (AI) - proposed" w:date="2026-10-15T20:14:29Z">
+            <w:del w:id="9060" w:author="Claude (AI) - proposed" w:date="2026-10-18T00:27:57Z">
               <w:r>
                 <w:rPr>
                   <w:rFonts w:ascii="Arial" w:cs="Arial" w:eastAsia="Arial" w:hAnsi="Arial"/>
@@ -14995,7 +14995,7 @@
                 <w:delText xml:space="preserve">e</w:delText>
               </w:r>
             </w:del>
-            <w:ins w:id="9061" w:author="Claude (AI) - proposed" w:date="2026-10-15T20:14:29Z">
+            <w:ins w:id="9061" w:author="Claude (AI) - proposed" w:date="2026-10-18T00:27:57Z">
               <w:r>
                 <w:rPr>
                   <w:rFonts w:ascii="Arial" w:cs="Arial" w:eastAsia="Arial" w:hAnsi="Arial"/>
@@ -15023,7 +15023,7 @@
               </w:rPr>
               <w:t xml:space="preserve"> + (−</w:t>
             </w:r>
-            <w:del w:id="9062" w:author="Claude (AI) - proposed" w:date="2026-10-15T20:14:29Z">
+            <w:del w:id="9062" w:author="Claude (AI) - proposed" w:date="2026-10-18T00:27:57Z">
               <w:r>
                 <w:rPr>
                   <w:rFonts w:ascii="Arial" w:cs="Arial" w:eastAsia="Arial" w:hAnsi="Arial"/>
@@ -15038,7 +15038,7 @@
                 <w:delText xml:space="preserve">d</w:delText>
               </w:r>
             </w:del>
-            <w:ins w:id="9063" w:author="Claude (AI) - proposed" w:date="2026-10-15T20:14:29Z">
+            <w:ins w:id="9063" w:author="Claude (AI) - proposed" w:date="2026-10-18T00:27:57Z">
               <w:r>
                 <w:rPr>
                   <w:rFonts w:ascii="Arial" w:cs="Arial" w:eastAsia="Arial" w:hAnsi="Arial"/>
@@ -15066,7 +15066,7 @@
               </w:rPr>
               <w:t xml:space="preserve">). We reverse </w:t>
             </w:r>
-            <w:del w:id="9064" w:author="Claude (AI) - proposed" w:date="2026-10-15T20:14:29Z">
+            <w:del w:id="9064" w:author="Claude (AI) - proposed" w:date="2026-10-18T00:27:57Z">
               <w:r>
                 <w:rPr>
                   <w:rFonts w:ascii="Arial" w:cs="Arial" w:eastAsia="Arial" w:hAnsi="Arial"/>
@@ -15081,7 +15081,7 @@
                 <w:delText xml:space="preserve">d</w:delText>
               </w:r>
             </w:del>
-            <w:ins w:id="9065" w:author="Claude (AI) - proposed" w:date="2026-10-15T20:14:29Z">
+            <w:ins w:id="9065" w:author="Claude (AI) - proposed" w:date="2026-10-18T00:27:57Z">
               <w:r>
                 <w:rPr>
                   <w:rFonts w:ascii="Arial" w:cs="Arial" w:eastAsia="Arial" w:hAnsi="Arial"/>
@@ -15251,7 +15251,7 @@
             <w:pPr>
               <w:spacing w:after="20" w:before="0"/>
             </w:pPr>
-            <w:hyperlink w:history="1" r:id="rIdlh9zy5-oqfxxkv-xlf_26">
+            <w:hyperlink w:history="1" r:id="rIdkck9ynsiusadpk84jiu-l">
               <w:r>
                 <w:rPr>
                   <w:rFonts w:ascii="Arial" w:cs="Arial" w:eastAsia="Arial" w:hAnsi="Arial"/>
@@ -15284,7 +15284,7 @@
               <w:spacing w:after="10" w:before="0"/>
               <w:ind w:left="120"/>
             </w:pPr>
-            <w:hyperlink w:history="1" r:id="rIdosgsbxag03puyovkm9szm">
+            <w:hyperlink w:history="1" r:id="rIdkmnzyuecmgxj9zn-0yiek">
               <w:r>
                 <w:rPr>
                   <w:rFonts w:ascii="Arial" w:cs="Arial" w:eastAsia="Arial" w:hAnsi="Arial"/>
@@ -15329,7 +15329,7 @@
             <w:pPr>
               <w:spacing w:after="20" w:before="0"/>
             </w:pPr>
-            <w:hyperlink w:history="1" r:id="rIdvwl0umwftjxhiperzjkfl">
+            <w:hyperlink w:history="1" r:id="rIdelyl-3b9i3gtmzxl0qy5x">
               <w:r>
                 <w:rPr>
                   <w:rFonts w:ascii="Arial" w:cs="Arial" w:eastAsia="Arial" w:hAnsi="Arial"/>
@@ -15362,7 +15362,7 @@
               <w:spacing w:after="10" w:before="0"/>
               <w:ind w:left="120"/>
             </w:pPr>
-            <w:hyperlink w:history="1" r:id="rIduphpkgjvarj_-b7vaoayv">
+            <w:hyperlink w:history="1" r:id="rIdlwnixfqwipr9fymk95xj-">
               <w:r>
                 <w:rPr>
                   <w:rFonts w:ascii="Arial" w:cs="Arial" w:eastAsia="Arial" w:hAnsi="Arial"/>
@@ -15407,7 +15407,7 @@
               </w:rPr>
               <w:t xml:space="preserve">Learners return to the class DQB (a large chart or section of the board maintained since Lesson 1). In small groups of three, learners are given a sticky note or a strip of paper and asked to: (i) revise or confirm the prediction they posted in Phase 1 — was the prediction correct? (ii) write one new CLAIM their group can now make about vectors, supported by today's evidence; (iii) write one new QUESTION today's lesson has raised for them. Groups post their claims and questions. The teacher facilitates a 3-minute gallery walk (learners move to read two other groups' postings) and then reconvenes to read 2 claims and 2 questions aloud. The teacher explicitly connects the updated DQB to the driving question: 'We started asking why two matatus travel 8 km and end up in different places. Today we added another layer — if we scale or reverse </w:t>
             </w:r>
-            <w:del w:id="9066" w:author="Claude (AI) - proposed" w:date="2026-10-15T20:14:29Z">
+            <w:del w:id="9066" w:author="Claude (AI) - proposed" w:date="2026-10-18T00:27:57Z">
               <w:r>
                 <w:rPr>
                   <w:rFonts w:ascii="Arial" w:cs="Arial" w:eastAsia="Arial" w:hAnsi="Arial"/>
@@ -15422,7 +15422,7 @@
                 <w:delText xml:space="preserve">that 8 km</w:delText>
               </w:r>
             </w:del>
-            <w:ins w:id="9067" w:author="Claude (AI) - proposed" w:date="2026-10-15T20:14:29Z">
+            <w:ins w:id="9067" w:author="Claude (AI) - proposed" w:date="2026-10-18T00:27:57Z">
               <w:r>
                 <w:rPr>
                   <w:rFonts w:ascii="Arial" w:cs="Arial" w:eastAsia="Arial" w:hAnsi="Arial"/>
@@ -15685,7 +15685,7 @@
             <w:pPr>
               <w:spacing w:after="20" w:before="0"/>
             </w:pPr>
-            <w:hyperlink w:history="1" r:id="rIdfivrbgnpbcmkekjsg3k5j">
+            <w:hyperlink w:history="1" r:id="rIdu6zz0hbtz7gizhacczn-a">
               <w:r>
                 <w:rPr>
                   <w:rFonts w:ascii="Arial" w:cs="Arial" w:eastAsia="Arial" w:hAnsi="Arial"/>
@@ -15734,7 +15734,7 @@
               <w:spacing w:after="10" w:before="0"/>
               <w:ind w:left="120"/>
             </w:pPr>
-            <w:hyperlink w:history="1" r:id="rIdeawp_ve7hozxmbxryo0ni">
+            <w:hyperlink w:history="1" r:id="rIdrsvpbei--l009bnq_o3mc">
               <w:r>
                 <w:rPr>
                   <w:rFonts w:ascii="Arial" w:cs="Arial" w:eastAsia="Arial" w:hAnsi="Arial"/>
@@ -15779,7 +15779,7 @@
             <w:pPr>
               <w:spacing w:after="20" w:before="0"/>
             </w:pPr>
-            <w:hyperlink w:history="1" r:id="rIdlxelsgypzvohoq1u6adnu">
+            <w:hyperlink w:history="1" r:id="rId4_dikdelb9y9_ipwg6fsu">
               <w:r>
                 <w:rPr>
                   <w:rFonts w:ascii="Arial" w:cs="Arial" w:eastAsia="Arial" w:hAnsi="Arial"/>
@@ -15812,7 +15812,7 @@
               <w:spacing w:after="10" w:before="0"/>
               <w:ind w:left="120"/>
             </w:pPr>
-            <w:hyperlink w:history="1" r:id="rIdkqpvka75gwepfo6bw55rc">
+            <w:hyperlink w:history="1" r:id="rIdtnwfifapbasaudnc-4o_z">
               <w:r>
                 <w:rPr>
                   <w:rFonts w:ascii="Arial" w:cs="Arial" w:eastAsia="Arial" w:hAnsi="Arial"/>
@@ -15857,7 +15857,7 @@
               </w:rPr>
               <w:t xml:space="preserve">Learners individually update the cumulative vector model they have been building since Lesson 1. The model is a diagram/concept map in their exercise book showing everything they now know about vectors. Today's additions required: (i) add a new node 'Scalar Multiplication' connected to the existing 'Vector' node, with the rule: kd has magnitude |k||d|, direction same (k&gt;0) or opposite (k&lt;0), same line of action; (ii) add 'Vector Subtraction: a − b = a + (−b)' as a connected operation, linked to the 'Addition of Vectors' node from Lesson 3; (iii) annotate the Nairobi map sketch in the model — label </w:t>
             </w:r>
-            <w:del w:id="9068" w:author="Claude (AI) - proposed" w:date="2026-10-15T20:14:29Z">
+            <w:del w:id="9068" w:author="Claude (AI) - proposed" w:date="2026-10-18T00:27:57Z">
               <w:r>
                 <w:rPr>
                   <w:rFonts w:ascii="Arial" w:cs="Arial" w:eastAsia="Arial" w:hAnsi="Arial"/>
@@ -15872,7 +15872,7 @@
                 <w:delText xml:space="preserve">the Kencom-to-Westlands</w:delText>
               </w:r>
             </w:del>
-            <w:ins w:id="9069" w:author="Claude (AI) - proposed" w:date="2026-10-15T20:14:29Z">
+            <w:ins w:id="9069" w:author="Claude (AI) - proposed" w:date="2026-10-18T00:27:57Z">
               <w:r>
                 <w:rPr>
                   <w:rFonts w:ascii="Arial" w:cs="Arial" w:eastAsia="Arial" w:hAnsi="Arial"/>
@@ -16460,7 +16460,7 @@
         </w:rPr>
         <w:t xml:space="preserve">© 2026 SeaVuria and ARES. Aligned with KICD objectives. Developed by SeaVuria; technical implementation by ARES (with AI assistance from Claude). Licensed under </w:t>
       </w:r>
-      <w:hyperlink w:history="1" r:id="rIdhdo5tss1_cvh7fbhfadgy">
+      <w:hyperlink w:history="1" r:id="rIdqyjnpwpm3gzocay0_vemf">
         <w:r>
           <w:rPr>
             <w:rFonts w:ascii="Arial" w:cs="Arial" w:eastAsia="Arial" w:hAnsi="Arial"/>
@@ -16481,7 +16481,7 @@
         </w:rPr>
         <w:t xml:space="preserve"> (</w:t>
       </w:r>
-      <w:hyperlink w:history="1" r:id="rId4fb1fplnwsxhyszmhjlhy">
+      <w:hyperlink w:history="1" r:id="rIdycd2ta2dmw2d8gmkivy8e">
         <w:r>
           <w:rPr>
             <w:rFonts w:ascii="Arial" w:cs="Arial" w:eastAsia="Arial" w:hAnsi="Arial"/>
@@ -17002,7 +17002,7 @@
               </w:rPr>
               <w:t xml:space="preserve">1. What </w:t>
             </w:r>
-            <w:del w:id="9070" w:author="Claude (AI) - proposed" w:date="2026-10-15T20:14:29Z">
+            <w:del w:id="9070" w:author="Claude (AI) - proposed" w:date="2026-10-18T00:27:57Z">
               <w:r>
                 <w:rPr>
                   <w:rFonts w:ascii="Arial" w:cs="Arial" w:eastAsia="Arial" w:hAnsi="Arial"/>
@@ -17017,7 +17017,7 @@
                 <w:delText xml:space="preserve">is the meaning of the terms vector and scalar quantities</w:delText>
               </w:r>
             </w:del>
-            <w:ins w:id="9071" w:author="Claude (AI) - proposed" w:date="2026-10-15T20:14:29Z">
+            <w:ins w:id="9071" w:author="Claude (AI) - proposed" w:date="2026-10-18T00:27:57Z">
               <w:r>
                 <w:rPr>
                   <w:rFonts w:ascii="Arial" w:cs="Arial" w:eastAsia="Arial" w:hAnsi="Arial"/>
@@ -17564,7 +17564,7 @@
             <w:pPr>
               <w:spacing w:after="20" w:before="0"/>
             </w:pPr>
-            <w:hyperlink w:history="1" r:id="rIdyegiprgg-zojmgfzjswj7">
+            <w:hyperlink w:history="1" r:id="rIdfmhrqb-dv43ciwkz9bwd0">
               <w:r>
                 <w:rPr>
                   <w:rFonts w:ascii="Arial" w:cs="Arial" w:eastAsia="Arial" w:hAnsi="Arial"/>
@@ -17597,7 +17597,7 @@
               <w:spacing w:after="10" w:before="0"/>
               <w:ind w:left="120"/>
             </w:pPr>
-            <w:hyperlink w:history="1" r:id="rIdfn9_au5ava0sof2r3agqg">
+            <w:hyperlink w:history="1" r:id="rIdto_kmwxy8epdawygivpjs">
               <w:r>
                 <w:rPr>
                   <w:rFonts w:ascii="Arial" w:cs="Arial" w:eastAsia="Arial" w:hAnsi="Arial"/>
@@ -17642,7 +17642,7 @@
             <w:pPr>
               <w:spacing w:after="20" w:before="0"/>
             </w:pPr>
-            <w:hyperlink w:history="1" r:id="rIdbvksckpjunal589azy33o">
+            <w:hyperlink w:history="1" r:id="rIdycsbmj8v2reo0gr5vyyxo">
               <w:r>
                 <w:rPr>
                   <w:rFonts w:ascii="Arial" w:cs="Arial" w:eastAsia="Arial" w:hAnsi="Arial"/>
@@ -17675,7 +17675,7 @@
               <w:spacing w:after="10" w:before="0"/>
               <w:ind w:left="120"/>
             </w:pPr>
-            <w:hyperlink w:history="1" r:id="rIdfohvsm5mbneyc8ass1t0p">
+            <w:hyperlink w:history="1" r:id="rIdvg5ztzvvct4mbeopymnx9">
               <w:r>
                 <w:rPr>
                   <w:rFonts w:ascii="Arial" w:cs="Arial" w:eastAsia="Arial" w:hAnsi="Arial"/>
@@ -17875,7 +17875,7 @@
             <w:pPr>
               <w:spacing w:after="20" w:before="0"/>
             </w:pPr>
-            <w:hyperlink w:history="1" r:id="rIdi_q_ogcjwlzc1tqk7o4fb">
+            <w:hyperlink w:history="1" r:id="rIdot25gpp5jzcfn8i7vb-an">
               <w:r>
                 <w:rPr>
                   <w:rFonts w:ascii="Arial" w:cs="Arial" w:eastAsia="Arial" w:hAnsi="Arial"/>
@@ -17908,7 +17908,7 @@
               <w:spacing w:after="10" w:before="0"/>
               <w:ind w:left="120"/>
             </w:pPr>
-            <w:hyperlink w:history="1" r:id="rIdfletqlbwhsjziguq9bruz">
+            <w:hyperlink w:history="1" r:id="rIdxfq9hhiykqryu1zgbi-ex">
               <w:r>
                 <w:rPr>
                   <w:rFonts w:ascii="Arial" w:cs="Arial" w:eastAsia="Arial" w:hAnsi="Arial"/>
@@ -17953,7 +17953,7 @@
             <w:pPr>
               <w:spacing w:after="20" w:before="0"/>
             </w:pPr>
-            <w:hyperlink w:history="1" r:id="rId4zxxjxsxqt5qrgwph-nhx">
+            <w:hyperlink w:history="1" r:id="rId-kkkcfxvba2o_av8jqgxh">
               <w:r>
                 <w:rPr>
                   <w:rFonts w:ascii="Arial" w:cs="Arial" w:eastAsia="Arial" w:hAnsi="Arial"/>
@@ -17986,7 +17986,7 @@
               <w:spacing w:after="10" w:before="0"/>
               <w:ind w:left="120"/>
             </w:pPr>
-            <w:hyperlink w:history="1" r:id="rIddjrrupksipuhko_5kkwmg">
+            <w:hyperlink w:history="1" r:id="rIdl72hjfnl_3jeqxyhdo8a0">
               <w:r>
                 <w:rPr>
                   <w:rFonts w:ascii="Arial" w:cs="Arial" w:eastAsia="Arial" w:hAnsi="Arial"/>
@@ -18064,7 +18064,7 @@
               </w:rPr>
               <w:t xml:space="preserve">Say: 'Watch carefully. I am going to show you how we write a vector algebraically — using a column of two numbers.' On the board/grid, plot O at (0,0) and A at (2,3). Draw the arrow OA⃗. Write the column vector notation: OA⃗ = (2 above 3, written as a vertical column). Say: 'The top number tells us how far we move horizontally — positive means east, negative means west. The bottom number tells us how far we move vertically — positive means north, negative means south. So from Kencom to KICC we move 2 units east and 3 units north.' [WAIT 10 seconds.] 'Now you try. Plot point B — Uhuru Park — at (−1, 2) on your grid. Draw the arrow OB⃗ from the origin. Then write the column vector for OB⃗. You have 3 minutes.' [WAIT 3 minutes — circulate, check arrow direction and column notation.] After 3 minutes, cold-call 2 learners to share their column vector on the board. Then display the original Lesson 1 matatu map overlaid on the coordinate grid. Say: 'Look at the two matatu routes we have been studying all week. Route 1 ends near coordinates (−6, 5) — roughly Westlands. Route 2 ends near (</w:t>
             </w:r>
-            <w:del w:id="9072" w:author="Claude (AI) - proposed" w:date="2026-10-15T20:14:29Z">
+            <w:del w:id="9072" w:author="Claude (AI) - proposed" w:date="2026-10-18T00:27:57Z">
               <w:r>
                 <w:rPr>
                   <w:rFonts w:ascii="Arial" w:cs="Arial" w:eastAsia="Arial" w:hAnsi="Arial"/>
@@ -18079,7 +18079,7 @@
                 <w:delText xml:space="preserve">4</w:delText>
               </w:r>
             </w:del>
-            <w:ins w:id="9073" w:author="Claude (AI) - proposed" w:date="2026-10-15T20:14:29Z">
+            <w:ins w:id="9073" w:author="Claude (AI) - proposed" w:date="2026-10-18T00:27:57Z">
               <w:r>
                 <w:rPr>
                   <w:rFonts w:ascii="Arial" w:cs="Arial" w:eastAsia="Arial" w:hAnsi="Arial"/>
@@ -18140,7 +18140,7 @@
               </w:rPr>
               <w:t xml:space="preserve">Annotated Demonstration followed by Parallel Construction: the teacher models one example with explicit narration, then learners immediately replicate the process for a second point. Overlaying the original phenomenon map onto the coordinate grid directly connects new algebraic notation back to the anchoring puzzle — learners can now see WHY the two matatu routes are different: their column vectors are completely distinct despite both having </w:t>
             </w:r>
-            <w:del w:id="9074" w:author="Claude (AI) - proposed" w:date="2026-10-15T20:14:29Z">
+            <w:del w:id="9074" w:author="Claude (AI) - proposed" w:date="2026-10-18T00:27:57Z">
               <w:r>
                 <w:rPr>
                   <w:rFonts w:ascii="Arial" w:cs="Arial" w:eastAsia="Arial" w:hAnsi="Arial"/>
@@ -18155,7 +18155,7 @@
                 <w:delText xml:space="preserve">magnitude 8 km</w:delText>
               </w:r>
             </w:del>
-            <w:ins w:id="9075" w:author="Claude (AI) - proposed" w:date="2026-10-15T20:14:29Z">
+            <w:ins w:id="9075" w:author="Claude (AI) - proposed" w:date="2026-10-18T00:27:57Z">
               <w:r>
                 <w:rPr>
                   <w:rFonts w:ascii="Arial" w:cs="Arial" w:eastAsia="Arial" w:hAnsi="Arial"/>
@@ -18272,7 +18272,7 @@
             <w:pPr>
               <w:spacing w:after="20" w:before="0"/>
             </w:pPr>
-            <w:hyperlink w:history="1" r:id="rIdfcxmbvinsls-k1uvhgjbo">
+            <w:hyperlink w:history="1" r:id="rIdevvz3w7evbaunud6whxlo">
               <w:r>
                 <w:rPr>
                   <w:rFonts w:ascii="Arial" w:cs="Arial" w:eastAsia="Arial" w:hAnsi="Arial"/>
@@ -18321,7 +18321,7 @@
               <w:spacing w:after="10" w:before="0"/>
               <w:ind w:left="120"/>
             </w:pPr>
-            <w:hyperlink w:history="1" r:id="rIdze5wbs28_nt8ofdbrr1ry">
+            <w:hyperlink w:history="1" r:id="rIda1vrodq6blktch5s8qagc">
               <w:r>
                 <w:rPr>
                   <w:rFonts w:ascii="Arial" w:cs="Arial" w:eastAsia="Arial" w:hAnsi="Arial"/>
@@ -18366,7 +18366,7 @@
             <w:pPr>
               <w:spacing w:after="20" w:before="0"/>
             </w:pPr>
-            <w:hyperlink w:history="1" r:id="rIdpravptuodvjmn5ljz8cbf">
+            <w:hyperlink w:history="1" r:id="rIdafakq8f7irmluyw7hvd9r">
               <w:r>
                 <w:rPr>
                   <w:rFonts w:ascii="Arial" w:cs="Arial" w:eastAsia="Arial" w:hAnsi="Arial"/>
@@ -18399,7 +18399,7 @@
               <w:spacing w:after="10" w:before="0"/>
               <w:ind w:left="120"/>
             </w:pPr>
-            <w:hyperlink w:history="1" r:id="rId05fep3nis0ne4y3pxb8ns">
+            <w:hyperlink w:history="1" r:id="rIdurbifbjdoh3-cqo437awl">
               <w:r>
                 <w:rPr>
                   <w:rFonts w:ascii="Arial" w:cs="Arial" w:eastAsia="Arial" w:hAnsi="Arial"/>
@@ -18477,7 +18477,7 @@
               </w:rPr>
               <w:t xml:space="preserve">Distribute or display the structured task. Say: 'Work in pairs. Use the three Nairobi landmarks on your grid. Your job is to find the column vector that takes you directly from KICC to Uhuru Park — we call this vector AB⃗. But instead of drawing and counting, I want you to calculate it algebraically using the position vectors. You have 8 minutes.' [WAIT — circulate, listen for pair discussions, prompt with: 'What does OA⃗ look like as a column? What does OB⃗ look like? What operation links them?'] After 8 minutes, cold-call one pair to write their working on the board. Say: 'Explain each step — what does each number mean in terms of the Nairobi map?' [WAIT 10 seconds for explanation.] Then ask the class: 'Does everyone's drawn arrow from KICC to Uhuru Park agree with the algebra? Thumbs up if yes, thumbs sideways if unsure.' Address any 'thumbs sideways' learners. Introduce the Railway Station extension: 'Now try point C — Nairobi Railway Station at (−3, −2). Find BC⃗. You have 5 minutes.' [WAIT.] Cold-call 2 different pairs for the extension. Consolidate by writing on the board: 'RULE: AB⃗ = OB⃗ − OA⃗ — the position vector of where you ARE minus the position vector of where you START.' Say: 'Now think back to our matatu drivers. Driver 1 ends at roughly (−6, 5). Driver 2 ends at (</w:t>
             </w:r>
-            <w:del w:id="9076" w:author="Claude (AI) - proposed" w:date="2026-10-15T20:14:29Z">
+            <w:del w:id="9076" w:author="Claude (AI) - proposed" w:date="2026-10-18T00:27:57Z">
               <w:r>
                 <w:rPr>
                   <w:rFonts w:ascii="Arial" w:cs="Arial" w:eastAsia="Arial" w:hAnsi="Arial"/>
@@ -18492,7 +18492,7 @@
                 <w:delText xml:space="preserve">4</w:delText>
               </w:r>
             </w:del>
-            <w:ins w:id="9077" w:author="Claude (AI) - proposed" w:date="2026-10-15T20:14:29Z">
+            <w:ins w:id="9077" w:author="Claude (AI) - proposed" w:date="2026-10-18T00:27:57Z">
               <w:r>
                 <w:rPr>
                   <w:rFonts w:ascii="Arial" w:cs="Arial" w:eastAsia="Arial" w:hAnsi="Arial"/>
@@ -18520,7 +18520,7 @@
               </w:rPr>
               <w:t xml:space="preserve">, −6). Write their displacement column vectors from Kencom. Are they the same?' [WAIT 10 seconds.] Cold-call 1 learner: 'Kamau, what does this tell us about why they arrived at different places?' Expect and affirm: 'Even though the magnitudes </w:t>
             </w:r>
-            <w:del w:id="9078" w:author="Claude (AI) - proposed" w:date="2026-10-15T20:14:29Z">
+            <w:del w:id="9078" w:author="Claude (AI) - proposed" w:date="2026-10-18T00:27:57Z">
               <w:r>
                 <w:rPr>
                   <w:rFonts w:ascii="Arial" w:cs="Arial" w:eastAsia="Arial" w:hAnsi="Arial"/>
@@ -18535,7 +18535,7 @@
                 <w:delText xml:space="preserve">might be similar</w:delText>
               </w:r>
             </w:del>
-            <w:ins w:id="9079" w:author="Claude (AI) - proposed" w:date="2026-10-15T20:14:29Z">
+            <w:ins w:id="9079" w:author="Claude (AI) - proposed" w:date="2026-10-18T00:27:57Z">
               <w:r>
                 <w:rPr>
                   <w:rFonts w:ascii="Arial" w:cs="Arial" w:eastAsia="Arial" w:hAnsi="Arial"/>
@@ -18685,7 +18685,7 @@
             <w:pPr>
               <w:spacing w:after="20" w:before="0"/>
             </w:pPr>
-            <w:hyperlink w:history="1" r:id="rIdchznys3fxzpkosyzbxzx6">
+            <w:hyperlink w:history="1" r:id="rIdn0plqkdiwkbamvkscwpva">
               <w:r>
                 <w:rPr>
                   <w:rFonts w:ascii="Arial" w:cs="Arial" w:eastAsia="Arial" w:hAnsi="Arial"/>
@@ -18734,7 +18734,7 @@
               <w:spacing w:after="10" w:before="0"/>
               <w:ind w:left="120"/>
             </w:pPr>
-            <w:hyperlink w:history="1" r:id="rIdxuxvaaqgo_wjrs2z08yvh">
+            <w:hyperlink w:history="1" r:id="rIdazhhsynk1isqrulgsny6v">
               <w:r>
                 <w:rPr>
                   <w:rFonts w:ascii="Arial" w:cs="Arial" w:eastAsia="Arial" w:hAnsi="Arial"/>
@@ -18779,7 +18779,7 @@
             <w:pPr>
               <w:spacing w:after="20" w:before="0"/>
             </w:pPr>
-            <w:hyperlink w:history="1" r:id="rIdz0_xrzegzcfp7zhvxayme">
+            <w:hyperlink w:history="1" r:id="rId7efm6sjeb_tmtqbqm8csp">
               <w:r>
                 <w:rPr>
                   <w:rFonts w:ascii="Arial" w:cs="Arial" w:eastAsia="Arial" w:hAnsi="Arial"/>
@@ -18812,7 +18812,7 @@
               <w:spacing w:after="10" w:before="0"/>
               <w:ind w:left="120"/>
             </w:pPr>
-            <w:hyperlink w:history="1" r:id="rIdlx0wh31mqksnilwg-mwlv">
+            <w:hyperlink w:history="1" r:id="rIdxffxxfk3ikrogplzenkhc">
               <w:r>
                 <w:rPr>
                   <w:rFonts w:ascii="Arial" w:cs="Arial" w:eastAsia="Arial" w:hAnsi="Arial"/>
@@ -18956,7 +18956,7 @@
               </w:rPr>
               <w:t xml:space="preserve">Observable indicator: Green notes contain specific reference to column vector components (not just 'direction matters') — e.g., 'Driver 1's vector is (−6;5) and Driver 2's is (</w:t>
             </w:r>
-            <w:del w:id="9080" w:author="Claude (AI) - proposed" w:date="2026-10-15T20:14:29Z">
+            <w:del w:id="9080" w:author="Claude (AI) - proposed" w:date="2026-10-18T00:27:57Z">
               <w:r>
                 <w:rPr>
                   <w:rFonts w:ascii="Arial" w:cs="Arial" w:eastAsia="Arial" w:hAnsi="Arial"/>
@@ -18971,7 +18971,7 @@
                 <w:delText xml:space="preserve">4</w:delText>
               </w:r>
             </w:del>
-            <w:ins w:id="9081" w:author="Claude (AI) - proposed" w:date="2026-10-15T20:14:29Z">
+            <w:ins w:id="9081" w:author="Claude (AI) - proposed" w:date="2026-10-18T00:27:57Z">
               <w:r>
                 <w:rPr>
                   <w:rFonts w:ascii="Arial" w:cs="Arial" w:eastAsia="Arial" w:hAnsi="Arial"/>
@@ -18999,7 +18999,7 @@
               </w:rPr>
               <w:t xml:space="preserve">;−6) so they point in completely different directions even </w:t>
             </w:r>
-            <w:del w:id="9082" w:author="Claude (AI) - proposed" w:date="2026-10-15T20:14:29Z">
+            <w:del w:id="9082" w:author="Claude (AI) - proposed" w:date="2026-10-18T00:27:57Z">
               <w:r>
                 <w:rPr>
                   <w:rFonts w:ascii="Arial" w:cs="Arial" w:eastAsia="Arial" w:hAnsi="Arial"/>
@@ -19014,7 +19014,7 @@
                 <w:delText xml:space="preserve">if</w:delText>
               </w:r>
             </w:del>
-            <w:ins w:id="9083" w:author="Claude (AI) - proposed" w:date="2026-10-15T20:14:29Z">
+            <w:ins w:id="9083" w:author="Claude (AI) - proposed" w:date="2026-10-18T00:27:57Z">
               <w:r>
                 <w:rPr>
                   <w:rFonts w:ascii="Arial" w:cs="Arial" w:eastAsia="Arial" w:hAnsi="Arial"/>
@@ -19042,7 +19042,7 @@
               </w:rPr>
               <w:t xml:space="preserve"> the lengths are </w:t>
             </w:r>
-            <w:del w:id="9084" w:author="Claude (AI) - proposed" w:date="2026-10-15T20:14:29Z">
+            <w:del w:id="9084" w:author="Claude (AI) - proposed" w:date="2026-10-18T00:27:57Z">
               <w:r>
                 <w:rPr>
                   <w:rFonts w:ascii="Arial" w:cs="Arial" w:eastAsia="Arial" w:hAnsi="Arial"/>
@@ -19057,7 +19057,7 @@
                 <w:delText xml:space="preserve">similar</w:delText>
               </w:r>
             </w:del>
-            <w:ins w:id="9085" w:author="Claude (AI) - proposed" w:date="2026-10-15T20:14:29Z">
+            <w:ins w:id="9085" w:author="Claude (AI) - proposed" w:date="2026-10-18T00:27:57Z">
               <w:r>
                 <w:rPr>
                   <w:rFonts w:ascii="Arial" w:cs="Arial" w:eastAsia="Arial" w:hAnsi="Arial"/>
@@ -19141,7 +19141,7 @@
             <w:pPr>
               <w:spacing w:after="20" w:before="0"/>
             </w:pPr>
-            <w:hyperlink w:history="1" r:id="rId04urpscjwegrq83ihljro">
+            <w:hyperlink w:history="1" r:id="rId-i0ycv1hzcqdsfb6qpcyw">
               <w:r>
                 <w:rPr>
                   <w:rFonts w:ascii="Arial" w:cs="Arial" w:eastAsia="Arial" w:hAnsi="Arial"/>
@@ -19190,7 +19190,7 @@
               <w:spacing w:after="10" w:before="0"/>
               <w:ind w:left="120"/>
             </w:pPr>
-            <w:hyperlink w:history="1" r:id="rId3bzz2xd83sxwxpdxkw6i9">
+            <w:hyperlink w:history="1" r:id="rIdixlpsgj78onbwbv0oxvti">
               <w:r>
                 <w:rPr>
                   <w:rFonts w:ascii="Arial" w:cs="Arial" w:eastAsia="Arial" w:hAnsi="Arial"/>
@@ -19235,7 +19235,7 @@
             <w:pPr>
               <w:spacing w:after="20" w:before="0"/>
             </w:pPr>
-            <w:hyperlink w:history="1" r:id="rIdcpyugtufktt6mq305_6qx">
+            <w:hyperlink w:history="1" r:id="rId1gwzw7eteuyymqawtmxqy">
               <w:r>
                 <w:rPr>
                   <w:rFonts w:ascii="Arial" w:cs="Arial" w:eastAsia="Arial" w:hAnsi="Arial"/>
@@ -19268,7 +19268,7 @@
               <w:spacing w:after="10" w:before="0"/>
               <w:ind w:left="120"/>
             </w:pPr>
-            <w:hyperlink w:history="1" r:id="rIde7wlnceq4bnar3fhe5qg3">
+            <w:hyperlink w:history="1" r:id="rIdyirtqor84e36tlpzhmt-e">
               <w:r>
                 <w:rPr>
                   <w:rFonts w:ascii="Arial" w:cs="Arial" w:eastAsia="Arial" w:hAnsi="Arial"/>
@@ -19637,7 +19637,7 @@
               </w:rPr>
               <w:t xml:space="preserve">On a Nairobi coordinate grid with Kencom Bus Stop at the origin, we plotted position vectors OA⃗ to KICC at (2,3) and OB⃗ to Uhuru Park at (−1,2). We drew the arrows and placed the column vector notation beside each. We also looked at the two original matatu routes from Kencom — the Westlands route ending near (−6,5) and the South B route ending near (</w:t>
             </w:r>
-            <w:del w:id="9086" w:author="Claude (AI) - proposed" w:date="2026-10-15T20:14:29Z">
+            <w:del w:id="9086" w:author="Claude (AI) - proposed" w:date="2026-10-18T00:27:57Z">
               <w:r>
                 <w:rPr>
                   <w:rFonts w:ascii="Arial" w:cs="Arial" w:eastAsia="Arial" w:hAnsi="Arial"/>
@@ -19652,7 +19652,7 @@
                 <w:delText xml:space="preserve">4</w:delText>
               </w:r>
             </w:del>
-            <w:ins w:id="9087" w:author="Claude (AI) - proposed" w:date="2026-10-15T20:14:29Z">
+            <w:ins w:id="9087" w:author="Claude (AI) - proposed" w:date="2026-10-18T00:27:57Z">
               <w:r>
                 <w:rPr>
                   <w:rFonts w:ascii="Arial" w:cs="Arial" w:eastAsia="Arial" w:hAnsi="Arial"/>
@@ -19748,7 +19748,7 @@
               </w:rPr>
               <w:t xml:space="preserve">A column vector writes a displacement as a vertical pair of numbers: the top number gives horizontal movement (positive = east, negative = west) and the bottom number gives vertical movement (positive = north, negative = south). A position vector OA⃗ gives the location of point A relative to origin O. To find the vector from A to B we use AB⃗ = OB⃗ − OA⃗, subtracting the components. The two matatu drivers' journeys have completely different column vectors — (−6;5) versus (</w:t>
             </w:r>
-            <w:del w:id="9088" w:author="Claude (AI) - proposed" w:date="2026-10-15T20:14:29Z">
+            <w:del w:id="9088" w:author="Claude (AI) - proposed" w:date="2026-10-18T00:27:57Z">
               <w:r>
                 <w:rPr>
                   <w:rFonts w:ascii="Arial" w:cs="Arial" w:eastAsia="Arial" w:hAnsi="Arial"/>
@@ -19763,7 +19763,7 @@
                 <w:delText xml:space="preserve">4</w:delText>
               </w:r>
             </w:del>
-            <w:ins w:id="9089" w:author="Claude (AI) - proposed" w:date="2026-10-15T20:14:29Z">
+            <w:ins w:id="9089" w:author="Claude (AI) - proposed" w:date="2026-10-18T00:27:57Z">
               <w:r>
                 <w:rPr>
                   <w:rFonts w:ascii="Arial" w:cs="Arial" w:eastAsia="Arial" w:hAnsi="Arial"/>
@@ -19791,7 +19791,7 @@
               </w:rPr>
               <w:t xml:space="preserve">;−6</w:t>
             </w:r>
-            <w:ins w:id="9090" w:author="Claude (AI) - proposed" w:date="2026-10-15T20:14:29Z">
+            <w:ins w:id="9090" w:author="Claude (AI) - proposed" w:date="2026-10-18T00:27:57Z">
               <w:r>
                 <w:rPr>
                   <w:rFonts w:ascii="Arial" w:cs="Arial" w:eastAsia="Arial" w:hAnsi="Arial"/>
@@ -19819,7 +19819,7 @@
               </w:rPr>
               <w:t xml:space="preserve">) — which is exactly why they arrived at different destinations even </w:t>
             </w:r>
-            <w:del w:id="9091" w:author="Claude (AI) - proposed" w:date="2026-10-15T20:14:29Z">
+            <w:del w:id="9091" w:author="Claude (AI) - proposed" w:date="2026-10-18T00:27:57Z">
               <w:r>
                 <w:rPr>
                   <w:rFonts w:ascii="Arial" w:cs="Arial" w:eastAsia="Arial" w:hAnsi="Arial"/>
@@ -19834,7 +19834,7 @@
                 <w:delText xml:space="preserve">if</w:delText>
               </w:r>
             </w:del>
-            <w:ins w:id="9092" w:author="Claude (AI) - proposed" w:date="2026-10-15T20:14:29Z">
+            <w:ins w:id="9092" w:author="Claude (AI) - proposed" w:date="2026-10-18T00:27:57Z">
               <w:r>
                 <w:rPr>
                   <w:rFonts w:ascii="Arial" w:cs="Arial" w:eastAsia="Arial" w:hAnsi="Arial"/>
@@ -19862,7 +19862,7 @@
               </w:rPr>
               <w:t xml:space="preserve"> their distances were </w:t>
             </w:r>
-            <w:del w:id="9093" w:author="Claude (AI) - proposed" w:date="2026-10-15T20:14:29Z">
+            <w:del w:id="9093" w:author="Claude (AI) - proposed" w:date="2026-10-18T00:27:57Z">
               <w:r>
                 <w:rPr>
                   <w:rFonts w:ascii="Arial" w:cs="Arial" w:eastAsia="Arial" w:hAnsi="Arial"/>
@@ -19877,7 +19877,7 @@
                 <w:delText xml:space="preserve">similar</w:delText>
               </w:r>
             </w:del>
-            <w:ins w:id="9094" w:author="Claude (AI) - proposed" w:date="2026-10-15T20:14:29Z">
+            <w:ins w:id="9094" w:author="Claude (AI) - proposed" w:date="2026-10-18T00:27:57Z">
               <w:r>
                 <w:rPr>
                   <w:rFonts w:ascii="Arial" w:cs="Arial" w:eastAsia="Arial" w:hAnsi="Arial"/>
@@ -19973,7 +19973,7 @@
               </w:rPr>
               <w:t xml:space="preserve">Distance alone (a scalar) cannot distinguish two journeys that start at the same point — it tells you HOW FAR but not WHERE. A column vector captures BOTH the magnitude and direction of a displacement in a single algebraic object. Because the Westlands matatu moves predominantly west and north while the South B matatu moves east and south, their column vectors point in </w:t>
             </w:r>
-            <w:ins w:id="9095" w:author="Claude (AI) - proposed" w:date="2026-10-15T20:14:29Z">
+            <w:ins w:id="9095" w:author="Claude (AI) - proposed" w:date="2026-10-18T00:27:57Z">
               <w:r>
                 <w:rPr>
                   <w:rFonts w:ascii="Arial" w:cs="Arial" w:eastAsia="Arial" w:hAnsi="Arial"/>
@@ -20021,7 +20021,7 @@
         </w:rPr>
         <w:t xml:space="preserve">© 2026 SeaVuria and ARES. Aligned with KICD objectives. Developed by SeaVuria; technical implementation by ARES (with AI assistance from Claude). Licensed under </w:t>
       </w:r>
-      <w:hyperlink w:history="1" r:id="rIdelnhf1baupnlp-6tl42we">
+      <w:hyperlink w:history="1" r:id="rIdw921pstbdprsb2yj3ajrl">
         <w:r>
           <w:rPr>
             <w:rFonts w:ascii="Arial" w:cs="Arial" w:eastAsia="Arial" w:hAnsi="Arial"/>
@@ -20042,7 +20042,7 @@
         </w:rPr>
         <w:t xml:space="preserve"> (</w:t>
       </w:r>
-      <w:hyperlink w:history="1" r:id="rIdttrzn2un6y9smzmka6f-_">
+      <w:hyperlink w:history="1" r:id="rIdsneljl_wejrgpvbepf6rn">
         <w:r>
           <w:rPr>
             <w:rFonts w:ascii="Arial" w:cs="Arial" w:eastAsia="Arial" w:hAnsi="Arial"/>
@@ -20874,7 +20874,7 @@
               </w:rPr>
               <w:t xml:space="preserve">This lesson sits at the heart of the unit's evidence-gathering sequence</w:t>
             </w:r>
-            <w:ins w:id="9096" w:author="Claude (AI) - proposed" w:date="2026-10-15T20:14:29Z">
+            <w:ins w:id="9096" w:author="Claude (AI) - proposed" w:date="2026-10-18T00:27:57Z">
               <w:r>
                 <w:rPr>
                   <w:rFonts w:ascii="Arial" w:cs="Arial" w:eastAsia="Arial" w:hAnsi="Arial"/>
@@ -20982,7 +20982,7 @@
               </w:rPr>
               <w:t xml:space="preserve">The lesson closes by inviting learners to recompute the magnitudes of the two matatu column vectors from Lesson 5 (the Westlands route ≈ (−6; 5) and the South B route ≈ (</w:t>
             </w:r>
-            <w:del w:id="9097" w:author="Claude (AI) - proposed" w:date="2026-10-15T20:14:29Z">
+            <w:del w:id="9097" w:author="Claude (AI) - proposed" w:date="2026-10-18T00:27:57Z">
               <w:r>
                 <w:rPr>
                   <w:rFonts w:ascii="Arial" w:cs="Arial" w:eastAsia="Arial" w:hAnsi="Arial"/>
@@ -20997,7 +20997,7 @@
                 <w:delText xml:space="preserve">4</w:delText>
               </w:r>
             </w:del>
-            <w:ins w:id="9098" w:author="Claude (AI) - proposed" w:date="2026-10-15T20:14:29Z">
+            <w:ins w:id="9098" w:author="Claude (AI) - proposed" w:date="2026-10-18T00:27:57Z">
               <w:r>
                 <w:rPr>
                   <w:rFonts w:ascii="Arial" w:cs="Arial" w:eastAsia="Arial" w:hAnsi="Arial"/>
@@ -21313,7 +21313,7 @@
             <w:pPr>
               <w:spacing w:after="20" w:before="0"/>
             </w:pPr>
-            <w:hyperlink w:history="1" r:id="rId-oftmpf-lrrhte_94ca7o">
+            <w:hyperlink w:history="1" r:id="rIdk8tragvh7q8ok9qmnntz0">
               <w:r>
                 <w:rPr>
                   <w:rFonts w:ascii="Arial" w:cs="Arial" w:eastAsia="Arial" w:hAnsi="Arial"/>
@@ -21346,7 +21346,7 @@
               <w:spacing w:after="10" w:before="0"/>
               <w:ind w:left="120"/>
             </w:pPr>
-            <w:hyperlink w:history="1" r:id="rIdhjahrs4h1mpbdykrldai-">
+            <w:hyperlink w:history="1" r:id="rIdeoi18nwo38nmayxymfwqv">
               <w:r>
                 <w:rPr>
                   <w:rFonts w:ascii="Arial" w:cs="Arial" w:eastAsia="Arial" w:hAnsi="Arial"/>
@@ -21391,7 +21391,7 @@
             <w:pPr>
               <w:spacing w:after="20" w:before="0"/>
             </w:pPr>
-            <w:hyperlink w:history="1" r:id="rIdl0souzdojpfih5hzv8l8b">
+            <w:hyperlink w:history="1" r:id="rId95rlztlu9bpsdu65dfxa8">
               <w:r>
                 <w:rPr>
                   <w:rFonts w:ascii="Arial" w:cs="Arial" w:eastAsia="Arial" w:hAnsi="Arial"/>
@@ -21424,7 +21424,7 @@
               <w:spacing w:after="10" w:before="0"/>
               <w:ind w:left="120"/>
             </w:pPr>
-            <w:hyperlink w:history="1" r:id="rIdpnqeoykoxcmg5lgzqxj_p">
+            <w:hyperlink w:history="1" r:id="rIdr1c0gulrcyfehgnnmruwq">
               <w:r>
                 <w:rPr>
                   <w:rFonts w:ascii="Arial" w:cs="Arial" w:eastAsia="Arial" w:hAnsi="Arial"/>
@@ -21624,7 +21624,7 @@
             <w:pPr>
               <w:spacing w:after="20" w:before="0"/>
             </w:pPr>
-            <w:hyperlink w:history="1" r:id="rId691o6us1rxmj8g4mkii8q">
+            <w:hyperlink w:history="1" r:id="rIdf9-ay2epnxfhbmo8stvvz">
               <w:r>
                 <w:rPr>
                   <w:rFonts w:ascii="Arial" w:cs="Arial" w:eastAsia="Arial" w:hAnsi="Arial"/>
@@ -21657,7 +21657,7 @@
               <w:spacing w:after="10" w:before="0"/>
               <w:ind w:left="120"/>
             </w:pPr>
-            <w:hyperlink w:history="1" r:id="rIdd0qscepojyvezalqnnnmg">
+            <w:hyperlink w:history="1" r:id="rIdrtqzhraesaezcghfyf0-0">
               <w:r>
                 <w:rPr>
                   <w:rFonts w:ascii="Arial" w:cs="Arial" w:eastAsia="Arial" w:hAnsi="Arial"/>
@@ -21702,7 +21702,7 @@
             <w:pPr>
               <w:spacing w:after="20" w:before="0"/>
             </w:pPr>
-            <w:hyperlink w:history="1" r:id="rIdssmoqxv3ujzd3q-xd-rsh">
+            <w:hyperlink w:history="1" r:id="rId0vqycnb3sxruwivxrpqo1">
               <w:r>
                 <w:rPr>
                   <w:rFonts w:ascii="Arial" w:cs="Arial" w:eastAsia="Arial" w:hAnsi="Arial"/>
@@ -21735,7 +21735,7 @@
               <w:spacing w:after="10" w:before="0"/>
               <w:ind w:left="120"/>
             </w:pPr>
-            <w:hyperlink w:history="1" r:id="rIdpdy7gxopxz8tear5fpaf5">
+            <w:hyperlink w:history="1" r:id="rId6szzarhlahmsvtmuwdtgm">
               <w:r>
                 <w:rPr>
                   <w:rFonts w:ascii="Arial" w:cs="Arial" w:eastAsia="Arial" w:hAnsi="Arial"/>
@@ -21780,7 +21780,7 @@
               </w:rPr>
               <w:t xml:space="preserve">Learners open their exercise books to a fresh page and follow a structured guided derivation in four steps written on the board. Step 1: Draw the right-angled triangle for the fishing boat journey (horizontal leg = 6, vertical leg = 8). Step 2: Label the hypotenuse as |v| — the straight-line displacement distance. Step 3: Apply Pythagoras: |v|² = 6² + 8² = 36 + 64 = 100, so |v| = √100 = 10 km. Step 4: Now replace the numbers 6 and 8 with letters x and y and re-derive: |v|² = x² + y², therefore |v| = √(x² + y²). Learners then immediately apply the formula to a second scenario on a printed/chalked problem card: 'A fishing boat travels from Kisumu pier with displacement vector v = (−5; 12). What is the straight-line distance to the fishing ground?' Learners work individually for 3 minutes, then compare with a partner. </w:t>
             </w:r>
-            <w:del w:id="9099" w:author="Claude (AI) - proposed" w:date="2026-10-15T20:14:29Z">
+            <w:del w:id="9099" w:author="Claude (AI) - proposed" w:date="2026-10-18T00:27:57Z">
               <w:r>
                 <w:rPr>
                   <w:rFonts w:ascii="Arial" w:cs="Arial" w:eastAsia="Arial" w:hAnsi="Arial"/>
@@ -21795,7 +21795,7 @@
                 <w:delText xml:space="preserve">A third problem introduces a non-integer answer: v = (3; 4) scaled —</w:delText>
               </w:r>
             </w:del>
-            <w:ins w:id="9100" w:author="Claude (AI) - proposed" w:date="2026-10-15T20:14:29Z">
+            <w:ins w:id="9100" w:author="Claude (AI) - proposed" w:date="2026-10-18T00:27:57Z">
               <w:r>
                 <w:rPr>
                   <w:rFonts w:ascii="Arial" w:cs="Arial" w:eastAsia="Arial" w:hAnsi="Arial"/>
@@ -21823,7 +21823,7 @@
               </w:rPr>
               <w:t xml:space="preserve"> v = (9; 12)</w:t>
             </w:r>
-            <w:del w:id="9101" w:author="Claude (AI) - proposed" w:date="2026-10-15T20:14:29Z">
+            <w:del w:id="9101" w:author="Claude (AI) - proposed" w:date="2026-10-18T00:27:57Z">
               <w:r>
                 <w:rPr>
                   <w:rFonts w:ascii="Arial" w:cs="Arial" w:eastAsia="Arial" w:hAnsi="Arial"/>
@@ -21838,7 +21838,7 @@
                 <w:delText xml:space="preserve"> — so that learners see</w:delText>
               </w:r>
             </w:del>
-            <w:ins w:id="9102" w:author="Claude (AI) - proposed" w:date="2026-10-15T20:14:29Z">
+            <w:ins w:id="9102" w:author="Claude (AI) - proposed" w:date="2026-10-18T00:27:57Z">
               <w:r>
                 <w:rPr>
                   <w:rFonts w:ascii="Arial" w:cs="Arial" w:eastAsia="Arial" w:hAnsi="Arial"/>
@@ -21866,7 +21866,7 @@
               </w:rPr>
               <w:t xml:space="preserve"> the formula still works and the answer simplifies to 15</w:t>
             </w:r>
-            <w:ins w:id="9103" w:author="Claude (AI) - proposed" w:date="2026-10-15T20:14:29Z">
+            <w:ins w:id="9103" w:author="Claude (AI) - proposed" w:date="2026-10-18T00:27:57Z">
               <w:r>
                 <w:rPr>
                   <w:rFonts w:ascii="Arial" w:cs="Arial" w:eastAsia="Arial" w:hAnsi="Arial"/>
@@ -22049,7 +22049,7 @@
             <w:pPr>
               <w:spacing w:after="20" w:before="0"/>
             </w:pPr>
-            <w:hyperlink w:history="1" r:id="rIdvsfbjsrdfzoqpodfqya8o">
+            <w:hyperlink w:history="1" r:id="rIdmh0ccf2uxyswcqj1vieyh">
               <w:r>
                 <w:rPr>
                   <w:rFonts w:ascii="Arial" w:cs="Arial" w:eastAsia="Arial" w:hAnsi="Arial"/>
@@ -22082,7 +22082,7 @@
               <w:spacing w:after="10" w:before="0"/>
               <w:ind w:left="120"/>
             </w:pPr>
-            <w:hyperlink w:history="1" r:id="rIdjzt4rpw07tdn1z9hne3fu">
+            <w:hyperlink w:history="1" r:id="rIdhy_y39t_wt7nnrgxm_2uf">
               <w:r>
                 <w:rPr>
                   <w:rFonts w:ascii="Arial" w:cs="Arial" w:eastAsia="Arial" w:hAnsi="Arial"/>
@@ -22127,7 +22127,7 @@
             <w:pPr>
               <w:spacing w:after="20" w:before="0"/>
             </w:pPr>
-            <w:hyperlink w:history="1" r:id="rIdcxv0ajkdjrumhkurmusyr">
+            <w:hyperlink w:history="1" r:id="rIdlxz0jtsaegaa4psqj-o8g">
               <w:r>
                 <w:rPr>
                   <w:rFonts w:ascii="Arial" w:cs="Arial" w:eastAsia="Arial" w:hAnsi="Arial"/>
@@ -22176,7 +22176,7 @@
               <w:spacing w:after="10" w:before="0"/>
               <w:ind w:left="120"/>
             </w:pPr>
-            <w:hyperlink w:history="1" r:id="rIdfun2nmqs1k7k441tztgdw">
+            <w:hyperlink w:history="1" r:id="rIdjfwmvymnnxdyakd1wkf6g">
               <w:r>
                 <w:rPr>
                   <w:rFonts w:ascii="Arial" w:cs="Arial" w:eastAsia="Arial" w:hAnsi="Arial"/>
@@ -22221,7 +22221,7 @@
               </w:rPr>
               <w:t xml:space="preserve">The teacher introduces the midpoint concept through a vivid athletics scenario: 'Achieng is a relay runner at a national championships track meet in Nairobi's Kasarani Stadium. She starts at point A = (2; 3) and finishes her leg at point B = (10; 9) on a coordinate grid (units in metres). Her coach wants to stand exactly at the halfway point to shout the baton-passing cue. Where is that halfway point?' Learners draw the two points on a coordinate grid, then discuss in pairs how to locate the midpoint geometrically (count the grid squares to the middle). After 2 minutes the teacher guides the class to discover the midpoint formula: M = ((x_A + x_B)/2 ; (y_A + y_B)/2) = ((2+10)/2 ; (3+9)/2) = (6; 6). Learners then practise </w:t>
             </w:r>
-            <w:del w:id="9104" w:author="Claude (AI) - proposed" w:date="2026-10-15T20:14:29Z">
+            <w:del w:id="9104" w:author="Claude (AI) - proposed" w:date="2026-10-18T00:27:57Z">
               <w:r>
                 <w:rPr>
                   <w:rFonts w:ascii="Arial" w:cs="Arial" w:eastAsia="Arial" w:hAnsi="Arial"/>
@@ -22236,7 +22236,7 @@
                 <w:delText xml:space="preserve">two further midpoint problems: (a) A = (0; 4), B = (8; 0) — midpoint of Achieng's warm-up sprint; (b)</w:delText>
               </w:r>
             </w:del>
-            <w:ins w:id="9105" w:author="Claude (AI) - proposed" w:date="2026-10-15T20:14:29Z">
+            <w:ins w:id="9105" w:author="Claude (AI) - proposed" w:date="2026-10-18T00:27:57Z">
               <w:r>
                 <w:rPr>
                   <w:rFonts w:ascii="Arial" w:cs="Arial" w:eastAsia="Arial" w:hAnsi="Arial"/>
@@ -22264,7 +22264,7 @@
               </w:rPr>
               <w:t xml:space="preserve"> A = (−3; 5), B = (7; −1) — midpoint of a displacement vector from a market in Kisumu to a school</w:t>
             </w:r>
-            <w:ins w:id="9106" w:author="Claude (AI) - proposed" w:date="2026-10-15T20:14:29Z">
+            <w:ins w:id="9106" w:author="Claude (AI) - proposed" w:date="2026-10-18T00:27:57Z">
               <w:r>
                 <w:rPr>
                   <w:rFonts w:ascii="Arial" w:cs="Arial" w:eastAsia="Arial" w:hAnsi="Arial"/>
@@ -22292,7 +22292,7 @@
               </w:rPr>
               <w:t xml:space="preserve">. For the final 5 minutes of the Explain phase, learners return to the driving question map and compute both the magnitude AND the midpoint of the two matatu displacement vectors from Lesson 5: Westlands route v₁ = (−6; 5) and South B route v₂ = (</w:t>
             </w:r>
-            <w:del w:id="9107" w:author="Claude (AI) - proposed" w:date="2026-10-15T20:14:29Z">
+            <w:del w:id="9107" w:author="Claude (AI) - proposed" w:date="2026-10-18T00:27:57Z">
               <w:r>
                 <w:rPr>
                   <w:rFonts w:ascii="Arial" w:cs="Arial" w:eastAsia="Arial" w:hAnsi="Arial"/>
@@ -22307,7 +22307,7 @@
                 <w:delText xml:space="preserve">4</w:delText>
               </w:r>
             </w:del>
-            <w:ins w:id="9108" w:author="Claude (AI) - proposed" w:date="2026-10-15T20:14:29Z">
+            <w:ins w:id="9108" w:author="Claude (AI) - proposed" w:date="2026-10-18T00:27:57Z">
               <w:r>
                 <w:rPr>
                   <w:rFonts w:ascii="Arial" w:cs="Arial" w:eastAsia="Arial" w:hAnsi="Arial"/>
@@ -22368,7 +22368,7 @@
               </w:rPr>
               <w:t xml:space="preserve">Introduce the Kasarani scenario with energy: 'Achieng Atieno is running the 4×400 m relay at Kasarani. Her coach must stand at the exact halfway point of her leg to give the signal. Let us help the coach.' Draw the coordinate grid on the board with points A and B marked. Say: 'Before I give you any formula, discuss with your partner for 90 seconds: how would you find the halfway point just by looking at the grid?' After pair discussion, cold-call 2 pairs (wait 10 seconds each). Expect: count half the horizontal distance, count half the vertical distance. Then say: 'Excellent. Let us write that as a formula.' Derive the midpoint formula step by step on the board. After the </w:t>
             </w:r>
-            <w:del w:id="9109" w:author="Claude (AI) - proposed" w:date="2026-10-15T20:14:29Z">
+            <w:del w:id="9109" w:author="Claude (AI) - proposed" w:date="2026-10-18T00:27:57Z">
               <w:r>
                 <w:rPr>
                   <w:rFonts w:ascii="Arial" w:cs="Arial" w:eastAsia="Arial" w:hAnsi="Arial"/>
@@ -22383,7 +22383,7 @@
                 <w:delText xml:space="preserve">two practice problems</w:delText>
               </w:r>
             </w:del>
-            <w:ins w:id="9110" w:author="Claude (AI) - proposed" w:date="2026-10-15T20:14:29Z">
+            <w:ins w:id="9110" w:author="Claude (AI) - proposed" w:date="2026-10-18T00:27:57Z">
               <w:r>
                 <w:rPr>
                   <w:rFonts w:ascii="Arial" w:cs="Arial" w:eastAsia="Arial" w:hAnsi="Arial"/>
@@ -22411,7 +22411,7 @@
               </w:rPr>
               <w:t xml:space="preserve">, say: 'Now here is the big moment — take out your Lesson 5 notes. Find the column vectors for the Westlands route and the South B route. Calculate (a) the magnitude of each and (b) the midpoint of each journey.' Allow </w:t>
             </w:r>
-            <w:del w:id="9111" w:author="Claude (AI) - proposed" w:date="2026-10-15T20:14:29Z">
+            <w:del w:id="9111" w:author="Claude (AI) - proposed" w:date="2026-10-18T00:27:57Z">
               <w:r>
                 <w:rPr>
                   <w:rFonts w:ascii="Arial" w:cs="Arial" w:eastAsia="Arial" w:hAnsi="Arial"/>
@@ -22426,7 +22426,7 @@
                 <w:delText xml:space="preserve">4</w:delText>
               </w:r>
             </w:del>
-            <w:ins w:id="9112" w:author="Claude (AI) - proposed" w:date="2026-10-15T20:14:29Z">
+            <w:ins w:id="9112" w:author="Claude (AI) - proposed" w:date="2026-10-18T00:27:57Z">
               <w:r>
                 <w:rPr>
                   <w:rFonts w:ascii="Arial" w:cs="Arial" w:eastAsia="Arial" w:hAnsi="Arial"/>
@@ -22454,7 +22454,7 @@
               </w:rPr>
               <w:t xml:space="preserve"> minutes of paired work. Then cold-call 1 pair for magnitudes: '|v₁| = √((−6)² + 5²) = √(36 + 25) = √61 ≈ 7.8 km — close to 8 km!' and '|v₂| = √(</w:t>
             </w:r>
-            <w:del w:id="9113" w:author="Claude (AI) - proposed" w:date="2026-10-15T20:14:29Z">
+            <w:del w:id="9113" w:author="Claude (AI) - proposed" w:date="2026-10-18T00:27:57Z">
               <w:r>
                 <w:rPr>
                   <w:rFonts w:ascii="Arial" w:cs="Arial" w:eastAsia="Arial" w:hAnsi="Arial"/>
@@ -22469,7 +22469,7 @@
                 <w:delText xml:space="preserve">4²</w:delText>
               </w:r>
             </w:del>
-            <w:ins w:id="9114" w:author="Claude (AI) - proposed" w:date="2026-10-15T20:14:29Z">
+            <w:ins w:id="9114" w:author="Claude (AI) - proposed" w:date="2026-10-18T00:27:57Z">
               <w:r>
                 <w:rPr>
                   <w:rFonts w:ascii="Arial" w:cs="Arial" w:eastAsia="Arial" w:hAnsi="Arial"/>
@@ -22497,7 +22497,7 @@
               </w:rPr>
               <w:t xml:space="preserve"> + (−6)²) = √(</w:t>
             </w:r>
-            <w:del w:id="9115" w:author="Claude (AI) - proposed" w:date="2026-10-15T20:14:29Z">
+            <w:del w:id="9115" w:author="Claude (AI) - proposed" w:date="2026-10-18T00:27:57Z">
               <w:r>
                 <w:rPr>
                   <w:rFonts w:ascii="Arial" w:cs="Arial" w:eastAsia="Arial" w:hAnsi="Arial"/>
@@ -22512,7 +22512,7 @@
                 <w:delText xml:space="preserve">16</w:delText>
               </w:r>
             </w:del>
-            <w:ins w:id="9116" w:author="Claude (AI) - proposed" w:date="2026-10-15T20:14:29Z">
+            <w:ins w:id="9116" w:author="Claude (AI) - proposed" w:date="2026-10-18T00:27:57Z">
               <w:r>
                 <w:rPr>
                   <w:rFonts w:ascii="Arial" w:cs="Arial" w:eastAsia="Arial" w:hAnsi="Arial"/>
@@ -22540,7 +22540,7 @@
               </w:rPr>
               <w:t xml:space="preserve"> + 36) = √</w:t>
             </w:r>
-            <w:del w:id="9117" w:author="Claude (AI) - proposed" w:date="2026-10-15T20:14:29Z">
+            <w:del w:id="9117" w:author="Claude (AI) - proposed" w:date="2026-10-18T00:27:57Z">
               <w:r>
                 <w:rPr>
                   <w:rFonts w:ascii="Arial" w:cs="Arial" w:eastAsia="Arial" w:hAnsi="Arial"/>
@@ -22555,7 +22555,7 @@
                 <w:delText xml:space="preserve">52</w:delText>
               </w:r>
             </w:del>
-            <w:ins w:id="9118" w:author="Claude (AI) - proposed" w:date="2026-10-15T20:14:29Z">
+            <w:ins w:id="9118" w:author="Claude (AI) - proposed" w:date="2026-10-18T00:27:57Z">
               <w:r>
                 <w:rPr>
                   <w:rFonts w:ascii="Arial" w:cs="Arial" w:eastAsia="Arial" w:hAnsi="Arial"/>
@@ -22583,7 +22583,7 @@
               </w:rPr>
               <w:t xml:space="preserve"> ≈ 7.</w:t>
             </w:r>
-            <w:del w:id="9119" w:author="Claude (AI) - proposed" w:date="2026-10-15T20:14:29Z">
+            <w:del w:id="9119" w:author="Claude (AI) - proposed" w:date="2026-10-18T00:27:57Z">
               <w:r>
                 <w:rPr>
                   <w:rFonts w:ascii="Arial" w:cs="Arial" w:eastAsia="Arial" w:hAnsi="Arial"/>
@@ -22598,7 +22598,7 @@
                 <w:delText xml:space="preserve">2 km —</w:delText>
               </w:r>
             </w:del>
-            <w:ins w:id="9120" w:author="Claude (AI) - proposed" w:date="2026-10-15T20:14:29Z">
+            <w:ins w:id="9120" w:author="Claude (AI) - proposed" w:date="2026-10-18T00:27:57Z">
               <w:r>
                 <w:rPr>
                   <w:rFonts w:ascii="Arial" w:cs="Arial" w:eastAsia="Arial" w:hAnsi="Arial"/>
@@ -22626,7 +22626,7 @@
               </w:rPr>
               <w:t xml:space="preserve"> also close to 8 km!' Write on board: 'Same</w:t>
             </w:r>
-            <w:del w:id="9121" w:author="Claude (AI) - proposed" w:date="2026-10-15T20:14:29Z">
+            <w:del w:id="9121" w:author="Claude (AI) - proposed" w:date="2026-10-18T00:27:57Z">
               <w:r>
                 <w:rPr>
                   <w:rFonts w:ascii="Arial" w:cs="Arial" w:eastAsia="Arial" w:hAnsi="Arial"/>
@@ -22776,7 +22776,7 @@
             <w:pPr>
               <w:spacing w:after="20" w:before="0"/>
             </w:pPr>
-            <w:hyperlink w:history="1" r:id="rIdz9snfqz7dpwx7nqrkkswc">
+            <w:hyperlink w:history="1" r:id="rIdffubz8kq0tnisbpwogikt">
               <w:r>
                 <w:rPr>
                   <w:rFonts w:ascii="Arial" w:cs="Arial" w:eastAsia="Arial" w:hAnsi="Arial"/>
@@ -22809,7 +22809,7 @@
               <w:spacing w:after="10" w:before="0"/>
               <w:ind w:left="120"/>
             </w:pPr>
-            <w:hyperlink w:history="1" r:id="rIdsggzyqsq7xgbb0zl5qdbl">
+            <w:hyperlink w:history="1" r:id="rId0xrwjavhxbpllf4riu85d">
               <w:r>
                 <w:rPr>
                   <w:rFonts w:ascii="Arial" w:cs="Arial" w:eastAsia="Arial" w:hAnsi="Arial"/>
@@ -22854,7 +22854,7 @@
             <w:pPr>
               <w:spacing w:after="20" w:before="0"/>
             </w:pPr>
-            <w:hyperlink w:history="1" r:id="rId232uh8lcrqtbmapjnihkd">
+            <w:hyperlink w:history="1" r:id="rIdpude5ckif888xminhwvad">
               <w:r>
                 <w:rPr>
                   <w:rFonts w:ascii="Arial" w:cs="Arial" w:eastAsia="Arial" w:hAnsi="Arial"/>
@@ -22903,7 +22903,7 @@
               <w:spacing w:after="10" w:before="0"/>
               <w:ind w:left="120"/>
             </w:pPr>
-            <w:hyperlink w:history="1" r:id="rId5s0qtmtxr1jmskizis23f">
+            <w:hyperlink w:history="1" r:id="rIdhm7obs9mj510fc-gn0-zs">
               <w:r>
                 <w:rPr>
                   <w:rFonts w:ascii="Arial" w:cs="Arial" w:eastAsia="Arial" w:hAnsi="Arial"/>
@@ -23103,7 +23103,7 @@
             <w:pPr>
               <w:spacing w:after="20" w:before="0"/>
             </w:pPr>
-            <w:hyperlink w:history="1" r:id="rIdf5hd7z8l7oez2vkb92u76">
+            <w:hyperlink w:history="1" r:id="rIdkydylsrye5b3q_7jg5qhh">
               <w:r>
                 <w:rPr>
                   <w:rFonts w:ascii="Arial" w:cs="Arial" w:eastAsia="Arial" w:hAnsi="Arial"/>
@@ -23136,7 +23136,7 @@
               <w:spacing w:after="10" w:before="0"/>
               <w:ind w:left="120"/>
             </w:pPr>
-            <w:hyperlink w:history="1" r:id="rIdquqsx7nhhlnuw_duu9xc0">
+            <w:hyperlink w:history="1" r:id="rIdbs3_hflbz_aukl7dmuang">
               <w:r>
                 <w:rPr>
                   <w:rFonts w:ascii="Arial" w:cs="Arial" w:eastAsia="Arial" w:hAnsi="Arial"/>
@@ -23181,7 +23181,7 @@
             <w:pPr>
               <w:spacing w:after="20" w:before="0"/>
             </w:pPr>
-            <w:hyperlink w:history="1" r:id="rId0cgblpv_ohbjmnwmonuks">
+            <w:hyperlink w:history="1" r:id="rIdnibln0xfe19witwl345vm">
               <w:r>
                 <w:rPr>
                   <w:rFonts w:ascii="Arial" w:cs="Arial" w:eastAsia="Arial" w:hAnsi="Arial"/>
@@ -23230,7 +23230,7 @@
               <w:spacing w:after="10" w:before="0"/>
               <w:ind w:left="120"/>
             </w:pPr>
-            <w:hyperlink w:history="1" r:id="rId8fdk2i76plmiqiflffynd">
+            <w:hyperlink w:history="1" r:id="rIdfvj4lnl0lumdyjo9p10w8">
               <w:r>
                 <w:rPr>
                   <w:rFonts w:ascii="Arial" w:cs="Arial" w:eastAsia="Arial" w:hAnsi="Arial"/>
@@ -23275,7 +23275,7 @@
               </w:rPr>
               <w:t xml:space="preserve">Learners open to their cumulative vector model — the annotated Nairobi street grid map they have been updating since Lesson 1. They now add two new layers: (1) They label the straight-line displacement arrow for each matatu route with its calculated magnitude (|v₁| ≈ 7.8 km for the Westlands route, |v₂| ≈ 7.</w:t>
             </w:r>
-            <w:del w:id="9122" w:author="Claude (AI) - proposed" w:date="2026-10-15T20:14:29Z">
+            <w:del w:id="9122" w:author="Claude (AI) - proposed" w:date="2026-10-18T00:27:57Z">
               <w:r>
                 <w:rPr>
                   <w:rFonts w:ascii="Arial" w:cs="Arial" w:eastAsia="Arial" w:hAnsi="Arial"/>
@@ -23290,7 +23290,7 @@
                 <w:delText xml:space="preserve">2</w:delText>
               </w:r>
             </w:del>
-            <w:ins w:id="9123" w:author="Claude (AI) - proposed" w:date="2026-10-15T20:14:29Z">
+            <w:ins w:id="9123" w:author="Claude (AI) - proposed" w:date="2026-10-18T00:27:57Z">
               <w:r>
                 <w:rPr>
                   <w:rFonts w:ascii="Arial" w:cs="Arial" w:eastAsia="Arial" w:hAnsi="Arial"/>
@@ -23351,7 +23351,7 @@
               </w:rPr>
               <w:t xml:space="preserve">Say: 'Take out your matatu maps — the model we have been building together. Today you are going to add two new pieces of mathematical information to that model.' Give clear instructions: 'First, write the magnitude you calculated next to each route's displacement arrow — use the ≈ symbol because our column vectors were approximations. Second, find and mark the midpoint of each displacement arrow on your map, and label it with its coordinates.' Allow 4 minutes of individual work. Circulate and check: (1) Are learners placing midpoints geometrically in a plausible position (roughly halfway along each arrow)? (2) Are the magnitude labels consistent with the calculations done in the Explain phase? After 4 minutes, ask the class to hold up their maps. Scan for obvious errors and address 1–2 quickly. Then read the model caption prompt from the board and give 2 minutes to write it. Close the phase by saying: 'Look at the two midpoints on your map. Are they the same point? Why not? Discuss with your partner for 30 seconds.' Cold-call 1 pair: the expected answer is that the midpoints are different because the directions are different, even though the magnitudes are </w:t>
             </w:r>
-            <w:del w:id="9124" w:author="Claude (AI) - proposed" w:date="2026-10-15T20:14:29Z">
+            <w:del w:id="9124" w:author="Claude (AI) - proposed" w:date="2026-10-18T00:27:57Z">
               <w:r>
                 <w:rPr>
                   <w:rFonts w:ascii="Arial" w:cs="Arial" w:eastAsia="Arial" w:hAnsi="Arial"/>
@@ -23366,7 +23366,7 @@
                 <w:delText xml:space="preserve">similar</w:delText>
               </w:r>
             </w:del>
-            <w:ins w:id="9125" w:author="Claude (AI) - proposed" w:date="2026-10-15T20:14:29Z">
+            <w:ins w:id="9125" w:author="Claude (AI) - proposed" w:date="2026-10-18T00:27:57Z">
               <w:r>
                 <w:rPr>
                   <w:rFonts w:ascii="Arial" w:cs="Arial" w:eastAsia="Arial" w:hAnsi="Arial"/>
@@ -23765,7 +23765,7 @@
               </w:rPr>
               <w:t xml:space="preserve">Learners observed that the right-angled triangle formed by the horizontal and vertical components of a column vector has a hypotenuse whose length is exactly the straight-line displacement distance — and that applying Pythagoras' theorem to the two matatu column vectors from Lesson 5 gives magnitudes of approximately 7.8 km </w:t>
             </w:r>
-            <w:del w:id="9126" w:author="Claude (AI) - proposed" w:date="2026-10-15T20:14:29Z">
+            <w:del w:id="9126" w:author="Claude (AI) - proposed" w:date="2026-10-18T00:27:57Z">
               <w:r>
                 <w:rPr>
                   <w:rFonts w:ascii="Arial" w:cs="Arial" w:eastAsia="Arial" w:hAnsi="Arial"/>
@@ -23780,7 +23780,7 @@
                 <w:delText xml:space="preserve">and 7.2 km</w:delText>
               </w:r>
             </w:del>
-            <w:ins w:id="9127" w:author="Claude (AI) - proposed" w:date="2026-10-15T20:14:29Z">
+            <w:ins w:id="9127" w:author="Claude (AI) - proposed" w:date="2026-10-18T00:27:57Z">
               <w:r>
                 <w:rPr>
                   <w:rFonts w:ascii="Arial" w:cs="Arial" w:eastAsia="Arial" w:hAnsi="Arial"/>
@@ -23944,7 +23944,7 @@
               </w:rPr>
               <w:t xml:space="preserve">The '8 km' labels on the matatu map are the magnitudes of the two displacement vectors — they confirm that both drivers travel roughly the same straight-line distance from Kencom Bus Stop. However, magnitude alone cannot determine destination: the Westlands vector (−6; 5) and the South B vector (</w:t>
             </w:r>
-            <w:del w:id="9128" w:author="Claude (AI) - proposed" w:date="2026-10-15T20:14:29Z">
+            <w:del w:id="9128" w:author="Claude (AI) - proposed" w:date="2026-10-18T00:27:57Z">
               <w:r>
                 <w:rPr>
                   <w:rFonts w:ascii="Arial" w:cs="Arial" w:eastAsia="Arial" w:hAnsi="Arial"/>
@@ -23959,7 +23959,7 @@
                 <w:delText xml:space="preserve">4</w:delText>
               </w:r>
             </w:del>
-            <w:ins w:id="9129" w:author="Claude (AI) - proposed" w:date="2026-10-15T20:14:29Z">
+            <w:ins w:id="9129" w:author="Claude (AI) - proposed" w:date="2026-10-18T00:27:57Z">
               <w:r>
                 <w:rPr>
                   <w:rFonts w:ascii="Arial" w:cs="Arial" w:eastAsia="Arial" w:hAnsi="Arial"/>
@@ -23987,7 +23987,7 @@
               </w:rPr>
               <w:t xml:space="preserve">; −6) have </w:t>
             </w:r>
-            <w:del w:id="9130" w:author="Claude (AI) - proposed" w:date="2026-10-15T20:14:29Z">
+            <w:del w:id="9130" w:author="Claude (AI) - proposed" w:date="2026-10-18T00:27:57Z">
               <w:r>
                 <w:rPr>
                   <w:rFonts w:ascii="Arial" w:cs="Arial" w:eastAsia="Arial" w:hAnsi="Arial"/>
@@ -24002,7 +24002,7 @@
                 <w:delText xml:space="preserve">similar magnitudes (~</w:delText>
               </w:r>
             </w:del>
-            <w:ins w:id="9131" w:author="Claude (AI) - proposed" w:date="2026-10-15T20:14:29Z">
+            <w:ins w:id="9131" w:author="Claude (AI) - proposed" w:date="2026-10-18T00:27:57Z">
               <w:r>
                 <w:rPr>
                   <w:rFonts w:ascii="Arial" w:cs="Arial" w:eastAsia="Arial" w:hAnsi="Arial"/>
@@ -24030,7 +24030,7 @@
               </w:rPr>
               <w:t xml:space="preserve">7.8</w:t>
             </w:r>
-            <w:del w:id="9132" w:author="Claude (AI) - proposed" w:date="2026-10-15T20:14:29Z">
+            <w:del w:id="9132" w:author="Claude (AI) - proposed" w:date="2026-10-18T00:27:57Z">
               <w:r>
                 <w:rPr>
                   <w:rFonts w:ascii="Arial" w:cs="Arial" w:eastAsia="Arial" w:hAnsi="Arial"/>
@@ -24078,7 +24078,7 @@
         </w:rPr>
         <w:t xml:space="preserve">© 2026 SeaVuria and ARES. Aligned with KICD objectives. Developed by SeaVuria; technical implementation by ARES (with AI assistance from Claude). Licensed under </w:t>
       </w:r>
-      <w:hyperlink w:history="1" r:id="rIdzemanz9t6ark3zowowax0">
+      <w:hyperlink w:history="1" r:id="rIdhvlb0c0gnnj1h6uudq_gc">
         <w:r>
           <w:rPr>
             <w:rFonts w:ascii="Arial" w:cs="Arial" w:eastAsia="Arial" w:hAnsi="Arial"/>
@@ -24099,7 +24099,7 @@
         </w:rPr>
         <w:t xml:space="preserve"> (</w:t>
       </w:r>
-      <w:hyperlink w:history="1" r:id="rIdz5syyqveoqjsa-vr6de53">
+      <w:hyperlink w:history="1" r:id="rId2pcbpiwpd3tcbgrudp79d">
         <w:r>
           <w:rPr>
             <w:rFonts w:ascii="Arial" w:cs="Arial" w:eastAsia="Arial" w:hAnsi="Arial"/>
@@ -24620,7 +24620,7 @@
               </w:rPr>
               <w:t xml:space="preserve">1. What </w:t>
             </w:r>
-            <w:del w:id="9133" w:author="Claude (AI) - proposed" w:date="2026-10-15T20:14:29Z">
+            <w:del w:id="9133" w:author="Claude (AI) - proposed" w:date="2026-10-18T00:27:57Z">
               <w:r>
                 <w:rPr>
                   <w:rFonts w:ascii="Arial" w:cs="Arial" w:eastAsia="Arial" w:hAnsi="Arial"/>
@@ -24635,7 +24635,7 @@
                 <w:delText xml:space="preserve">is the meaning of the terms vector and scalar quantities</w:delText>
               </w:r>
             </w:del>
-            <w:ins w:id="9134" w:author="Claude (AI) - proposed" w:date="2026-10-15T20:14:29Z">
+            <w:ins w:id="9134" w:author="Claude (AI) - proposed" w:date="2026-10-18T00:27:57Z">
               <w:r>
                 <w:rPr>
                   <w:rFonts w:ascii="Arial" w:cs="Arial" w:eastAsia="Arial" w:hAnsi="Arial"/>
@@ -24731,7 +24731,7 @@
               </w:rPr>
               <w:t xml:space="preserve">Lesson 7 is the EXPLAIN + TRANSLATION VECTOR AS TRANSFORMATION lesson in the eight-lesson evidence-gathering sequence. Having previously established what vectors are, how they are represented, added, and scaled, learners now deploy that knowledge to explain a new phenomenon layer: road directional arrows on Nairobi's streets are not mere signs — they </w:t>
             </w:r>
-            <w:del w:id="9135" w:author="Claude (AI) - proposed" w:date="2026-10-15T20:14:29Z">
+            <w:del w:id="9135" w:author="Claude (AI) - proposed" w:date="2026-10-18T00:27:57Z">
               <w:r>
                 <w:rPr>
                   <w:rFonts w:ascii="Arial" w:cs="Arial" w:eastAsia="Arial" w:hAnsi="Arial"/>
@@ -24746,7 +24746,7 @@
                 <w:delText xml:space="preserve">are translation instructions that move</w:delText>
               </w:r>
             </w:del>
-            <w:ins w:id="9136" w:author="Claude (AI) - proposed" w:date="2026-10-15T20:14:29Z">
+            <w:ins w:id="9136" w:author="Claude (AI) - proposed" w:date="2026-10-18T00:27:57Z">
               <w:r>
                 <w:rPr>
                   <w:rFonts w:ascii="Arial" w:cs="Arial" w:eastAsia="Arial" w:hAnsi="Arial"/>
@@ -24774,7 +24774,7 @@
               </w:rPr>
               <w:t xml:space="preserve"> every road user </w:t>
             </w:r>
-            <w:del w:id="9137" w:author="Claude (AI) - proposed" w:date="2026-10-15T20:14:29Z">
+            <w:del w:id="9137" w:author="Claude (AI) - proposed" w:date="2026-10-18T00:27:57Z">
               <w:r>
                 <w:rPr>
                   <w:rFonts w:ascii="Arial" w:cs="Arial" w:eastAsia="Arial" w:hAnsi="Arial"/>
@@ -24789,7 +24789,7 @@
                 <w:delText xml:space="preserve">by the same vector</w:delText>
               </w:r>
             </w:del>
-            <w:ins w:id="9138" w:author="Claude (AI) - proposed" w:date="2026-10-15T20:14:29Z">
+            <w:ins w:id="9138" w:author="Claude (AI) - proposed" w:date="2026-10-18T00:27:57Z">
               <w:r>
                 <w:rPr>
                   <w:rFonts w:ascii="Arial" w:cs="Arial" w:eastAsia="Arial" w:hAnsi="Arial"/>
@@ -24817,7 +24817,7 @@
               </w:rPr>
               <w:t xml:space="preserve">. This lesson directly answers the driving question by showing that the reason the two matatu drivers end at different destinations is that their journeys are described by different translation vectors, not merely different distances. The lesson also </w:t>
             </w:r>
-            <w:del w:id="9139" w:author="Claude (AI) - proposed" w:date="2026-10-15T20:14:29Z">
+            <w:del w:id="9139" w:author="Claude (AI) - proposed" w:date="2026-10-18T00:27:57Z">
               <w:r>
                 <w:rPr>
                   <w:rFonts w:ascii="Arial" w:cs="Arial" w:eastAsia="Arial" w:hAnsi="Arial"/>
@@ -24832,7 +24832,7 @@
                 <w:delText xml:space="preserve">bridges</w:delText>
               </w:r>
             </w:del>
-            <w:ins w:id="9140" w:author="Claude (AI) - proposed" w:date="2026-10-15T20:14:29Z">
+            <w:ins w:id="9140" w:author="Claude (AI) - proposed" w:date="2026-10-18T00:27:57Z">
               <w:r>
                 <w:rPr>
                   <w:rFonts w:ascii="Arial" w:cs="Arial" w:eastAsia="Arial" w:hAnsi="Arial"/>
@@ -24860,7 +24860,7 @@
               </w:rPr>
               <w:t xml:space="preserve"> Sub-Strand 2.8 Vectors with the earlier Sub-Strands 2.1</w:t>
             </w:r>
-            <w:del w:id="9141" w:author="Claude (AI) - proposed" w:date="2026-10-15T20:14:29Z">
+            <w:del w:id="9141" w:author="Claude (AI) - proposed" w:date="2026-10-18T00:27:57Z">
               <w:r>
                 <w:rPr>
                   <w:rFonts w:ascii="Arial" w:cs="Arial" w:eastAsia="Arial" w:hAnsi="Arial"/>
@@ -24875,7 +24875,7 @@
                 <w:delText xml:space="preserve">–</w:delText>
               </w:r>
             </w:del>
-            <w:ins w:id="9142" w:author="Claude (AI) - proposed" w:date="2026-10-15T20:14:29Z">
+            <w:ins w:id="9142" w:author="Claude (AI) - proposed" w:date="2026-10-18T00:27:57Z">
               <w:r>
                 <w:rPr>
                   <w:rFonts w:ascii="Arial" w:cs="Arial" w:eastAsia="Arial" w:hAnsi="Arial"/>
@@ -24903,7 +24903,7 @@
               </w:rPr>
               <w:t xml:space="preserve">2.3 </w:t>
             </w:r>
-            <w:del w:id="9143" w:author="Claude (AI) - proposed" w:date="2026-10-15T20:14:29Z">
+            <w:del w:id="9143" w:author="Claude (AI) - proposed" w:date="2026-10-18T00:27:57Z">
               <w:r>
                 <w:rPr>
                   <w:rFonts w:ascii="Arial" w:cs="Arial" w:eastAsia="Arial" w:hAnsi="Arial"/>
@@ -24918,7 +24918,7 @@
                 <w:delText xml:space="preserve">(Similarity, Reflection, Rotation) by positioning translation as the fourth rigid transformation, completing learners' geometric toolkit</w:delText>
               </w:r>
             </w:del>
-            <w:ins w:id="9144" w:author="Claude (AI) - proposed" w:date="2026-10-15T20:14:29Z">
+            <w:ins w:id="9144" w:author="Claude (AI) - proposed" w:date="2026-10-18T00:27:57Z">
               <w:r>
                 <w:rPr>
                   <w:rFonts w:ascii="Arial" w:cs="Arial" w:eastAsia="Arial" w:hAnsi="Arial"/>
@@ -25397,7 +25397,7 @@
             <w:pPr>
               <w:spacing w:after="20" w:before="0"/>
             </w:pPr>
-            <w:hyperlink w:history="1" r:id="rIdbc268n-qjnzqlyffeqwai">
+            <w:hyperlink w:history="1" r:id="rIdxbeztert1zoga9dww9uea">
               <w:r>
                 <w:rPr>
                   <w:rFonts w:ascii="Arial" w:cs="Arial" w:eastAsia="Arial" w:hAnsi="Arial"/>
@@ -25446,7 +25446,7 @@
               <w:spacing w:after="10" w:before="0"/>
               <w:ind w:left="120"/>
             </w:pPr>
-            <w:hyperlink w:history="1" r:id="rId2bgqfu62uk-a1xxuttmee">
+            <w:hyperlink w:history="1" r:id="rIdcrwopgc9r9h3kipr2lwue">
               <w:r>
                 <w:rPr>
                   <w:rFonts w:ascii="Arial" w:cs="Arial" w:eastAsia="Arial" w:hAnsi="Arial"/>
@@ -25491,7 +25491,7 @@
             <w:pPr>
               <w:spacing w:after="20" w:before="0"/>
             </w:pPr>
-            <w:hyperlink w:history="1" r:id="rId91gekd64hg0a4qvwzscbb">
+            <w:hyperlink w:history="1" r:id="rId9roh_-wb2n1du1ixhl2-d">
               <w:r>
                 <w:rPr>
                   <w:rFonts w:ascii="Arial" w:cs="Arial" w:eastAsia="Arial" w:hAnsi="Arial"/>
@@ -25524,7 +25524,7 @@
               <w:spacing w:after="10" w:before="0"/>
               <w:ind w:left="120"/>
             </w:pPr>
-            <w:hyperlink w:history="1" r:id="rIdzc_6d8wdgq-pfz78viiuu">
+            <w:hyperlink w:history="1" r:id="rId76byhr15_wfw_gtjtcnqw">
               <w:r>
                 <w:rPr>
                   <w:rFonts w:ascii="Arial" w:cs="Arial" w:eastAsia="Arial" w:hAnsi="Arial"/>
@@ -25668,7 +25668,7 @@
               </w:rPr>
               <w:t xml:space="preserve">Observable indicator: Can each learner independently write a column vector for a described journey?</w:t>
             </w:r>
-            <w:ins w:id="9145" w:author="Claude (AI) - proposed" w:date="2026-10-15T20:14:29Z">
+            <w:ins w:id="9145" w:author="Claude (AI) - proposed" w:date="2026-10-18T00:27:57Z">
               <w:r>
                 <w:rPr>
                   <w:rFonts w:ascii="Arial" w:cs="Arial" w:eastAsia="Arial" w:hAnsi="Arial"/>
@@ -25752,7 +25752,7 @@
             <w:pPr>
               <w:spacing w:after="20" w:before="0"/>
             </w:pPr>
-            <w:hyperlink w:history="1" r:id="rIdc5rofghsuvrrywwcekdgd">
+            <w:hyperlink w:history="1" r:id="rIdlccbk-0g-bg9s_e4od4gs">
               <w:r>
                 <w:rPr>
                   <w:rFonts w:ascii="Arial" w:cs="Arial" w:eastAsia="Arial" w:hAnsi="Arial"/>
@@ -25801,7 +25801,7 @@
               <w:spacing w:after="10" w:before="0"/>
               <w:ind w:left="120"/>
             </w:pPr>
-            <w:hyperlink w:history="1" r:id="rId3nkkzjrybqx5jcyt0swrp">
+            <w:hyperlink w:history="1" r:id="rIduxeiuajrjxks252vdecpr">
               <w:r>
                 <w:rPr>
                   <w:rFonts w:ascii="Arial" w:cs="Arial" w:eastAsia="Arial" w:hAnsi="Arial"/>
@@ -25846,7 +25846,7 @@
             <w:pPr>
               <w:spacing w:after="20" w:before="0"/>
             </w:pPr>
-            <w:hyperlink w:history="1" r:id="rIddbgrt66lvuxrvaufbi-it">
+            <w:hyperlink w:history="1" r:id="rIdgbo13caxapy3uur_ouoim">
               <w:r>
                 <w:rPr>
                   <w:rFonts w:ascii="Arial" w:cs="Arial" w:eastAsia="Arial" w:hAnsi="Arial"/>
@@ -25879,7 +25879,7 @@
               <w:spacing w:after="10" w:before="0"/>
               <w:ind w:left="120"/>
             </w:pPr>
-            <w:hyperlink w:history="1" r:id="rIdjo6xejb4mnl12miwuonaq">
+            <w:hyperlink w:history="1" r:id="rIdhxgfsujtrngrhb7zhp1tu">
               <w:r>
                 <w:rPr>
                   <w:rFonts w:ascii="Arial" w:cs="Arial" w:eastAsia="Arial" w:hAnsi="Arial"/>
@@ -26079,7 +26079,7 @@
             <w:pPr>
               <w:spacing w:after="20" w:before="0"/>
             </w:pPr>
-            <w:hyperlink w:history="1" r:id="rIdvmdlk8rplknvj_v5sezop">
+            <w:hyperlink w:history="1" r:id="rId2d_hgthmwqwmn089zco3p">
               <w:r>
                 <w:rPr>
                   <w:rFonts w:ascii="Arial" w:cs="Arial" w:eastAsia="Arial" w:hAnsi="Arial"/>
@@ -26128,7 +26128,7 @@
               <w:spacing w:after="10" w:before="0"/>
               <w:ind w:left="120"/>
             </w:pPr>
-            <w:hyperlink w:history="1" r:id="rIdrm81ssy8mgfvgbthlu5mo">
+            <w:hyperlink w:history="1" r:id="rIdpn1zevtmh9gp3bxwa_zs3">
               <w:r>
                 <w:rPr>
                   <w:rFonts w:ascii="Arial" w:cs="Arial" w:eastAsia="Arial" w:hAnsi="Arial"/>
@@ -26173,7 +26173,7 @@
             <w:pPr>
               <w:spacing w:after="20" w:before="0"/>
             </w:pPr>
-            <w:hyperlink w:history="1" r:id="rIdmhfqekfsirf8tolsjhvzj">
+            <w:hyperlink w:history="1" r:id="rIdgvnud9jbrtf78lfblaeqp">
               <w:r>
                 <w:rPr>
                   <w:rFonts w:ascii="Arial" w:cs="Arial" w:eastAsia="Arial" w:hAnsi="Arial"/>
@@ -26206,7 +26206,7 @@
               <w:spacing w:after="10" w:before="0"/>
               <w:ind w:left="120"/>
             </w:pPr>
-            <w:hyperlink w:history="1" r:id="rIdyyjwhqtik6vu651evzaqn">
+            <w:hyperlink w:history="1" r:id="rIdtyfjqr6weea2kbihcnt1c">
               <w:r>
                 <w:rPr>
                   <w:rFonts w:ascii="Arial" w:cs="Arial" w:eastAsia="Arial" w:hAnsi="Arial"/>
@@ -26251,7 +26251,7 @@
               </w:rPr>
               <w:t xml:space="preserve">Learners work in pairs on a structured task sheet with three parts. PART A (Forward Translation): Translate quadrilateral GITI (representing a githeri-shaped irregular quad — a playful Kenya food reference) with vertices G(0,0), I(2,0), T(2,3), I₂(0,3) by translation vector p = (−3 over 4). Plot object and image on a Cartesian plane, label all vertices, and draw translation arrows. PART B (Reverse-Engineering): An object triangle SUK (Sukuma Wiki triangle) with vertices S(−4,1), U(−2,1), K(−3,4) and its image S'(1,3), U'(3,3), K'(2,6) is given. Learners must determine the translation vector. PART C (Road-Arrow Context): A section of Ngong Road is shown as a grid. Three road arrows are drawn at different points, all pointing in the same direction. Learners express each arrow as a translation vector in column form and explain in one sentence </w:t>
             </w:r>
-            <w:del w:id="9146" w:author="Claude (AI) - proposed" w:date="2026-10-15T20:14:29Z">
+            <w:del w:id="9146" w:author="Claude (AI) - proposed" w:date="2026-10-18T00:27:57Z">
               <w:r>
                 <w:rPr>
                   <w:rFonts w:ascii="Arial" w:cs="Arial" w:eastAsia="Arial" w:hAnsi="Arial"/>
@@ -26266,7 +26266,7 @@
                 <w:delText xml:space="preserve">why</w:delText>
               </w:r>
             </w:del>
-            <w:ins w:id="9147" w:author="Claude (AI) - proposed" w:date="2026-10-15T20:14:29Z">
+            <w:ins w:id="9147" w:author="Claude (AI) - proposed" w:date="2026-10-18T00:27:57Z">
               <w:r>
                 <w:rPr>
                   <w:rFonts w:ascii="Arial" w:cs="Arial" w:eastAsia="Arial" w:hAnsi="Arial"/>
@@ -26294,7 +26294,7 @@
               </w:rPr>
               <w:t xml:space="preserve"> all three arrows </w:t>
             </w:r>
-            <w:del w:id="9148" w:author="Claude (AI) - proposed" w:date="2026-10-15T20:14:29Z">
+            <w:del w:id="9148" w:author="Claude (AI) - proposed" w:date="2026-10-18T00:27:57Z">
               <w:r>
                 <w:rPr>
                   <w:rFonts w:ascii="Arial" w:cs="Arial" w:eastAsia="Arial" w:hAnsi="Arial"/>
@@ -26309,7 +26309,7 @@
                 <w:delText xml:space="preserve">being equal vectors means any matatu following Ngong Road undergoes the same translation regardless of its starting position on that road</w:delText>
               </w:r>
             </w:del>
-            <w:ins w:id="9149" w:author="Claude (AI) - proposed" w:date="2026-10-15T20:14:29Z">
+            <w:ins w:id="9149" w:author="Claude (AI) - proposed" w:date="2026-10-18T00:27:57Z">
               <w:r>
                 <w:rPr>
                   <w:rFonts w:ascii="Arial" w:cs="Arial" w:eastAsia="Arial" w:hAnsi="Arial"/>
@@ -26370,7 +26370,7 @@
               </w:rPr>
               <w:t xml:space="preserve">Distribute task sheets and squared-paper books. Say: 'You have 18 minutes. Part A is forward — you apply the vector. Part B is backward — you find the vector. Part C connects it back to our matatu phenomenon. Work in your pairs.' During work time: (1) circulate to all pairs, spending no more than 90 seconds with any single pair; (2) if a pair is stuck on Part A negative x-component, prompt: 'Negative 3 in the x-component — which direction does that move you on the x-axis?'; (3) for Part B, if a learner subtracts in the wrong order, ask: 'You are trying to get FROM the object TO the image. So which point do you start with in your subtraction?'; (4) use a mini-whiteboard to record 2–3 interesting Part C responses anonymously for whole-class share. After 18 minutes, facilitate a 7-minute whole-class debrief. Ask: 'For Part B, what operation gave you the translation vector?' WAIT 10 seconds. Cold-call 3 pairs. Expect: 'Image minus object' or 'image position vector minus object position vector.' Write the formula on the board: t = position vector of image point − position vector of object point. </w:t>
             </w:r>
-            <w:ins w:id="9150" w:author="Claude (AI) - proposed" w:date="2026-10-15T20:14:29Z">
+            <w:ins w:id="9150" w:author="Claude (AI) - proposed" w:date="2026-10-18T00:27:57Z">
               <w:r>
                 <w:rPr>
                   <w:rFonts w:ascii="Arial" w:cs="Arial" w:eastAsia="Arial" w:hAnsi="Arial"/>
@@ -26464,7 +26464,7 @@
               </w:rPr>
               <w:t xml:space="preserve">Observable indicators: (1) Part A — image vertices correctly plotted with all arrows identical in direction and length; (2) Part B — translation vector correctly computed as (5 over 2) using subtraction of position vectors; (3) Part C — learner's written sentence explicitly uses the word 'vector' and references </w:t>
             </w:r>
-            <w:del w:id="9151" w:author="Claude (AI) - proposed" w:date="2026-10-15T20:14:29Z">
+            <w:del w:id="9151" w:author="Claude (AI) - proposed" w:date="2026-10-18T00:27:57Z">
               <w:r>
                 <w:rPr>
                   <w:rFonts w:ascii="Arial" w:cs="Arial" w:eastAsia="Arial" w:hAnsi="Arial"/>
@@ -26479,7 +26479,7 @@
                 <w:delText xml:space="preserve">both direction and magnitude</w:delText>
               </w:r>
             </w:del>
-            <w:ins w:id="9152" w:author="Claude (AI) - proposed" w:date="2026-10-15T20:14:29Z">
+            <w:ins w:id="9152" w:author="Claude (AI) - proposed" w:date="2026-10-18T00:27:57Z">
               <w:r>
                 <w:rPr>
                   <w:rFonts w:ascii="Arial" w:cs="Arial" w:eastAsia="Arial" w:hAnsi="Arial"/>
@@ -26563,7 +26563,7 @@
             <w:pPr>
               <w:spacing w:after="20" w:before="0"/>
             </w:pPr>
-            <w:hyperlink w:history="1" r:id="rIdrffetgibg9w6pgrpohjwe">
+            <w:hyperlink w:history="1" r:id="rId1we7d4pf7zco1mn7gccdd">
               <w:r>
                 <w:rPr>
                   <w:rFonts w:ascii="Arial" w:cs="Arial" w:eastAsia="Arial" w:hAnsi="Arial"/>
@@ -26612,7 +26612,7 @@
               <w:spacing w:after="10" w:before="0"/>
               <w:ind w:left="120"/>
             </w:pPr>
-            <w:hyperlink w:history="1" r:id="rIdwvzb3-ebhgjvfapx43xra">
+            <w:hyperlink w:history="1" r:id="rId3yg1v2z_jy_movy-pbpbn">
               <w:r>
                 <w:rPr>
                   <w:rFonts w:ascii="Arial" w:cs="Arial" w:eastAsia="Arial" w:hAnsi="Arial"/>
@@ -26657,7 +26657,7 @@
             <w:pPr>
               <w:spacing w:after="20" w:before="0"/>
             </w:pPr>
-            <w:hyperlink w:history="1" r:id="rId2dnhquy9elhxshdsw_4pg">
+            <w:hyperlink w:history="1" r:id="rIdglk6rdpfq4frzntxy3zz0">
               <w:r>
                 <w:rPr>
                   <w:rFonts w:ascii="Arial" w:cs="Arial" w:eastAsia="Arial" w:hAnsi="Arial"/>
@@ -26690,7 +26690,7 @@
               <w:spacing w:after="10" w:before="0"/>
               <w:ind w:left="120"/>
             </w:pPr>
-            <w:hyperlink w:history="1" r:id="rId0q8kzgc1kq3dvxdberzzk">
+            <w:hyperlink w:history="1" r:id="rId_mg0hfysv-wf9agf-4vh8">
               <w:r>
                 <w:rPr>
                   <w:rFonts w:ascii="Arial" w:cs="Arial" w:eastAsia="Arial" w:hAnsi="Arial"/>
@@ -26890,7 +26890,7 @@
             <w:pPr>
               <w:spacing w:after="20" w:before="0"/>
             </w:pPr>
-            <w:hyperlink w:history="1" r:id="rIdjn5bxdguxol5zyeu2158d">
+            <w:hyperlink w:history="1" r:id="rIdnirh-nneuiltu4jgk9hhc">
               <w:r>
                 <w:rPr>
                   <w:rFonts w:ascii="Arial" w:cs="Arial" w:eastAsia="Arial" w:hAnsi="Arial"/>
@@ -26939,7 +26939,7 @@
               <w:spacing w:after="10" w:before="0"/>
               <w:ind w:left="120"/>
             </w:pPr>
-            <w:hyperlink w:history="1" r:id="rIddzinodcp5uhv7ulmpj5db">
+            <w:hyperlink w:history="1" r:id="rIds0up_5wgpbd_yqyinkgyk">
               <w:r>
                 <w:rPr>
                   <w:rFonts w:ascii="Arial" w:cs="Arial" w:eastAsia="Arial" w:hAnsi="Arial"/>
@@ -26984,7 +26984,7 @@
             <w:pPr>
               <w:spacing w:after="20" w:before="0"/>
             </w:pPr>
-            <w:hyperlink w:history="1" r:id="rIdsws9eq6auo-bnbpb3czut">
+            <w:hyperlink w:history="1" r:id="rIdbbjvktpzde-ruxsfvn8fr">
               <w:r>
                 <w:rPr>
                   <w:rFonts w:ascii="Arial" w:cs="Arial" w:eastAsia="Arial" w:hAnsi="Arial"/>
@@ -27017,7 +27017,7 @@
               <w:spacing w:after="10" w:before="0"/>
               <w:ind w:left="120"/>
             </w:pPr>
-            <w:hyperlink w:history="1" r:id="rIdpohibo43uqmeyqejyf54n">
+            <w:hyperlink w:history="1" r:id="rIdx6opdgbrdeuutaluyvse7">
               <w:r>
                 <w:rPr>
                   <w:rFonts w:ascii="Arial" w:cs="Arial" w:eastAsia="Arial" w:hAnsi="Arial"/>
@@ -27062,7 +27062,7 @@
               </w:rPr>
               <w:t xml:space="preserve">Learners retrieve their cumulative geometric model — a personal diagram they have been building across Lessons 1–6 showing the Nairobi street grid, vectors, and their evolving understanding of the matatu phenomenon. Today they add a new layer: they draw a small Cartesian plane inset showing a triangle and its translated image connected by three identical translation vector arrows. They label this inset 'Translation = same vector applied to every point' and draw a connecting annotation arrow to the road-arrow section of their Nairobi map, writing: 'Road arrows on Tom Mboya Street </w:t>
             </w:r>
-            <w:del w:id="9153" w:author="Claude (AI) - proposed" w:date="2026-10-15T20:14:29Z">
+            <w:del w:id="9153" w:author="Claude (AI) - proposed" w:date="2026-10-18T00:27:57Z">
               <w:r>
                 <w:rPr>
                   <w:rFonts w:ascii="Arial" w:cs="Arial" w:eastAsia="Arial" w:hAnsi="Arial"/>
@@ -27077,7 +27077,7 @@
                 <w:delText xml:space="preserve">are translation vectors</w:delText>
               </w:r>
             </w:del>
-            <w:ins w:id="9154" w:author="Claude (AI) - proposed" w:date="2026-10-15T20:14:29Z">
+            <w:ins w:id="9154" w:author="Claude (AI) - proposed" w:date="2026-10-18T00:27:57Z">
               <w:r>
                 <w:rPr>
                   <w:rFonts w:ascii="Arial" w:cs="Arial" w:eastAsia="Arial" w:hAnsi="Arial"/>
@@ -27497,7 +27497,7 @@
               </w:rPr>
               <w:t xml:space="preserve">A translation moves every point of an object by the same translation vector, preserving shape and size but changing position. The translation vector can be found by subtracting the position vector of an object point from the position vector of its corresponding image point: t = image position vector − object position vector. Road directional arrows </w:t>
             </w:r>
-            <w:del w:id="9155" w:author="Claude (AI) - proposed" w:date="2026-10-15T20:14:29Z">
+            <w:del w:id="9155" w:author="Claude (AI) - proposed" w:date="2026-10-18T00:27:57Z">
               <w:r>
                 <w:rPr>
                   <w:rFonts w:ascii="Arial" w:cs="Arial" w:eastAsia="Arial" w:hAnsi="Arial"/>
@@ -27512,7 +27512,7 @@
                 <w:delText xml:space="preserve">are real-world examples of translation vectors applied uniformly to all road users</w:delText>
               </w:r>
             </w:del>
-            <w:ins w:id="9156" w:author="Claude (AI) - proposed" w:date="2026-10-15T20:14:29Z">
+            <w:ins w:id="9156" w:author="Claude (AI) - proposed" w:date="2026-10-18T00:27:57Z">
               <w:r>
                 <w:rPr>
                   <w:rFonts w:ascii="Arial" w:cs="Arial" w:eastAsia="Arial" w:hAnsi="Arial"/>
@@ -27628,7 +27628,7 @@
         </w:rPr>
         <w:t xml:space="preserve">© 2026 SeaVuria and ARES. Aligned with KICD objectives. Developed by SeaVuria; technical implementation by ARES (with AI assistance from Claude). Licensed under </w:t>
       </w:r>
-      <w:hyperlink w:history="1" r:id="rIdhgifbxmfq08cswgsuuhmf">
+      <w:hyperlink w:history="1" r:id="rId4oau-ufpl9jvhdz2jbzwa">
         <w:r>
           <w:rPr>
             <w:rFonts w:ascii="Arial" w:cs="Arial" w:eastAsia="Arial" w:hAnsi="Arial"/>
@@ -27649,7 +27649,7 @@
         </w:rPr>
         <w:t xml:space="preserve"> (</w:t>
       </w:r>
-      <w:hyperlink w:history="1" r:id="rId-jb7fx_crkt0htxp3m3vv">
+      <w:hyperlink w:history="1" r:id="rIdwtskvjfvhnryjaufkef7n">
         <w:r>
           <w:rPr>
             <w:rFonts w:ascii="Arial" w:cs="Arial" w:eastAsia="Arial" w:hAnsi="Arial"/>
@@ -28401,7 +28401,7 @@
               </w:rPr>
               <w:t xml:space="preserve">In this 80-minute capstone lesson</w:t>
             </w:r>
-            <w:ins w:id="9157" w:author="Claude (AI) - proposed" w:date="2026-10-15T20:14:29Z">
+            <w:ins w:id="9157" w:author="Claude (AI) - proposed" w:date="2026-10-18T00:27:57Z">
               <w:r>
                 <w:rPr>
                   <w:rFonts w:ascii="Arial" w:cs="Arial" w:eastAsia="Arial" w:hAnsi="Arial"/>
@@ -28717,7 +28717,7 @@
             <w:pPr>
               <w:spacing w:after="20" w:before="0"/>
             </w:pPr>
-            <w:hyperlink w:history="1" r:id="rIdubmf13hgnl-cu2cdqqqwt">
+            <w:hyperlink w:history="1" r:id="rIdhrjdxqqqtcegavy2h7agd">
               <w:r>
                 <w:rPr>
                   <w:rFonts w:ascii="Arial" w:cs="Arial" w:eastAsia="Arial" w:hAnsi="Arial"/>
@@ -28750,7 +28750,7 @@
               <w:spacing w:after="10" w:before="0"/>
               <w:ind w:left="120"/>
             </w:pPr>
-            <w:hyperlink w:history="1" r:id="rIdul_ss-ux8ubzenqhsx2_n">
+            <w:hyperlink w:history="1" r:id="rIdi5d9jcdrfkwjacy8exbll">
               <w:r>
                 <w:rPr>
                   <w:rFonts w:ascii="Arial" w:cs="Arial" w:eastAsia="Arial" w:hAnsi="Arial"/>
@@ -28795,7 +28795,7 @@
             <w:pPr>
               <w:spacing w:after="20" w:before="0"/>
             </w:pPr>
-            <w:hyperlink w:history="1" r:id="rId8gr0tpnylfpiv3hgwl-fl">
+            <w:hyperlink w:history="1" r:id="rIdjlntpwmsfgenj-xsfoagp">
               <w:r>
                 <w:rPr>
                   <w:rFonts w:ascii="Arial" w:cs="Arial" w:eastAsia="Arial" w:hAnsi="Arial"/>
@@ -28828,7 +28828,7 @@
               <w:spacing w:after="10" w:before="0"/>
               <w:ind w:left="120"/>
             </w:pPr>
-            <w:hyperlink w:history="1" r:id="rIdbshseyxni283y-x_dpiz1">
+            <w:hyperlink w:history="1" r:id="rIddrpgmr03wmpskn-i9ejri">
               <w:r>
                 <w:rPr>
                   <w:rFonts w:ascii="Arial" w:cs="Arial" w:eastAsia="Arial" w:hAnsi="Arial"/>
@@ -29028,7 +29028,7 @@
             <w:pPr>
               <w:spacing w:after="20" w:before="0"/>
             </w:pPr>
-            <w:hyperlink w:history="1" r:id="rIdh214cgbovyvk_3nmf6a02">
+            <w:hyperlink w:history="1" r:id="rId02y2ubfe-frrikkq50buk">
               <w:r>
                 <w:rPr>
                   <w:rFonts w:ascii="Arial" w:cs="Arial" w:eastAsia="Arial" w:hAnsi="Arial"/>
@@ -29061,7 +29061,7 @@
               <w:spacing w:after="10" w:before="0"/>
               <w:ind w:left="120"/>
             </w:pPr>
-            <w:hyperlink w:history="1" r:id="rIdysqwhnxqqfuonxc0v9pdz">
+            <w:hyperlink w:history="1" r:id="rIdfktaf153audgemsax5947">
               <w:r>
                 <w:rPr>
                   <w:rFonts w:ascii="Arial" w:cs="Arial" w:eastAsia="Arial" w:hAnsi="Arial"/>
@@ -29106,7 +29106,7 @@
             <w:pPr>
               <w:spacing w:after="20" w:before="0"/>
             </w:pPr>
-            <w:hyperlink w:history="1" r:id="rIdmoci8qo6qdyupsfmjjext">
+            <w:hyperlink w:history="1" r:id="rIdi74elduqn1ihx7eduxqxa">
               <w:r>
                 <w:rPr>
                   <w:rFonts w:ascii="Arial" w:cs="Arial" w:eastAsia="Arial" w:hAnsi="Arial"/>
@@ -29139,7 +29139,7 @@
               <w:spacing w:after="10" w:before="0"/>
               <w:ind w:left="120"/>
             </w:pPr>
-            <w:hyperlink w:history="1" r:id="rIdwylufidot2r_kscuxjyxr">
+            <w:hyperlink w:history="1" r:id="rIdcvojfg6ccnv_huqhrrfgh">
               <w:r>
                 <w:rPr>
                   <w:rFonts w:ascii="Arial" w:cs="Arial" w:eastAsia="Arial" w:hAnsi="Arial"/>
@@ -29339,7 +29339,7 @@
             <w:pPr>
               <w:spacing w:after="20" w:before="0"/>
             </w:pPr>
-            <w:hyperlink w:history="1" r:id="rIdlidy1fl7es2max9v6fame">
+            <w:hyperlink w:history="1" r:id="rIdrhfn8jrz2k8awhobquc88">
               <w:r>
                 <w:rPr>
                   <w:rFonts w:ascii="Arial" w:cs="Arial" w:eastAsia="Arial" w:hAnsi="Arial"/>
@@ -29372,7 +29372,7 @@
               <w:spacing w:after="10" w:before="0"/>
               <w:ind w:left="120"/>
             </w:pPr>
-            <w:hyperlink w:history="1" r:id="rIdrklvrufbsh8lbsdklprt6">
+            <w:hyperlink w:history="1" r:id="rId7gvijnnawto21_vusev3v">
               <w:r>
                 <w:rPr>
                   <w:rFonts w:ascii="Arial" w:cs="Arial" w:eastAsia="Arial" w:hAnsi="Arial"/>
@@ -29417,7 +29417,7 @@
             <w:pPr>
               <w:spacing w:after="20" w:before="0"/>
             </w:pPr>
-            <w:hyperlink w:history="1" r:id="rIdatsej71kj-61h3heburha">
+            <w:hyperlink w:history="1" r:id="rId2maucbtyfucko4v24dhpa">
               <w:r>
                 <w:rPr>
                   <w:rFonts w:ascii="Arial" w:cs="Arial" w:eastAsia="Arial" w:hAnsi="Arial"/>
@@ -29450,7 +29450,7 @@
               <w:spacing w:after="10" w:before="0"/>
               <w:ind w:left="120"/>
             </w:pPr>
-            <w:hyperlink w:history="1" r:id="rIdsovpt1mapsoz37aw6vjjh">
+            <w:hyperlink w:history="1" r:id="rIdalymf4nfryl8xyocbcail">
               <w:r>
                 <w:rPr>
                   <w:rFonts w:ascii="Arial" w:cs="Arial" w:eastAsia="Arial" w:hAnsi="Arial"/>
@@ -29495,7 +29495,7 @@
               </w:rPr>
               <w:t xml:space="preserve">Each group now works through the five mathematical tasks on their Task Card, recording all working on a large sheet of manila paper (for gallery display): Task 1 — Write each leg as a column vector. Task 2 — Add the three column vectors to find the resultant displacement vector. Task 3 — Find the magnitude of the resultant displacement vector (to 2 decimal places). Task 4 — Given that the start point </w:t>
             </w:r>
-            <w:ins w:id="9158" w:author="Claude (AI) - proposed" w:date="2026-10-15T20:14:29Z">
+            <w:ins w:id="9158" w:author="Claude (AI) - proposed" w:date="2026-10-18T00:27:57Z">
               <w:r>
                 <w:rPr>
                   <w:rFonts w:ascii="Arial" w:cs="Arial" w:eastAsia="Arial" w:hAnsi="Arial"/>
@@ -29523,7 +29523,7 @@
               </w:rPr>
               <w:t xml:space="preserve">has position vector</w:t>
             </w:r>
-            <w:ins w:id="9159" w:author="Claude (AI) - proposed" w:date="2026-10-15T20:14:29Z">
+            <w:ins w:id="9159" w:author="Claude (AI) - proposed" w:date="2026-10-18T00:27:57Z">
               <w:r>
                 <w:rPr>
                   <w:rFonts w:ascii="Arial" w:cs="Arial" w:eastAsia="Arial" w:hAnsi="Arial"/>
@@ -29551,7 +29551,7 @@
               </w:rPr>
               <w:t xml:space="preserve"> relative to a fixed origin O at the bottom-left of the grid, find the position vector of the endpoint and hence determine the midpoint of the journey (start to finish). Task 5 — State the translation vector that maps the start point to the endpoint and explain in one sentence what this vector tells a matatu driver. After completing calculations, each group writes a 'Vector Story' of three sentences summarising the journey using correct mathematical language. Groups then do </w:t>
             </w:r>
-            <w:del w:id="9160" w:author="Claude (AI) - proposed" w:date="2026-10-15T20:14:29Z">
+            <w:del w:id="9160" w:author="Claude (AI) - proposed" w:date="2026-10-18T00:27:57Z">
               <w:r>
                 <w:rPr>
                   <w:rFonts w:ascii="Arial" w:cs="Arial" w:eastAsia="Arial" w:hAnsi="Arial"/>
@@ -29566,7 +29566,7 @@
                 <w:delText xml:space="preserve">a 10</w:delText>
               </w:r>
             </w:del>
-            <w:ins w:id="9161" w:author="Claude (AI) - proposed" w:date="2026-10-15T20:14:29Z">
+            <w:ins w:id="9161" w:author="Claude (AI) - proposed" w:date="2026-10-18T00:27:57Z">
               <w:r>
                 <w:rPr>
                   <w:rFonts w:ascii="Arial" w:cs="Arial" w:eastAsia="Arial" w:hAnsi="Arial"/>
@@ -29627,7 +29627,7 @@
               </w:rPr>
               <w:t xml:space="preserve">Distribute large manila paper and markers. Say: 'All working must be visible on the manila paper — not just answers. A mathematician shows their reasoning, not just their result.' Set a 20-minute timer for the five tasks. Circulate using targeted questioning: For Task 1: 'How do you write 3 km East and 4 km North as a single column vector? What is the sign convention you are using?' Wait 12 seconds. For Task 2: 'When you add these column vectors, what does the result represent geographically? Point to it on the map.' Wait 12 seconds. For Task 3: 'Which theorem connects the two components of a vector to its magnitude? Why does that theorem apply here?' Wait 10 seconds. For Task 4: 'What is the formula for the midpoint vector? What does that point represent on your Nakuru map?' For Task 5: 'If I told a boda-boda rider only the magnitude of the resultant — would they know where to go? What is missing?' After 20 minutes, initiate the Gallery Walk. Say: 'Group members 1 and 2 stay at your poster; members 3 and 4 rotate clockwise. You have </w:t>
             </w:r>
-            <w:del w:id="9162" w:author="Claude (AI) - proposed" w:date="2026-10-15T20:14:29Z">
+            <w:del w:id="9162" w:author="Claude (AI) - proposed" w:date="2026-10-18T00:27:57Z">
               <w:r>
                 <w:rPr>
                   <w:rFonts w:ascii="Arial" w:cs="Arial" w:eastAsia="Arial" w:hAnsi="Arial"/>
@@ -29642,7 +29642,7 @@
                 <w:delText xml:space="preserve">4</w:delText>
               </w:r>
             </w:del>
-            <w:ins w:id="9163" w:author="Claude (AI) - proposed" w:date="2026-10-15T20:14:29Z">
+            <w:ins w:id="9163" w:author="Claude (AI) - proposed" w:date="2026-10-18T00:27:57Z">
               <w:r>
                 <w:rPr>
                   <w:rFonts w:ascii="Arial" w:cs="Arial" w:eastAsia="Arial" w:hAnsi="Arial"/>
@@ -29670,7 +29670,7 @@
               </w:rPr>
               <w:t xml:space="preserve"> minutes at each </w:t>
             </w:r>
-            <w:del w:id="9164" w:author="Claude (AI) - proposed" w:date="2026-10-15T20:14:29Z">
+            <w:del w:id="9164" w:author="Claude (AI) - proposed" w:date="2026-10-18T00:27:57Z">
               <w:r>
                 <w:rPr>
                   <w:rFonts w:ascii="Arial" w:cs="Arial" w:eastAsia="Arial" w:hAnsi="Arial"/>
@@ -29685,7 +29685,7 @@
                 <w:delText xml:space="preserve">poster</w:delText>
               </w:r>
             </w:del>
-            <w:ins w:id="9165" w:author="Claude (AI) - proposed" w:date="2026-10-15T20:14:29Z">
+            <w:ins w:id="9165" w:author="Claude (AI) - proposed" w:date="2026-10-18T00:27:57Z">
               <w:r>
                 <w:rPr>
                   <w:rFonts w:ascii="Arial" w:cs="Arial" w:eastAsia="Arial" w:hAnsi="Arial"/>
@@ -29779,7 +29779,7 @@
               </w:rPr>
               <w:t xml:space="preserve">Observable indicators: (1) Column vectors are written with correct bracket notation and correct signs for direction. (2) Resultant vector is obtained by adding corresponding components (not magnitudes). (3) Magnitude is computed as √(Δx² + Δy²). (4) Midpoint vector is computed as ½(position vector of start + position vector of end). (5) Translation vector equals the resultant displacement vector. Teacher uses a 3-point checklist (correct notation / correct operation / correct interpretation) on a clipboard to mark each group's poster during the gallery walk. Any group scoring 1/3 on notation receives a 2-minute teacher conference before Phase 4.</w:t>
             </w:r>
-            <w:ins w:id="9166" w:author="Claude (AI) - proposed" w:date="2026-10-15T20:14:29Z">
+            <w:ins w:id="9166" w:author="Claude (AI) - proposed" w:date="2026-10-18T00:27:57Z">
               <w:r>
                 <w:rPr>
                   <w:rFonts w:ascii="Arial" w:cs="Arial" w:eastAsia="Arial" w:hAnsi="Arial"/>
@@ -29850,7 +29850,7 @@
             <w:pPr>
               <w:spacing w:after="20" w:before="0"/>
             </w:pPr>
-            <w:hyperlink w:history="1" r:id="rIdinbriwtzkuaqwk3et4wjc">
+            <w:hyperlink w:history="1" r:id="rIdcdcs9fikkn7booa_5a9qm">
               <w:r>
                 <w:rPr>
                   <w:rFonts w:ascii="Arial" w:cs="Arial" w:eastAsia="Arial" w:hAnsi="Arial"/>
@@ -29883,7 +29883,7 @@
               <w:spacing w:after="10" w:before="0"/>
               <w:ind w:left="120"/>
             </w:pPr>
-            <w:hyperlink w:history="1" r:id="rIdc1pqeudafnphzpa-i_gq_">
+            <w:hyperlink w:history="1" r:id="rId8tt68kocfz4bdkqwxbrki">
               <w:r>
                 <w:rPr>
                   <w:rFonts w:ascii="Arial" w:cs="Arial" w:eastAsia="Arial" w:hAnsi="Arial"/>
@@ -29928,7 +29928,7 @@
             <w:pPr>
               <w:spacing w:after="20" w:before="0"/>
             </w:pPr>
-            <w:hyperlink w:history="1" r:id="rIdyjpaetls3fgqywn6r9-8m">
+            <w:hyperlink w:history="1" r:id="rIdrrmedp-b3fvsdhhhefmw4">
               <w:r>
                 <w:rPr>
                   <w:rFonts w:ascii="Arial" w:cs="Arial" w:eastAsia="Arial" w:hAnsi="Arial"/>
@@ -29961,7 +29961,7 @@
               <w:spacing w:after="10" w:before="0"/>
               <w:ind w:left="120"/>
             </w:pPr>
-            <w:hyperlink w:history="1" r:id="rIdtimwl-mq3ichi7ydczkrx">
+            <w:hyperlink w:history="1" r:id="rIdxaow6swu8w4y1yyvz_b4p">
               <w:r>
                 <w:rPr>
                   <w:rFonts w:ascii="Arial" w:cs="Arial" w:eastAsia="Arial" w:hAnsi="Arial"/>
@@ -30039,7 +30039,7 @@
               </w:rPr>
               <w:t xml:space="preserve">Re-project or physically point to the full DQB. Say: 'Look at every question we have asked since Lesson 1. Some of these questions puzzled us. Some we answered along the way. Today, we answer the big one — together and individually.' Give 2 minutes of silent reading of the DQB. Then say: 'Now — in your exercise book — write your Final DQB Answer. This is your personal proof that you understand vectors. It must be in your own words. You have </w:t>
             </w:r>
-            <w:del w:id="9167" w:author="Claude (AI) - proposed" w:date="2026-10-15T20:14:29Z">
+            <w:del w:id="9167" w:author="Claude (AI) - proposed" w:date="2026-10-18T00:27:57Z">
               <w:r>
                 <w:rPr>
                   <w:rFonts w:ascii="Arial" w:cs="Arial" w:eastAsia="Arial" w:hAnsi="Arial"/>
@@ -30054,7 +30054,7 @@
                 <w:delText xml:space="preserve">12</w:delText>
               </w:r>
             </w:del>
-            <w:ins w:id="9168" w:author="Claude (AI) - proposed" w:date="2026-10-15T20:14:29Z">
+            <w:ins w:id="9168" w:author="Claude (AI) - proposed" w:date="2026-10-18T00:27:57Z">
               <w:r>
                 <w:rPr>
                   <w:rFonts w:ascii="Arial" w:cs="Arial" w:eastAsia="Arial" w:hAnsi="Arial"/>
@@ -30204,7 +30204,7 @@
             <w:pPr>
               <w:spacing w:after="20" w:before="0"/>
             </w:pPr>
-            <w:hyperlink w:history="1" r:id="rIdkqdz7sjmavmlaspgids6l">
+            <w:hyperlink w:history="1" r:id="rId3a_83fc3ziga6j5elpphc">
               <w:r>
                 <w:rPr>
                   <w:rFonts w:ascii="Arial" w:cs="Arial" w:eastAsia="Arial" w:hAnsi="Arial"/>
@@ -30253,7 +30253,7 @@
               <w:spacing w:after="10" w:before="0"/>
               <w:ind w:left="120"/>
             </w:pPr>
-            <w:hyperlink w:history="1" r:id="rIdk0fmylhmjmqoza5ddlohl">
+            <w:hyperlink w:history="1" r:id="rId4ibzinduyh_0aduknttrq">
               <w:r>
                 <w:rPr>
                   <w:rFonts w:ascii="Arial" w:cs="Arial" w:eastAsia="Arial" w:hAnsi="Arial"/>
@@ -30298,7 +30298,7 @@
             <w:pPr>
               <w:spacing w:after="20" w:before="0"/>
             </w:pPr>
-            <w:hyperlink w:history="1" r:id="rIdqnxxewonhlrnnisvkl9s1">
+            <w:hyperlink w:history="1" r:id="rIdwfdpzsnou6ust1axqufk5">
               <w:r>
                 <w:rPr>
                   <w:rFonts w:ascii="Arial" w:cs="Arial" w:eastAsia="Arial" w:hAnsi="Arial"/>
@@ -30347,7 +30347,7 @@
               <w:spacing w:after="10" w:before="0"/>
               <w:ind w:left="120"/>
             </w:pPr>
-            <w:hyperlink w:history="1" r:id="rIdisnvcokkdnzoamao0larg">
+            <w:hyperlink w:history="1" r:id="rIdpqnqsp14gi8q11lbf0t4u">
               <w:r>
                 <w:rPr>
                   <w:rFonts w:ascii="Arial" w:cs="Arial" w:eastAsia="Arial" w:hAnsi="Arial"/>
@@ -30425,7 +30425,7 @@
               </w:rPr>
               <w:t xml:space="preserve">Say: 'Turn to your very first lesson in this unit. Find the model or drawing you made on Day 1 about how to describe the matatu journey. You have 1 minute to find it.' Allow 1 minute. Then: 'Now draw your Final Model on the next blank page. Use everything you know. Show column vectors, resultant, translation. You have </w:t>
             </w:r>
-            <w:del w:id="9169" w:author="Claude (AI) - proposed" w:date="2026-10-15T20:14:29Z">
+            <w:del w:id="9169" w:author="Claude (AI) - proposed" w:date="2026-10-18T00:27:57Z">
               <w:r>
                 <w:rPr>
                   <w:rFonts w:ascii="Arial" w:cs="Arial" w:eastAsia="Arial" w:hAnsi="Arial"/>
@@ -30440,7 +30440,7 @@
                 <w:delText xml:space="preserve">8</w:delText>
               </w:r>
             </w:del>
-            <w:ins w:id="9170" w:author="Claude (AI) - proposed" w:date="2026-10-15T20:14:29Z">
+            <w:ins w:id="9170" w:author="Claude (AI) - proposed" w:date="2026-10-18T00:27:57Z">
               <w:r>
                 <w:rPr>
                   <w:rFonts w:ascii="Arial" w:cs="Arial" w:eastAsia="Arial" w:hAnsi="Arial"/>
@@ -30629,7 +30629,7 @@
               </w:rPr>
               <w:t xml:space="preserve">After the lesson, reflect on the following: (1) DQB Final Answers — Did learners' written answers demonstrate a complete and accurate resolution of the driving question, or did any answers still conflate distance with displacement? Collect and score all exercise books using the 6-point checklist before the next lesson. (2) Group Task Performance — Which groups struggled most with Task 3 (magnitude) or Task 4 (midpoint position vector)? These are the two most computationally demanding tasks and may require a short consolidation class activity in the first available lesson of the next sub-strand period. (3) Model Comparison Quality — Did the majority of final models include all five required elements? If column vector notation was absent or incorrect in more than 30% of final models, plan a 10-minute warm-up activity at the start of the next Mathematics lesson to revisit notation conventions. (4) Equity of Voice — Were learners who struggled earlier in the unit (identified in Lessons 2–5) able to contribute meaningfully to both the group task and the DQB final answer? If not, consider a differentiated consolidation worksheet with scaffolded column vector tasks set in familiar Kenyan food market contexts (e.g., a vendor walking between stalls at Gikomba Market). (5) SUGGESTED CLASS ACTIVITY (to assign as consolidation or homework): 'A farmer in Kericho walks from her tea farm to the cooperative collection point. She walks 6 km East then 8 km North. (a) Express her journey as a column vector. (b) Find the magnitude of her displacement. (c) Find the midpoint of her displacement vector if her start position vector from the cooperative office is (2, 1). (d) What translation vector maps the start point to the collection point? (e) Would knowing only that she </w:t>
             </w:r>
-            <w:del w:id="9171" w:author="Claude (AI) - proposed" w:date="2026-10-15T20:14:29Z">
+            <w:del w:id="9171" w:author="Claude (AI) - proposed" w:date="2026-10-18T00:27:57Z">
               <w:r>
                 <w:rPr>
                   <w:rFonts w:ascii="Arial" w:cs="Arial" w:eastAsia="Arial" w:hAnsi="Arial"/>
@@ -30644,7 +30644,7 @@
                 <w:delText xml:space="preserve">walked 10 km</w:delText>
               </w:r>
             </w:del>
-            <w:ins w:id="9172" w:author="Claude (AI) - proposed" w:date="2026-10-15T20:14:29Z">
+            <w:ins w:id="9172" w:author="Claude (AI) - proposed" w:date="2026-10-18T00:27:57Z">
               <w:r>
                 <w:rPr>
                   <w:rFonts w:ascii="Arial" w:cs="Arial" w:eastAsia="Arial" w:hAnsi="Arial"/>
@@ -30672,7 +30672,7 @@
               </w:rPr>
               <w:t xml:space="preserve"> tell us where she </w:t>
             </w:r>
-            <w:del w:id="9173" w:author="Claude (AI) - proposed" w:date="2026-10-15T20:14:29Z">
+            <w:del w:id="9173" w:author="Claude (AI) - proposed" w:date="2026-10-18T00:27:57Z">
               <w:r>
                 <w:rPr>
                   <w:rFonts w:ascii="Arial" w:cs="Arial" w:eastAsia="Arial" w:hAnsi="Arial"/>
@@ -30687,7 +30687,7 @@
                 <w:delText xml:space="preserve">ended up</w:delText>
               </w:r>
             </w:del>
-            <w:ins w:id="9174" w:author="Claude (AI) - proposed" w:date="2026-10-15T20:14:29Z">
+            <w:ins w:id="9174" w:author="Claude (AI) - proposed" w:date="2026-10-18T00:27:57Z">
               <w:r>
                 <w:rPr>
                   <w:rFonts w:ascii="Arial" w:cs="Arial" w:eastAsia="Arial" w:hAnsi="Arial"/>
@@ -30715,7 +30715,7 @@
               </w:rPr>
               <w:t xml:space="preserve">? Explain using the terms scalar and vector.'</w:t>
             </w:r>
-            <w:ins w:id="9175" w:author="Claude (AI) - proposed" w:date="2026-10-15T20:14:29Z">
+            <w:ins w:id="9175" w:author="Claude (AI) - proposed" w:date="2026-10-18T00:27:57Z">
               <w:r>
                 <w:rPr>
                   <w:rFonts w:ascii="Arial" w:cs="Arial" w:eastAsia="Arial" w:hAnsi="Arial"/>
@@ -31029,7 +31029,7 @@
         </w:rPr>
         <w:t xml:space="preserve">© 2026 SeaVuria and ARES. Aligned with KICD objectives. Developed by SeaVuria; technical implementation by ARES (with AI assistance from Claude). Licensed under </w:t>
       </w:r>
-      <w:hyperlink w:history="1" r:id="rIdibmawz2qhuwvtrz5ofwgq">
+      <w:hyperlink w:history="1" r:id="rIdla04ryqcms-whhtmldwym">
         <w:r>
           <w:rPr>
             <w:rFonts w:ascii="Arial" w:cs="Arial" w:eastAsia="Arial" w:hAnsi="Arial"/>
@@ -31050,7 +31050,7 @@
         </w:rPr>
         <w:t xml:space="preserve"> (</w:t>
       </w:r>
-      <w:hyperlink w:history="1" r:id="rIdmxtz8ukf4txu4zd9k7lsq">
+      <w:hyperlink w:history="1" r:id="rId0zwxjpfj6bii07dfgvk4m">
         <w:r>
           <w:rPr>
             <w:rFonts w:ascii="Arial" w:cs="Arial" w:eastAsia="Arial" w:hAnsi="Arial"/>
